--- a/聚乙烯补口粘接检测全套软件系统开发总结报告.docx
+++ b/聚乙烯补口粘接检测全套软件系统开发总结报告.docx
@@ -284,8 +284,6 @@
           <w:t>六、系统集成与数据流</w:t>
         </w:r>
       </w:hyperlink>
-      <w:bookmarkStart w:id="0" w:name="_GoBack"/>
-      <w:bookmarkEnd w:id="0"/>
     </w:p>
     <w:p>
       <w:pPr>
@@ -395,13 +393,7 @@
         <w:rPr>
           <w:color w:val="000000"/>
         </w:rPr>
-        <w:t>1</w:t>
-      </w:r>
-      <w:r>
-        <w:rPr>
-          <w:color w:val="000000"/>
-        </w:rPr>
-        <w:t xml:space="preserve">.1 </w:t>
+        <w:t xml:space="preserve">1.1 </w:t>
       </w:r>
       <w:r>
         <w:rPr>
@@ -625,14 +617,7 @@
                 <w:rFonts w:ascii="PingFang SC" w:eastAsia="PingFang SC" w:hAnsi="PingFang SC" w:cs="PingFang SC"/>
                 <w:color w:val="000000"/>
               </w:rPr>
-              <w:t xml:space="preserve">227.90 </w:t>
-            </w:r>
-            <w:r>
-              <w:rPr>
-                <w:rFonts w:ascii="PingFang SC" w:eastAsia="PingFang SC" w:hAnsi="PingFang SC" w:cs="PingFang SC"/>
-                <w:color w:val="000000"/>
-              </w:rPr>
-              <w:t>万元</w:t>
+              <w:t>227.90 万元</w:t>
             </w:r>
           </w:p>
         </w:tc>
@@ -694,49 +679,7 @@
                 <w:rFonts w:ascii="PingFang SC" w:eastAsia="PingFang SC" w:hAnsi="PingFang SC" w:cs="PingFang SC"/>
                 <w:color w:val="000000"/>
               </w:rPr>
-              <w:t>合同签订之日至</w:t>
-            </w:r>
-            <w:r>
-              <w:rPr>
-                <w:rFonts w:ascii="PingFang SC" w:eastAsia="PingFang SC" w:hAnsi="PingFang SC" w:cs="PingFang SC"/>
-                <w:color w:val="000000"/>
-              </w:rPr>
-              <w:t xml:space="preserve"> 2026 </w:t>
-            </w:r>
-            <w:r>
-              <w:rPr>
-                <w:rFonts w:ascii="PingFang SC" w:eastAsia="PingFang SC" w:hAnsi="PingFang SC" w:cs="PingFang SC"/>
-                <w:color w:val="000000"/>
-              </w:rPr>
-              <w:t>年</w:t>
-            </w:r>
-            <w:r>
-              <w:rPr>
-                <w:rFonts w:ascii="PingFang SC" w:eastAsia="PingFang SC" w:hAnsi="PingFang SC" w:cs="PingFang SC"/>
-                <w:color w:val="000000"/>
-              </w:rPr>
-              <w:t xml:space="preserve"> 3 </w:t>
-            </w:r>
-            <w:r>
-              <w:rPr>
-                <w:rFonts w:ascii="PingFang SC" w:eastAsia="PingFang SC" w:hAnsi="PingFang SC" w:cs="PingFang SC"/>
-                <w:color w:val="000000"/>
-              </w:rPr>
-              <w:t>月</w:t>
-            </w:r>
-            <w:r>
-              <w:rPr>
-                <w:rFonts w:ascii="PingFang SC" w:eastAsia="PingFang SC" w:hAnsi="PingFang SC" w:cs="PingFang SC"/>
-                <w:color w:val="000000"/>
-              </w:rPr>
-              <w:t xml:space="preserve"> 31 </w:t>
-            </w:r>
-            <w:r>
-              <w:rPr>
-                <w:rFonts w:ascii="PingFang SC" w:eastAsia="PingFang SC" w:hAnsi="PingFang SC" w:cs="PingFang SC"/>
-                <w:color w:val="000000"/>
-              </w:rPr>
-              <w:t>日</w:t>
+              <w:t>合同签订之日至 2026 年 3 月 31 日</w:t>
             </w:r>
           </w:p>
         </w:tc>
@@ -798,70 +741,7 @@
                 <w:rFonts w:ascii="PingFang SC" w:eastAsia="PingFang SC" w:hAnsi="PingFang SC" w:cs="PingFang SC"/>
                 <w:color w:val="000000"/>
               </w:rPr>
-              <w:t xml:space="preserve">60 </w:t>
-            </w:r>
-            <w:r>
-              <w:rPr>
-                <w:rFonts w:ascii="PingFang SC" w:eastAsia="PingFang SC" w:hAnsi="PingFang SC" w:cs="PingFang SC"/>
-                <w:color w:val="000000"/>
-              </w:rPr>
-              <w:t>件（管道</w:t>
-            </w:r>
-            <w:r>
-              <w:rPr>
-                <w:rFonts w:ascii="PingFang SC" w:eastAsia="PingFang SC" w:hAnsi="PingFang SC" w:cs="PingFang SC"/>
-                <w:color w:val="000000"/>
-              </w:rPr>
-              <w:t xml:space="preserve"> 5 </w:t>
-            </w:r>
-            <w:r>
-              <w:rPr>
-                <w:rFonts w:ascii="PingFang SC" w:eastAsia="PingFang SC" w:hAnsi="PingFang SC" w:cs="PingFang SC"/>
-                <w:color w:val="000000"/>
-              </w:rPr>
-              <w:t>套</w:t>
-            </w:r>
-            <w:r>
-              <w:rPr>
-                <w:rFonts w:ascii="PingFang SC" w:eastAsia="PingFang SC" w:hAnsi="PingFang SC" w:cs="PingFang SC"/>
-                <w:color w:val="000000"/>
-              </w:rPr>
-              <w:t xml:space="preserve"> + </w:t>
-            </w:r>
-            <w:r>
-              <w:rPr>
-                <w:rFonts w:ascii="PingFang SC" w:eastAsia="PingFang SC" w:hAnsi="PingFang SC" w:cs="PingFang SC"/>
-                <w:color w:val="000000"/>
-              </w:rPr>
-              <w:t>板型</w:t>
-            </w:r>
-            <w:r>
-              <w:rPr>
-                <w:rFonts w:ascii="PingFang SC" w:eastAsia="PingFang SC" w:hAnsi="PingFang SC" w:cs="PingFang SC"/>
-                <w:color w:val="000000"/>
-              </w:rPr>
-              <w:t xml:space="preserve"> 55 </w:t>
-            </w:r>
-            <w:r>
-              <w:rPr>
-                <w:rFonts w:ascii="PingFang SC" w:eastAsia="PingFang SC" w:hAnsi="PingFang SC" w:cs="PingFang SC"/>
-                <w:color w:val="000000"/>
-              </w:rPr>
-              <w:t>块），合计</w:t>
-            </w:r>
-            <w:r>
-              <w:rPr>
-                <w:rFonts w:ascii="PingFang SC" w:eastAsia="PingFang SC" w:hAnsi="PingFang SC" w:cs="PingFang SC"/>
-                <w:color w:val="000000"/>
-              </w:rPr>
-              <w:t xml:space="preserve"> 1,090 </w:t>
-            </w:r>
-            <w:r>
-              <w:rPr>
-                <w:rFonts w:ascii="PingFang SC" w:eastAsia="PingFang SC" w:hAnsi="PingFang SC" w:cs="PingFang SC"/>
-                <w:color w:val="000000"/>
-              </w:rPr>
-              <w:t>个特征点</w:t>
+              <w:t>60 件（管道 5 套 + 板型 55 块），合计 1,090 个特征点</w:t>
             </w:r>
           </w:p>
         </w:tc>
@@ -923,42 +803,7 @@
                 <w:rFonts w:ascii="PingFang SC" w:eastAsia="PingFang SC" w:hAnsi="PingFang SC" w:cs="PingFang SC"/>
                 <w:color w:val="000000"/>
               </w:rPr>
-              <w:t xml:space="preserve">45,000 </w:t>
-            </w:r>
-            <w:r>
-              <w:rPr>
-                <w:rFonts w:ascii="PingFang SC" w:eastAsia="PingFang SC" w:hAnsi="PingFang SC" w:cs="PingFang SC"/>
-                <w:color w:val="000000"/>
-              </w:rPr>
-              <w:t>组声</w:t>
-            </w:r>
-            <w:r>
-              <w:rPr>
-                <w:rFonts w:ascii="PingFang SC" w:eastAsia="PingFang SC" w:hAnsi="PingFang SC" w:cs="PingFang SC"/>
-                <w:color w:val="000000"/>
-              </w:rPr>
-              <w:t>–</w:t>
-            </w:r>
-            <w:r>
-              <w:rPr>
-                <w:rFonts w:ascii="PingFang SC" w:eastAsia="PingFang SC" w:hAnsi="PingFang SC" w:cs="PingFang SC"/>
-                <w:color w:val="000000"/>
-              </w:rPr>
-              <w:t>位</w:t>
-            </w:r>
-            <w:r>
-              <w:rPr>
-                <w:rFonts w:ascii="PingFang SC" w:eastAsia="PingFang SC" w:hAnsi="PingFang SC" w:cs="PingFang SC"/>
-                <w:color w:val="000000"/>
-              </w:rPr>
-              <w:t>–</w:t>
-            </w:r>
-            <w:r>
-              <w:rPr>
-                <w:rFonts w:ascii="PingFang SC" w:eastAsia="PingFang SC" w:hAnsi="PingFang SC" w:cs="PingFang SC"/>
-                <w:color w:val="000000"/>
-              </w:rPr>
-              <w:t>力一一对应数据</w:t>
+              <w:t>45,000 组声–位–力一一对应数据</w:t>
             </w:r>
           </w:p>
         </w:tc>
@@ -1020,28 +865,7 @@
                 <w:rFonts w:ascii="PingFang SC" w:eastAsia="PingFang SC" w:hAnsi="PingFang SC" w:cs="PingFang SC"/>
                 <w:color w:val="000000"/>
               </w:rPr>
-              <w:t xml:space="preserve">7 </w:t>
-            </w:r>
-            <w:r>
-              <w:rPr>
-                <w:rFonts w:ascii="PingFang SC" w:eastAsia="PingFang SC" w:hAnsi="PingFang SC" w:cs="PingFang SC"/>
-                <w:color w:val="000000"/>
-              </w:rPr>
-              <w:t>大独立软件系统</w:t>
-            </w:r>
-            <w:r>
-              <w:rPr>
-                <w:rFonts w:ascii="PingFang SC" w:eastAsia="PingFang SC" w:hAnsi="PingFang SC" w:cs="PingFang SC"/>
-                <w:color w:val="000000"/>
-              </w:rPr>
-              <w:t xml:space="preserve"> + </w:t>
-            </w:r>
-            <w:r>
-              <w:rPr>
-                <w:rFonts w:ascii="PingFang SC" w:eastAsia="PingFang SC" w:hAnsi="PingFang SC" w:cs="PingFang SC"/>
-                <w:color w:val="000000"/>
-              </w:rPr>
-              <w:t>集成测试框架</w:t>
+              <w:t>7 大独立软件系统 + 集成测试框架</w:t>
             </w:r>
           </w:p>
         </w:tc>
@@ -1262,13 +1086,14 @@
     <w:tbl>
       <w:tblPr>
         <w:tblStyle w:val="a6"/>
-        <w:tblW w:w="0" w:type="auto"/>
+        <w:tblW w:w="9791" w:type="dxa"/>
+        <w:tblInd w:w="-8" w:type="dxa"/>
         <w:tblLayout w:type="fixed"/>
         <w:tblLook w:val="04A0" w:firstRow="1" w:lastRow="0" w:firstColumn="1" w:lastColumn="0" w:noHBand="0" w:noVBand="1"/>
       </w:tblPr>
       <w:tblGrid>
-        <w:gridCol w:w="750"/>
-        <w:gridCol w:w="4485"/>
+        <w:gridCol w:w="708"/>
+        <w:gridCol w:w="2408"/>
         <w:gridCol w:w="1725"/>
         <w:gridCol w:w="3615"/>
         <w:gridCol w:w="1335"/>
@@ -1276,7 +1101,7 @@
       <w:tr>
         <w:tc>
           <w:tcPr>
-            <w:tcW w:w="750" w:type="dxa"/>
+            <w:tcW w:w="708" w:type="dxa"/>
             <w:tcBorders>
               <w:top w:val="single" w:sz="6" w:space="0" w:color="EFEFEF"/>
               <w:left w:val="single" w:sz="6" w:space="0" w:color="EFEFEF"/>
@@ -1309,7 +1134,7 @@
         </w:tc>
         <w:tc>
           <w:tcPr>
-            <w:tcW w:w="4485" w:type="dxa"/>
+            <w:tcW w:w="2408" w:type="dxa"/>
             <w:tcBorders>
               <w:top w:val="single" w:sz="6" w:space="0" w:color="EFEFEF"/>
               <w:left w:val="single" w:sz="6" w:space="0" w:color="EFEFEF"/>
@@ -1443,7 +1268,7 @@
       <w:tr>
         <w:tc>
           <w:tcPr>
-            <w:tcW w:w="750" w:type="dxa"/>
+            <w:tcW w:w="708" w:type="dxa"/>
             <w:tcBorders>
               <w:top w:val="single" w:sz="6" w:space="0" w:color="EFEFEF"/>
               <w:left w:val="single" w:sz="6" w:space="0" w:color="EFEFEF"/>
@@ -1473,38 +1298,31 @@
         </w:tc>
         <w:tc>
           <w:tcPr>
-            <w:tcW w:w="4485" w:type="dxa"/>
-            <w:tcBorders>
-              <w:top w:val="single" w:sz="6" w:space="0" w:color="EFEFEF"/>
-              <w:left w:val="single" w:sz="6" w:space="0" w:color="EFEFEF"/>
-              <w:bottom w:val="single" w:sz="6" w:space="0" w:color="EFEFEF"/>
-              <w:right w:val="single" w:sz="6" w:space="0" w:color="EFEFEF"/>
-            </w:tcBorders>
-            <w:tcMar>
-              <w:top w:w="150" w:type="dxa"/>
-              <w:left w:w="150" w:type="dxa"/>
-              <w:bottom w:w="150" w:type="dxa"/>
-              <w:right w:w="150" w:type="dxa"/>
-            </w:tcMar>
-          </w:tcPr>
-          <w:p>
-            <w:pPr>
-              <w:snapToGrid w:val="0"/>
-              <w:spacing w:before="0" w:after="0"/>
-            </w:pPr>
-            <w:r>
-              <w:rPr>
-                <w:rFonts w:ascii="PingFang SC" w:eastAsia="PingFang SC" w:hAnsi="PingFang SC" w:cs="PingFang SC"/>
-                <w:color w:val="000000"/>
-              </w:rPr>
-              <w:t>腐蚀与应力在线监测平台</w:t>
-            </w:r>
-            <w:r>
-              <w:rPr>
-                <w:rFonts w:ascii="PingFang SC" w:eastAsia="PingFang SC" w:hAnsi="PingFang SC" w:cs="PingFang SC"/>
-                <w:color w:val="000000"/>
-              </w:rPr>
-              <w:t xml:space="preserve"> V2.0</w:t>
+            <w:tcW w:w="2408" w:type="dxa"/>
+            <w:tcBorders>
+              <w:top w:val="single" w:sz="6" w:space="0" w:color="EFEFEF"/>
+              <w:left w:val="single" w:sz="6" w:space="0" w:color="EFEFEF"/>
+              <w:bottom w:val="single" w:sz="6" w:space="0" w:color="EFEFEF"/>
+              <w:right w:val="single" w:sz="6" w:space="0" w:color="EFEFEF"/>
+            </w:tcBorders>
+            <w:tcMar>
+              <w:top w:w="150" w:type="dxa"/>
+              <w:left w:w="150" w:type="dxa"/>
+              <w:bottom w:w="150" w:type="dxa"/>
+              <w:right w:w="150" w:type="dxa"/>
+            </w:tcMar>
+          </w:tcPr>
+          <w:p>
+            <w:pPr>
+              <w:snapToGrid w:val="0"/>
+              <w:spacing w:before="0" w:after="0"/>
+            </w:pPr>
+            <w:r>
+              <w:rPr>
+                <w:rFonts w:ascii="PingFang SC" w:eastAsia="PingFang SC" w:hAnsi="PingFang SC" w:cs="PingFang SC"/>
+                <w:color w:val="000000"/>
+              </w:rPr>
+              <w:t>腐蚀与应力在线监测平台 V2.0</w:t>
             </w:r>
           </w:p>
         </w:tc>
@@ -1534,14 +1352,7 @@
                 <w:rFonts w:ascii="PingFang SC" w:eastAsia="PingFang SC" w:hAnsi="PingFang SC" w:cs="PingFang SC"/>
                 <w:color w:val="000000"/>
               </w:rPr>
-              <w:t xml:space="preserve">B/S Web </w:t>
-            </w:r>
-            <w:r>
-              <w:rPr>
-                <w:rFonts w:ascii="PingFang SC" w:eastAsia="PingFang SC" w:hAnsi="PingFang SC" w:cs="PingFang SC"/>
-                <w:color w:val="000000"/>
-              </w:rPr>
-              <w:t>平台</w:t>
+              <w:t>B/S Web 平台</w:t>
             </w:r>
           </w:p>
         </w:tc>
@@ -1601,21 +1412,7 @@
                 <w:rFonts w:ascii="PingFang SC" w:eastAsia="PingFang SC" w:hAnsi="PingFang SC" w:cs="PingFang SC"/>
                 <w:color w:val="000000"/>
               </w:rPr>
-              <w:t>✅</w:t>
-            </w:r>
-            <w:r>
-              <w:rPr>
-                <w:rFonts w:ascii="PingFang SC" w:eastAsia="PingFang SC" w:hAnsi="PingFang SC" w:cs="PingFang SC"/>
-                <w:color w:val="000000"/>
-              </w:rPr>
-              <w:t xml:space="preserve"> </w:t>
-            </w:r>
-            <w:r>
-              <w:rPr>
-                <w:rFonts w:ascii="PingFang SC" w:eastAsia="PingFang SC" w:hAnsi="PingFang SC" w:cs="PingFang SC"/>
-                <w:color w:val="000000"/>
-              </w:rPr>
-              <w:t>已完成</w:t>
+              <w:t>✅ 已完成</w:t>
             </w:r>
           </w:p>
         </w:tc>
@@ -1623,7 +1420,7 @@
       <w:tr>
         <w:tc>
           <w:tcPr>
-            <w:tcW w:w="750" w:type="dxa"/>
+            <w:tcW w:w="708" w:type="dxa"/>
             <w:tcBorders>
               <w:top w:val="single" w:sz="6" w:space="0" w:color="EFEFEF"/>
               <w:left w:val="single" w:sz="6" w:space="0" w:color="EFEFEF"/>
@@ -1653,7 +1450,7 @@
         </w:tc>
         <w:tc>
           <w:tcPr>
-            <w:tcW w:w="4485" w:type="dxa"/>
+            <w:tcW w:w="2408" w:type="dxa"/>
             <w:tcBorders>
               <w:top w:val="single" w:sz="6" w:space="0" w:color="EFEFEF"/>
               <w:left w:val="single" w:sz="6" w:space="0" w:color="EFEFEF"/>
@@ -1737,14 +1534,7 @@
                 <w:rFonts w:ascii="PingFang SC" w:eastAsia="PingFang SC" w:hAnsi="PingFang SC" w:cs="PingFang SC"/>
                 <w:color w:val="000000"/>
               </w:rPr>
-              <w:t xml:space="preserve">6 </w:t>
-            </w:r>
-            <w:r>
-              <w:rPr>
-                <w:rFonts w:ascii="PingFang SC" w:eastAsia="PingFang SC" w:hAnsi="PingFang SC" w:cs="PingFang SC"/>
-                <w:color w:val="000000"/>
-              </w:rPr>
-              <w:t>种回归模型训练、优选、部署</w:t>
+              <w:t>6 种回归模型训练、优选、部署</w:t>
             </w:r>
           </w:p>
         </w:tc>
@@ -1774,21 +1564,7 @@
                 <w:rFonts w:ascii="PingFang SC" w:eastAsia="PingFang SC" w:hAnsi="PingFang SC" w:cs="PingFang SC"/>
                 <w:color w:val="000000"/>
               </w:rPr>
-              <w:t>✅</w:t>
-            </w:r>
-            <w:r>
-              <w:rPr>
-                <w:rFonts w:ascii="PingFang SC" w:eastAsia="PingFang SC" w:hAnsi="PingFang SC" w:cs="PingFang SC"/>
-                <w:color w:val="000000"/>
-              </w:rPr>
-              <w:t xml:space="preserve"> </w:t>
-            </w:r>
-            <w:r>
-              <w:rPr>
-                <w:rFonts w:ascii="PingFang SC" w:eastAsia="PingFang SC" w:hAnsi="PingFang SC" w:cs="PingFang SC"/>
-                <w:color w:val="000000"/>
-              </w:rPr>
-              <w:t>已完成</w:t>
+              <w:t>✅ 已完成</w:t>
             </w:r>
           </w:p>
         </w:tc>
@@ -1796,7 +1572,7 @@
       <w:tr>
         <w:tc>
           <w:tcPr>
-            <w:tcW w:w="750" w:type="dxa"/>
+            <w:tcW w:w="708" w:type="dxa"/>
             <w:tcBorders>
               <w:top w:val="single" w:sz="6" w:space="0" w:color="EFEFEF"/>
               <w:left w:val="single" w:sz="6" w:space="0" w:color="EFEFEF"/>
@@ -1826,52 +1602,31 @@
         </w:tc>
         <w:tc>
           <w:tcPr>
-            <w:tcW w:w="4485" w:type="dxa"/>
-            <w:tcBorders>
-              <w:top w:val="single" w:sz="6" w:space="0" w:color="EFEFEF"/>
-              <w:left w:val="single" w:sz="6" w:space="0" w:color="EFEFEF"/>
-              <w:bottom w:val="single" w:sz="6" w:space="0" w:color="EFEFEF"/>
-              <w:right w:val="single" w:sz="6" w:space="0" w:color="EFEFEF"/>
-            </w:tcBorders>
-            <w:tcMar>
-              <w:top w:w="150" w:type="dxa"/>
-              <w:left w:w="150" w:type="dxa"/>
-              <w:bottom w:w="150" w:type="dxa"/>
-              <w:right w:w="150" w:type="dxa"/>
-            </w:tcMar>
-          </w:tcPr>
-          <w:p>
-            <w:pPr>
-              <w:snapToGrid w:val="0"/>
-              <w:spacing w:before="0" w:after="0"/>
-            </w:pPr>
-            <w:r>
-              <w:rPr>
-                <w:rFonts w:ascii="PingFang SC" w:eastAsia="PingFang SC" w:hAnsi="PingFang SC" w:cs="PingFang SC"/>
-                <w:color w:val="000000"/>
-              </w:rPr>
-              <w:t xml:space="preserve">U-Net </w:t>
-            </w:r>
-            <w:r>
-              <w:rPr>
-                <w:rFonts w:ascii="PingFang SC" w:eastAsia="PingFang SC" w:hAnsi="PingFang SC" w:cs="PingFang SC"/>
-                <w:color w:val="000000"/>
-              </w:rPr>
-              <w:t>超声</w:t>
-            </w:r>
-            <w:r>
-              <w:rPr>
-                <w:rFonts w:ascii="PingFang SC" w:eastAsia="PingFang SC" w:hAnsi="PingFang SC" w:cs="PingFang SC"/>
-                <w:color w:val="000000"/>
-              </w:rPr>
-              <w:t xml:space="preserve"> C </w:t>
-            </w:r>
-            <w:r>
-              <w:rPr>
-                <w:rFonts w:ascii="PingFang SC" w:eastAsia="PingFang SC" w:hAnsi="PingFang SC" w:cs="PingFang SC"/>
-                <w:color w:val="000000"/>
-              </w:rPr>
-              <w:t>扫缺陷语义分割系统</w:t>
+            <w:tcW w:w="2408" w:type="dxa"/>
+            <w:tcBorders>
+              <w:top w:val="single" w:sz="6" w:space="0" w:color="EFEFEF"/>
+              <w:left w:val="single" w:sz="6" w:space="0" w:color="EFEFEF"/>
+              <w:bottom w:val="single" w:sz="6" w:space="0" w:color="EFEFEF"/>
+              <w:right w:val="single" w:sz="6" w:space="0" w:color="EFEFEF"/>
+            </w:tcBorders>
+            <w:tcMar>
+              <w:top w:w="150" w:type="dxa"/>
+              <w:left w:w="150" w:type="dxa"/>
+              <w:bottom w:w="150" w:type="dxa"/>
+              <w:right w:w="150" w:type="dxa"/>
+            </w:tcMar>
+          </w:tcPr>
+          <w:p>
+            <w:pPr>
+              <w:snapToGrid w:val="0"/>
+              <w:spacing w:before="0" w:after="0"/>
+            </w:pPr>
+            <w:r>
+              <w:rPr>
+                <w:rFonts w:ascii="PingFang SC" w:eastAsia="PingFang SC" w:hAnsi="PingFang SC" w:cs="PingFang SC"/>
+                <w:color w:val="000000"/>
+              </w:rPr>
+              <w:t>U-Net 超声 C 扫缺陷语义分割系统</w:t>
             </w:r>
           </w:p>
         </w:tc>
@@ -1931,14 +1686,7 @@
                 <w:rFonts w:ascii="PingFang SC" w:eastAsia="PingFang SC" w:hAnsi="PingFang SC" w:cs="PingFang SC"/>
                 <w:color w:val="000000"/>
               </w:rPr>
-              <w:t>像素级缺陷识别</w:t>
-            </w:r>
-            <w:r>
-              <w:rPr>
-                <w:rFonts w:ascii="PingFang SC" w:eastAsia="PingFang SC" w:hAnsi="PingFang SC" w:cs="PingFang SC"/>
-                <w:color w:val="000000"/>
-              </w:rPr>
-              <w:t xml:space="preserve"> IoU≥0.92</w:t>
+              <w:t>像素级缺陷识别 IoU≥0.92</w:t>
             </w:r>
           </w:p>
         </w:tc>
@@ -1968,21 +1716,7 @@
                 <w:rFonts w:ascii="PingFang SC" w:eastAsia="PingFang SC" w:hAnsi="PingFang SC" w:cs="PingFang SC"/>
                 <w:color w:val="000000"/>
               </w:rPr>
-              <w:t>✅</w:t>
-            </w:r>
-            <w:r>
-              <w:rPr>
-                <w:rFonts w:ascii="PingFang SC" w:eastAsia="PingFang SC" w:hAnsi="PingFang SC" w:cs="PingFang SC"/>
-                <w:color w:val="000000"/>
-              </w:rPr>
-              <w:t xml:space="preserve"> </w:t>
-            </w:r>
-            <w:r>
-              <w:rPr>
-                <w:rFonts w:ascii="PingFang SC" w:eastAsia="PingFang SC" w:hAnsi="PingFang SC" w:cs="PingFang SC"/>
-                <w:color w:val="000000"/>
-              </w:rPr>
-              <w:t>已完成</w:t>
+              <w:t>✅ 已完成</w:t>
             </w:r>
           </w:p>
         </w:tc>
@@ -1990,7 +1724,7 @@
       <w:tr>
         <w:tc>
           <w:tcPr>
-            <w:tcW w:w="750" w:type="dxa"/>
+            <w:tcW w:w="708" w:type="dxa"/>
             <w:tcBorders>
               <w:top w:val="single" w:sz="6" w:space="0" w:color="EFEFEF"/>
               <w:left w:val="single" w:sz="6" w:space="0" w:color="EFEFEF"/>
@@ -2020,7 +1754,7 @@
         </w:tc>
         <w:tc>
           <w:tcPr>
-            <w:tcW w:w="4485" w:type="dxa"/>
+            <w:tcW w:w="2408" w:type="dxa"/>
             <w:tcBorders>
               <w:top w:val="single" w:sz="6" w:space="0" w:color="EFEFEF"/>
               <w:left w:val="single" w:sz="6" w:space="0" w:color="EFEFEF"/>
@@ -2134,21 +1868,7 @@
                 <w:rFonts w:ascii="PingFang SC" w:eastAsia="PingFang SC" w:hAnsi="PingFang SC" w:cs="PingFang SC"/>
                 <w:color w:val="000000"/>
               </w:rPr>
-              <w:t>✅</w:t>
-            </w:r>
-            <w:r>
-              <w:rPr>
-                <w:rFonts w:ascii="PingFang SC" w:eastAsia="PingFang SC" w:hAnsi="PingFang SC" w:cs="PingFang SC"/>
-                <w:color w:val="000000"/>
-              </w:rPr>
-              <w:t xml:space="preserve"> </w:t>
-            </w:r>
-            <w:r>
-              <w:rPr>
-                <w:rFonts w:ascii="PingFang SC" w:eastAsia="PingFang SC" w:hAnsi="PingFang SC" w:cs="PingFang SC"/>
-                <w:color w:val="000000"/>
-              </w:rPr>
-              <w:t>已完成</w:t>
+              <w:t>✅ 已完成</w:t>
             </w:r>
           </w:p>
         </w:tc>
@@ -2156,7 +1876,7 @@
       <w:tr>
         <w:tc>
           <w:tcPr>
-            <w:tcW w:w="750" w:type="dxa"/>
+            <w:tcW w:w="708" w:type="dxa"/>
             <w:tcBorders>
               <w:top w:val="single" w:sz="6" w:space="0" w:color="EFEFEF"/>
               <w:left w:val="single" w:sz="6" w:space="0" w:color="EFEFEF"/>
@@ -2186,7 +1906,7 @@
         </w:tc>
         <w:tc>
           <w:tcPr>
-            <w:tcW w:w="4485" w:type="dxa"/>
+            <w:tcW w:w="2408" w:type="dxa"/>
             <w:tcBorders>
               <w:top w:val="single" w:sz="6" w:space="0" w:color="EFEFEF"/>
               <w:left w:val="single" w:sz="6" w:space="0" w:color="EFEFEF"/>
@@ -2270,28 +1990,7 @@
                 <w:rFonts w:ascii="PingFang SC" w:eastAsia="PingFang SC" w:hAnsi="PingFang SC" w:cs="PingFang SC"/>
                 <w:color w:val="000000"/>
               </w:rPr>
-              <w:t xml:space="preserve">C </w:t>
-            </w:r>
-            <w:r>
-              <w:rPr>
-                <w:rFonts w:ascii="PingFang SC" w:eastAsia="PingFang SC" w:hAnsi="PingFang SC" w:cs="PingFang SC"/>
-                <w:color w:val="000000"/>
-              </w:rPr>
-              <w:t>扫图像分析</w:t>
-            </w:r>
-            <w:r>
-              <w:rPr>
-                <w:rFonts w:ascii="PingFang SC" w:eastAsia="PingFang SC" w:hAnsi="PingFang SC" w:cs="PingFang SC"/>
-                <w:color w:val="000000"/>
-              </w:rPr>
-              <w:t xml:space="preserve"> + </w:t>
-            </w:r>
-            <w:r>
-              <w:rPr>
-                <w:rFonts w:ascii="PingFang SC" w:eastAsia="PingFang SC" w:hAnsi="PingFang SC" w:cs="PingFang SC"/>
-                <w:color w:val="000000"/>
-              </w:rPr>
-              <w:t>自动化报告</w:t>
+              <w:t>C 扫图像分析 + 自动化报告</w:t>
             </w:r>
           </w:p>
         </w:tc>
@@ -2321,21 +2020,7 @@
                 <w:rFonts w:ascii="PingFang SC" w:eastAsia="PingFang SC" w:hAnsi="PingFang SC" w:cs="PingFang SC"/>
                 <w:color w:val="000000"/>
               </w:rPr>
-              <w:t>✅</w:t>
-            </w:r>
-            <w:r>
-              <w:rPr>
-                <w:rFonts w:ascii="PingFang SC" w:eastAsia="PingFang SC" w:hAnsi="PingFang SC" w:cs="PingFang SC"/>
-                <w:color w:val="000000"/>
-              </w:rPr>
-              <w:t xml:space="preserve"> </w:t>
-            </w:r>
-            <w:r>
-              <w:rPr>
-                <w:rFonts w:ascii="PingFang SC" w:eastAsia="PingFang SC" w:hAnsi="PingFang SC" w:cs="PingFang SC"/>
-                <w:color w:val="000000"/>
-              </w:rPr>
-              <w:t>已完成</w:t>
+              <w:t>✅ 已完成</w:t>
             </w:r>
           </w:p>
         </w:tc>
@@ -2343,7 +2028,7 @@
       <w:tr>
         <w:tc>
           <w:tcPr>
-            <w:tcW w:w="750" w:type="dxa"/>
+            <w:tcW w:w="708" w:type="dxa"/>
             <w:tcBorders>
               <w:top w:val="single" w:sz="6" w:space="0" w:color="EFEFEF"/>
               <w:left w:val="single" w:sz="6" w:space="0" w:color="EFEFEF"/>
@@ -2373,38 +2058,31 @@
         </w:tc>
         <w:tc>
           <w:tcPr>
-            <w:tcW w:w="4485" w:type="dxa"/>
-            <w:tcBorders>
-              <w:top w:val="single" w:sz="6" w:space="0" w:color="EFEFEF"/>
-              <w:left w:val="single" w:sz="6" w:space="0" w:color="EFEFEF"/>
-              <w:bottom w:val="single" w:sz="6" w:space="0" w:color="EFEFEF"/>
-              <w:right w:val="single" w:sz="6" w:space="0" w:color="EFEFEF"/>
-            </w:tcBorders>
-            <w:tcMar>
-              <w:top w:w="150" w:type="dxa"/>
-              <w:left w:w="150" w:type="dxa"/>
-              <w:bottom w:w="150" w:type="dxa"/>
-              <w:right w:w="150" w:type="dxa"/>
-            </w:tcMar>
-          </w:tcPr>
-          <w:p>
-            <w:pPr>
-              <w:snapToGrid w:val="0"/>
-              <w:spacing w:before="0" w:after="0"/>
-            </w:pPr>
-            <w:r>
-              <w:rPr>
-                <w:rFonts w:ascii="PingFang SC" w:eastAsia="PingFang SC" w:hAnsi="PingFang SC" w:cs="PingFang SC"/>
-                <w:color w:val="000000"/>
-              </w:rPr>
-              <w:t xml:space="preserve">LabVIEW </w:t>
-            </w:r>
-            <w:r>
-              <w:rPr>
-                <w:rFonts w:ascii="PingFang SC" w:eastAsia="PingFang SC" w:hAnsi="PingFang SC" w:cs="PingFang SC"/>
-                <w:color w:val="000000"/>
-              </w:rPr>
-              <w:t>上位机采集控制软件</w:t>
+            <w:tcW w:w="2408" w:type="dxa"/>
+            <w:tcBorders>
+              <w:top w:val="single" w:sz="6" w:space="0" w:color="EFEFEF"/>
+              <w:left w:val="single" w:sz="6" w:space="0" w:color="EFEFEF"/>
+              <w:bottom w:val="single" w:sz="6" w:space="0" w:color="EFEFEF"/>
+              <w:right w:val="single" w:sz="6" w:space="0" w:color="EFEFEF"/>
+            </w:tcBorders>
+            <w:tcMar>
+              <w:top w:w="150" w:type="dxa"/>
+              <w:left w:w="150" w:type="dxa"/>
+              <w:bottom w:w="150" w:type="dxa"/>
+              <w:right w:w="150" w:type="dxa"/>
+            </w:tcMar>
+          </w:tcPr>
+          <w:p>
+            <w:pPr>
+              <w:snapToGrid w:val="0"/>
+              <w:spacing w:before="0" w:after="0"/>
+            </w:pPr>
+            <w:r>
+              <w:rPr>
+                <w:rFonts w:ascii="PingFang SC" w:eastAsia="PingFang SC" w:hAnsi="PingFang SC" w:cs="PingFang SC"/>
+                <w:color w:val="000000"/>
+              </w:rPr>
+              <w:t>LabVIEW 上位机采集控制软件</w:t>
             </w:r>
           </w:p>
         </w:tc>
@@ -2464,14 +2142,7 @@
                 <w:rFonts w:ascii="PingFang SC" w:eastAsia="PingFang SC" w:hAnsi="PingFang SC" w:cs="PingFang SC"/>
                 <w:color w:val="000000"/>
               </w:rPr>
-              <w:t xml:space="preserve">FPGA </w:t>
-            </w:r>
-            <w:r>
-              <w:rPr>
-                <w:rFonts w:ascii="PingFang SC" w:eastAsia="PingFang SC" w:hAnsi="PingFang SC" w:cs="PingFang SC"/>
-                <w:color w:val="000000"/>
-              </w:rPr>
-              <w:t>同步采集、实时监控</w:t>
+              <w:t>FPGA 同步采集、实时监控</w:t>
             </w:r>
           </w:p>
         </w:tc>
@@ -2501,21 +2172,7 @@
                 <w:rFonts w:ascii="PingFang SC" w:eastAsia="PingFang SC" w:hAnsi="PingFang SC" w:cs="PingFang SC"/>
                 <w:color w:val="000000"/>
               </w:rPr>
-              <w:t>✅</w:t>
-            </w:r>
-            <w:r>
-              <w:rPr>
-                <w:rFonts w:ascii="PingFang SC" w:eastAsia="PingFang SC" w:hAnsi="PingFang SC" w:cs="PingFang SC"/>
-                <w:color w:val="000000"/>
-              </w:rPr>
-              <w:t xml:space="preserve"> </w:t>
-            </w:r>
-            <w:r>
-              <w:rPr>
-                <w:rFonts w:ascii="PingFang SC" w:eastAsia="PingFang SC" w:hAnsi="PingFang SC" w:cs="PingFang SC"/>
-                <w:color w:val="000000"/>
-              </w:rPr>
-              <w:t>已完成</w:t>
+              <w:t>✅ 已完成</w:t>
             </w:r>
           </w:p>
         </w:tc>
@@ -2523,7 +2180,7 @@
       <w:tr>
         <w:tc>
           <w:tcPr>
-            <w:tcW w:w="750" w:type="dxa"/>
+            <w:tcW w:w="708" w:type="dxa"/>
             <w:tcBorders>
               <w:top w:val="single" w:sz="6" w:space="0" w:color="EFEFEF"/>
               <w:left w:val="single" w:sz="6" w:space="0" w:color="EFEFEF"/>
@@ -2553,38 +2210,31 @@
         </w:tc>
         <w:tc>
           <w:tcPr>
-            <w:tcW w:w="4485" w:type="dxa"/>
-            <w:tcBorders>
-              <w:top w:val="single" w:sz="6" w:space="0" w:color="EFEFEF"/>
-              <w:left w:val="single" w:sz="6" w:space="0" w:color="EFEFEF"/>
-              <w:bottom w:val="single" w:sz="6" w:space="0" w:color="EFEFEF"/>
-              <w:right w:val="single" w:sz="6" w:space="0" w:color="EFEFEF"/>
-            </w:tcBorders>
-            <w:tcMar>
-              <w:top w:w="150" w:type="dxa"/>
-              <w:left w:w="150" w:type="dxa"/>
-              <w:bottom w:w="150" w:type="dxa"/>
-              <w:right w:w="150" w:type="dxa"/>
-            </w:tcMar>
-          </w:tcPr>
-          <w:p>
-            <w:pPr>
-              <w:snapToGrid w:val="0"/>
-              <w:spacing w:before="0" w:after="0"/>
-            </w:pPr>
-            <w:r>
-              <w:rPr>
-                <w:rFonts w:ascii="PingFang SC" w:eastAsia="PingFang SC" w:hAnsi="PingFang SC" w:cs="PingFang SC"/>
-                <w:color w:val="000000"/>
-              </w:rPr>
-              <w:t>聚乙烯粘接声力耦合分析系统</w:t>
-            </w:r>
-            <w:r>
-              <w:rPr>
-                <w:rFonts w:ascii="PingFang SC" w:eastAsia="PingFang SC" w:hAnsi="PingFang SC" w:cs="PingFang SC"/>
-                <w:color w:val="000000"/>
-              </w:rPr>
-              <w:t xml:space="preserve"> V1.0</w:t>
+            <w:tcW w:w="2408" w:type="dxa"/>
+            <w:tcBorders>
+              <w:top w:val="single" w:sz="6" w:space="0" w:color="EFEFEF"/>
+              <w:left w:val="single" w:sz="6" w:space="0" w:color="EFEFEF"/>
+              <w:bottom w:val="single" w:sz="6" w:space="0" w:color="EFEFEF"/>
+              <w:right w:val="single" w:sz="6" w:space="0" w:color="EFEFEF"/>
+            </w:tcBorders>
+            <w:tcMar>
+              <w:top w:w="150" w:type="dxa"/>
+              <w:left w:w="150" w:type="dxa"/>
+              <w:bottom w:w="150" w:type="dxa"/>
+              <w:right w:w="150" w:type="dxa"/>
+            </w:tcMar>
+          </w:tcPr>
+          <w:p>
+            <w:pPr>
+              <w:snapToGrid w:val="0"/>
+              <w:spacing w:before="0" w:after="0"/>
+            </w:pPr>
+            <w:r>
+              <w:rPr>
+                <w:rFonts w:ascii="PingFang SC" w:eastAsia="PingFang SC" w:hAnsi="PingFang SC" w:cs="PingFang SC"/>
+                <w:color w:val="000000"/>
+              </w:rPr>
+              <w:t>聚乙烯粘接声力耦合分析系统 V1.0</w:t>
             </w:r>
           </w:p>
         </w:tc>
@@ -2614,21 +2264,7 @@
                 <w:rFonts w:ascii="PingFang SC" w:eastAsia="PingFang SC" w:hAnsi="PingFang SC" w:cs="PingFang SC"/>
                 <w:color w:val="000000"/>
               </w:rPr>
-              <w:t>桌面</w:t>
-            </w:r>
-            <w:r>
-              <w:rPr>
-                <w:rFonts w:ascii="PingFang SC" w:eastAsia="PingFang SC" w:hAnsi="PingFang SC" w:cs="PingFang SC"/>
-                <w:color w:val="000000"/>
-              </w:rPr>
-              <w:t>/</w:t>
-            </w:r>
-            <w:r>
-              <w:rPr>
-                <w:rFonts w:ascii="PingFang SC" w:eastAsia="PingFang SC" w:hAnsi="PingFang SC" w:cs="PingFang SC"/>
-                <w:color w:val="000000"/>
-              </w:rPr>
-              <w:t>命令行</w:t>
+              <w:t>桌面/命令行</w:t>
             </w:r>
           </w:p>
         </w:tc>
@@ -2688,21 +2324,7 @@
                 <w:rFonts w:ascii="PingFang SC" w:eastAsia="PingFang SC" w:hAnsi="PingFang SC" w:cs="PingFang SC"/>
                 <w:color w:val="000000"/>
               </w:rPr>
-              <w:t>✅</w:t>
-            </w:r>
-            <w:r>
-              <w:rPr>
-                <w:rFonts w:ascii="PingFang SC" w:eastAsia="PingFang SC" w:hAnsi="PingFang SC" w:cs="PingFang SC"/>
-                <w:color w:val="000000"/>
-              </w:rPr>
-              <w:t xml:space="preserve"> </w:t>
-            </w:r>
-            <w:r>
-              <w:rPr>
-                <w:rFonts w:ascii="PingFang SC" w:eastAsia="PingFang SC" w:hAnsi="PingFang SC" w:cs="PingFang SC"/>
-                <w:color w:val="000000"/>
-              </w:rPr>
-              <w:t>已完成</w:t>
+              <w:t>✅ 已完成</w:t>
             </w:r>
           </w:p>
         </w:tc>
@@ -3095,19 +2717,7 @@
                               <w:rPr>
                                 <w:rStyle w:val="melo-codeblock-Base-theme-char"/>
                               </w:rPr>
-                              <w:t>接入层</w:t>
-                            </w:r>
-                            <w:r>
-                              <w:rPr>
-                                <w:rStyle w:val="melo-codeblock-Base-theme-char"/>
-                              </w:rPr>
-                              <w:t xml:space="preserve">    Vercel CDN</w:t>
-                            </w:r>
-                            <w:r>
-                              <w:rPr>
-                                <w:rStyle w:val="melo-codeblock-Base-theme-char"/>
-                              </w:rPr>
-                              <w:t>（全球边缘节点加速）</w:t>
+                              <w:t>接入层    Vercel CDN（全球边缘节点加速）</w:t>
                             </w:r>
                           </w:p>
                           <w:p>
@@ -3135,13 +2745,7 @@
                               <w:rPr>
                                 <w:rStyle w:val="melo-codeblock-Base-theme-char"/>
                               </w:rPr>
-                              <w:t>前端层</w:t>
-                            </w:r>
-                            <w:r>
-                              <w:rPr>
-                                <w:rStyle w:val="melo-codeblock-Base-theme-char"/>
-                              </w:rPr>
-                              <w:t xml:space="preserve">    React 18.2 + TypeScript 5.3 + Ant Design 5.12 + ECharts 5.5</w:t>
+                              <w:t>前端层    React 18.2 + TypeScript 5.3 + Ant Design 5.12 + ECharts 5.5</w:t>
                             </w:r>
                           </w:p>
                           <w:p>
@@ -3155,37 +2759,7 @@
                               <w:rPr>
                                 <w:rStyle w:val="melo-codeblock-Base-theme-char"/>
                               </w:rPr>
-                              <w:t xml:space="preserve">            │                    </w:t>
-                            </w:r>
-                            <w:r>
-                              <w:rPr>
-                                <w:rStyle w:val="melo-codeblock-Base-theme-char"/>
-                              </w:rPr>
-                              <w:t>（</w:t>
-                            </w:r>
-                            <w:r>
-                              <w:rPr>
-                                <w:rStyle w:val="melo-codeblock-Base-theme-char"/>
-                              </w:rPr>
-                              <w:t xml:space="preserve">Vite 5.x </w:t>
-                            </w:r>
-                            <w:r>
-                              <w:rPr>
-                                <w:rStyle w:val="melo-codeblock-Base-theme-char"/>
-                              </w:rPr>
-                              <w:t>构建</w:t>
-                            </w:r>
-                            <w:r>
-                              <w:rPr>
-                                <w:rStyle w:val="melo-codeblock-Base-theme-char"/>
-                              </w:rPr>
-                              <w:t>, React Router 6.21</w:t>
-                            </w:r>
-                            <w:r>
-                              <w:rPr>
-                                <w:rStyle w:val="melo-codeblock-Base-theme-char"/>
-                              </w:rPr>
-                              <w:t>）</w:t>
+                              <w:t xml:space="preserve">            │                    （Vite 5.x 构建, React Router 6.21）</w:t>
                             </w:r>
                           </w:p>
                           <w:p>
@@ -3213,43 +2787,7 @@
                               <w:rPr>
                                 <w:rStyle w:val="melo-codeblock-Base-theme-char"/>
                               </w:rPr>
-                              <w:t xml:space="preserve">API </w:t>
-                            </w:r>
-                            <w:r>
-                              <w:rPr>
-                                <w:rStyle w:val="melo-codeblock-Base-theme-char"/>
-                              </w:rPr>
-                              <w:t>层</w:t>
-                            </w:r>
-                            <w:r>
-                              <w:rPr>
-                                <w:rStyle w:val="melo-codeblock-Base-theme-char"/>
-                              </w:rPr>
-                              <w:t xml:space="preserve">    </w:t>
-                            </w:r>
-                            <w:r>
-                              <w:rPr>
-                                <w:rStyle w:val="melo-codeblock-Base-theme-char"/>
-                              </w:rPr>
-                              <w:t>FastAPI</w:t>
-                            </w:r>
-                            <w:r>
-                              <w:rPr>
-                                <w:rStyle w:val="melo-codeblock-Base-theme-char"/>
-                              </w:rPr>
-                              <w:t>（</w:t>
-                            </w:r>
-                            <w:r>
-                              <w:rPr>
-                                <w:rStyle w:val="melo-codeblock-Base-theme-char"/>
-                              </w:rPr>
-                              <w:t>Python Serverless Function on Vercel</w:t>
-                            </w:r>
-                            <w:r>
-                              <w:rPr>
-                                <w:rStyle w:val="melo-codeblock-Base-theme-char"/>
-                              </w:rPr>
-                              <w:t>）</w:t>
+                              <w:t>API 层    FastAPI（Python Serverless Function on Vercel）</w:t>
                             </w:r>
                           </w:p>
                           <w:p>
@@ -3263,19 +2801,7 @@
                               <w:rPr>
                                 <w:rStyle w:val="melo-codeblock-Base-theme-char"/>
                               </w:rPr>
-                              <w:t xml:space="preserve">            │   ├── RESTful API (OpenAPI 3.0, /api/* </w:t>
-                            </w:r>
-                            <w:r>
-                              <w:rPr>
-                                <w:rStyle w:val="melo-codeblock-Base-theme-char"/>
-                              </w:rPr>
-                              <w:t>全部端点</w:t>
-                            </w:r>
-                            <w:r>
-                              <w:rPr>
-                                <w:rStyle w:val="melo-codeblock-Base-theme-char"/>
-                              </w:rPr>
-                              <w:t>)</w:t>
+                              <w:t xml:space="preserve">            │   ├── RESTful API (OpenAPI 3.0, /api/* 全部端点)</w:t>
                             </w:r>
                           </w:p>
                           <w:p>
@@ -3289,31 +2815,7 @@
                               <w:rPr>
                                 <w:rStyle w:val="melo-codeblock-Base-theme-char"/>
                               </w:rPr>
-                              <w:t xml:space="preserve">            │   ├── JWT </w:t>
-                            </w:r>
-                            <w:r>
-                              <w:rPr>
-                                <w:rStyle w:val="melo-codeblock-Base-theme-char"/>
-                              </w:rPr>
-                              <w:t>认证</w:t>
-                            </w:r>
-                            <w:r>
-                              <w:rPr>
-                                <w:rStyle w:val="melo-codeblock-Base-theme-char"/>
-                              </w:rPr>
-                              <w:t xml:space="preserve"> (bcrypt + HS256, 2h </w:t>
-                            </w:r>
-                            <w:r>
-                              <w:rPr>
-                                <w:rStyle w:val="melo-codeblock-Base-theme-char"/>
-                              </w:rPr>
-                              <w:t>有效期</w:t>
-                            </w:r>
-                            <w:r>
-                              <w:rPr>
-                                <w:rStyle w:val="melo-codeblock-Base-theme-char"/>
-                              </w:rPr>
-                              <w:t>)</w:t>
+                              <w:t xml:space="preserve">            │   ├── JWT 认证 (bcrypt + HS256, 2h 有效期)</w:t>
                             </w:r>
                           </w:p>
                           <w:p>
@@ -3327,19 +2829,7 @@
                               <w:rPr>
                                 <w:rStyle w:val="melo-codeblock-Base-theme-char"/>
                               </w:rPr>
-                              <w:t xml:space="preserve">            │   └── RBAC </w:t>
-                            </w:r>
-                            <w:r>
-                              <w:rPr>
-                                <w:rStyle w:val="melo-codeblock-Base-theme-char"/>
-                              </w:rPr>
-                              <w:t>权限管理</w:t>
-                            </w:r>
-                            <w:r>
-                              <w:rPr>
-                                <w:rStyle w:val="melo-codeblock-Base-theme-char"/>
-                              </w:rPr>
-                              <w:t xml:space="preserve"> (admin/trainer/engineer/viewer)</w:t>
+                              <w:t xml:space="preserve">            │   └── RBAC 权限管理 (admin/trainer/engineer/viewer)</w:t>
                             </w:r>
                           </w:p>
                           <w:p>
@@ -3367,31 +2857,7 @@
                               <w:rPr>
                                 <w:rStyle w:val="melo-codeblock-Base-theme-char"/>
                               </w:rPr>
-                              <w:t>数据层</w:t>
-                            </w:r>
-                            <w:r>
-                              <w:rPr>
-                                <w:rStyle w:val="melo-codeblock-Base-theme-char"/>
-                              </w:rPr>
-                              <w:t xml:space="preserve">    Neon PostgreSQL</w:t>
-                            </w:r>
-                            <w:r>
-                              <w:rPr>
-                                <w:rStyle w:val="melo-codeblock-Base-theme-char"/>
-                              </w:rPr>
-                              <w:t>（</w:t>
-                            </w:r>
-                            <w:r>
-                              <w:rPr>
-                                <w:rStyle w:val="melo-codeblock-Base-theme-char"/>
-                              </w:rPr>
-                              <w:t xml:space="preserve">Serverless, SSL </w:t>
-                            </w:r>
-                            <w:r>
-                              <w:rPr>
-                                <w:rStyle w:val="melo-codeblock-Base-theme-char"/>
-                              </w:rPr>
-                              <w:t>连接）</w:t>
+                              <w:t>数据层    Neon PostgreSQL（Serverless, SSL 连接）</w:t>
                             </w:r>
                           </w:p>
                           <w:p>
@@ -3405,25 +2871,7 @@
                               <w:rPr>
                                 <w:rStyle w:val="melo-codeblock-Base-theme-char"/>
                               </w:rPr>
-                              <w:t xml:space="preserve">            │   ├── users </w:t>
-                            </w:r>
-                            <w:r>
-                              <w:rPr>
-                                <w:rStyle w:val="melo-codeblock-Base-theme-char"/>
-                              </w:rPr>
-                              <w:t>表</w:t>
-                            </w:r>
-                            <w:r>
-                              <w:rPr>
-                                <w:rStyle w:val="melo-codeblock-Base-theme-char"/>
-                              </w:rPr>
-                              <w:t xml:space="preserve"> — </w:t>
-                            </w:r>
-                            <w:r>
-                              <w:rPr>
-                                <w:rStyle w:val="melo-codeblock-Base-theme-char"/>
-                              </w:rPr>
-                              <w:t>用户与角色管理</w:t>
+                              <w:t xml:space="preserve">            │   ├── users 表 — 用户与角色管理</w:t>
                             </w:r>
                           </w:p>
                           <w:p>
@@ -3437,25 +2885,7 @@
                               <w:rPr>
                                 <w:rStyle w:val="melo-codeblock-Base-theme-char"/>
                               </w:rPr>
-                              <w:t xml:space="preserve">            │   └── audit_logs </w:t>
-                            </w:r>
-                            <w:r>
-                              <w:rPr>
-                                <w:rStyle w:val="melo-codeblock-Base-theme-char"/>
-                              </w:rPr>
-                              <w:t>表</w:t>
-                            </w:r>
-                            <w:r>
-                              <w:rPr>
-                                <w:rStyle w:val="melo-codeblock-Base-theme-char"/>
-                              </w:rPr>
-                              <w:t xml:space="preserve"> — </w:t>
-                            </w:r>
-                            <w:r>
-                              <w:rPr>
-                                <w:rStyle w:val="melo-codeblock-Base-theme-char"/>
-                              </w:rPr>
-                              <w:t>操作审计日志</w:t>
+                              <w:t xml:space="preserve">            │   └── audit_logs 表 — 操作审计日志</w:t>
                             </w:r>
                           </w:p>
                         </w:txbxContent>
@@ -3887,20 +3317,20 @@
     <w:tbl>
       <w:tblPr>
         <w:tblStyle w:val="a6"/>
-        <w:tblW w:w="0" w:type="auto"/>
-        <w:tblLayout w:type="fixed"/>
+        <w:tblpPr w:leftFromText="180" w:rightFromText="180" w:vertAnchor="page" w:horzAnchor="margin" w:tblpY="1045"/>
+        <w:tblW w:w="5000" w:type="pct"/>
         <w:tblLook w:val="04A0" w:firstRow="1" w:lastRow="0" w:firstColumn="1" w:lastColumn="0" w:noHBand="0" w:noVBand="1"/>
       </w:tblPr>
       <w:tblGrid>
-        <w:gridCol w:w="2160"/>
-        <w:gridCol w:w="8490"/>
-        <w:gridCol w:w="2160"/>
-        <w:gridCol w:w="6210"/>
+        <w:gridCol w:w="1187"/>
+        <w:gridCol w:w="4623"/>
+        <w:gridCol w:w="1804"/>
+        <w:gridCol w:w="2836"/>
       </w:tblGrid>
       <w:tr>
         <w:tc>
           <w:tcPr>
-            <w:tcW w:w="2160" w:type="dxa"/>
+            <w:tcW w:w="568" w:type="pct"/>
             <w:tcBorders>
               <w:top w:val="single" w:sz="6" w:space="0" w:color="EFEFEF"/>
               <w:left w:val="single" w:sz="6" w:space="0" w:color="EFEFEF"/>
@@ -3921,19 +3351,22 @@
               <w:spacing w:before="0" w:after="0"/>
               <w:jc w:val="left"/>
             </w:pPr>
+            <w:bookmarkStart w:id="0" w:name="_GoBack"/>
+            <w:bookmarkEnd w:id="0"/>
             <w:r>
               <w:rPr>
                 <w:rFonts w:ascii="PingFang SC" w:eastAsia="PingFang SC" w:hAnsi="PingFang SC" w:cs="PingFang SC"/>
                 <w:b/>
                 <w:color w:val="000000"/>
               </w:rPr>
+              <w:lastRenderedPageBreak/>
               <w:t>模块</w:t>
             </w:r>
           </w:p>
         </w:tc>
         <w:tc>
           <w:tcPr>
-            <w:tcW w:w="8490" w:type="dxa"/>
+            <w:tcW w:w="2212" w:type="pct"/>
             <w:tcBorders>
               <w:top w:val="single" w:sz="6" w:space="0" w:color="EFEFEF"/>
               <w:left w:val="single" w:sz="6" w:space="0" w:color="EFEFEF"/>
@@ -3966,7 +3399,7 @@
         </w:tc>
         <w:tc>
           <w:tcPr>
-            <w:tcW w:w="2160" w:type="dxa"/>
+            <w:tcW w:w="863" w:type="pct"/>
             <w:tcBorders>
               <w:top w:val="single" w:sz="6" w:space="0" w:color="EFEFEF"/>
               <w:left w:val="single" w:sz="6" w:space="0" w:color="EFEFEF"/>
@@ -3993,21 +3426,13 @@
                 <w:b/>
                 <w:color w:val="000000"/>
               </w:rPr>
-              <w:t>后端</w:t>
-            </w:r>
-            <w:r>
-              <w:rPr>
-                <w:rFonts w:ascii="PingFang SC" w:eastAsia="PingFang SC" w:hAnsi="PingFang SC" w:cs="PingFang SC"/>
-                <w:b/>
-                <w:color w:val="000000"/>
-              </w:rPr>
-              <w:t xml:space="preserve"> API</w:t>
-            </w:r>
-          </w:p>
-        </w:tc>
-        <w:tc>
-          <w:tcPr>
-            <w:tcW w:w="6210" w:type="dxa"/>
+              <w:t>后端 API</w:t>
+            </w:r>
+          </w:p>
+        </w:tc>
+        <w:tc>
+          <w:tcPr>
+            <w:tcW w:w="1357" w:type="pct"/>
             <w:tcBorders>
               <w:top w:val="single" w:sz="6" w:space="0" w:color="EFEFEF"/>
               <w:left w:val="single" w:sz="6" w:space="0" w:color="EFEFEF"/>
@@ -4042,7 +3467,7 @@
       <w:tr>
         <w:tc>
           <w:tcPr>
-            <w:tcW w:w="2160" w:type="dxa"/>
+            <w:tcW w:w="568" w:type="pct"/>
             <w:tcBorders>
               <w:top w:val="single" w:sz="6" w:space="0" w:color="EFEFEF"/>
               <w:left w:val="single" w:sz="6" w:space="0" w:color="EFEFEF"/>
@@ -4072,7 +3497,7 @@
         </w:tc>
         <w:tc>
           <w:tcPr>
-            <w:tcW w:w="8490" w:type="dxa"/>
+            <w:tcW w:w="2212" w:type="pct"/>
             <w:tcBorders>
               <w:top w:val="single" w:sz="6" w:space="0" w:color="EFEFEF"/>
               <w:left w:val="single" w:sz="6" w:space="0" w:color="EFEFEF"/>
@@ -4102,7 +3527,7 @@
         </w:tc>
         <w:tc>
           <w:tcPr>
-            <w:tcW w:w="2160" w:type="dxa"/>
+            <w:tcW w:w="863" w:type="pct"/>
             <w:tcBorders>
               <w:top w:val="single" w:sz="6" w:space="0" w:color="EFEFEF"/>
               <w:left w:val="single" w:sz="6" w:space="0" w:color="EFEFEF"/>
@@ -4132,66 +3557,31 @@
         </w:tc>
         <w:tc>
           <w:tcPr>
-            <w:tcW w:w="6210" w:type="dxa"/>
-            <w:tcBorders>
-              <w:top w:val="single" w:sz="6" w:space="0" w:color="EFEFEF"/>
-              <w:left w:val="single" w:sz="6" w:space="0" w:color="EFEFEF"/>
-              <w:bottom w:val="single" w:sz="6" w:space="0" w:color="EFEFEF"/>
-              <w:right w:val="single" w:sz="6" w:space="0" w:color="EFEFEF"/>
-            </w:tcBorders>
-            <w:tcMar>
-              <w:top w:w="150" w:type="dxa"/>
-              <w:left w:w="150" w:type="dxa"/>
-              <w:bottom w:w="150" w:type="dxa"/>
-              <w:right w:w="150" w:type="dxa"/>
-            </w:tcMar>
-          </w:tcPr>
-          <w:p>
-            <w:pPr>
-              <w:snapToGrid w:val="0"/>
-              <w:spacing w:before="0" w:after="0"/>
-            </w:pPr>
-            <w:r>
-              <w:rPr>
-                <w:rFonts w:ascii="PingFang SC" w:eastAsia="PingFang SC" w:hAnsi="PingFang SC" w:cs="PingFang SC"/>
-                <w:color w:val="000000"/>
-              </w:rPr>
-              <w:t xml:space="preserve">A-scan </w:t>
-            </w:r>
-            <w:r>
-              <w:rPr>
-                <w:rFonts w:ascii="PingFang SC" w:eastAsia="PingFang SC" w:hAnsi="PingFang SC" w:cs="PingFang SC"/>
-                <w:color w:val="000000"/>
-              </w:rPr>
-              <w:t>波形、</w:t>
-            </w:r>
-            <w:r>
-              <w:rPr>
-                <w:rFonts w:ascii="PingFang SC" w:eastAsia="PingFang SC" w:hAnsi="PingFang SC" w:cs="PingFang SC"/>
-                <w:color w:val="000000"/>
-              </w:rPr>
-              <w:t xml:space="preserve">FFT </w:t>
-            </w:r>
-            <w:r>
-              <w:rPr>
-                <w:rFonts w:ascii="PingFang SC" w:eastAsia="PingFang SC" w:hAnsi="PingFang SC" w:cs="PingFang SC"/>
-                <w:color w:val="000000"/>
-              </w:rPr>
-              <w:t>频谱、剥离力曲线展示，</w:t>
-            </w:r>
-            <w:r>
-              <w:rPr>
-                <w:rFonts w:ascii="PingFang SC" w:eastAsia="PingFang SC" w:hAnsi="PingFang SC" w:cs="PingFang SC"/>
-                <w:color w:val="000000"/>
-              </w:rPr>
-              <w:t xml:space="preserve">CSV/HDF5 </w:t>
-            </w:r>
-            <w:r>
-              <w:rPr>
-                <w:rFonts w:ascii="PingFang SC" w:eastAsia="PingFang SC" w:hAnsi="PingFang SC" w:cs="PingFang SC"/>
-                <w:color w:val="000000"/>
-              </w:rPr>
-              <w:t>导入</w:t>
+            <w:tcW w:w="1357" w:type="pct"/>
+            <w:tcBorders>
+              <w:top w:val="single" w:sz="6" w:space="0" w:color="EFEFEF"/>
+              <w:left w:val="single" w:sz="6" w:space="0" w:color="EFEFEF"/>
+              <w:bottom w:val="single" w:sz="6" w:space="0" w:color="EFEFEF"/>
+              <w:right w:val="single" w:sz="6" w:space="0" w:color="EFEFEF"/>
+            </w:tcBorders>
+            <w:tcMar>
+              <w:top w:w="150" w:type="dxa"/>
+              <w:left w:w="150" w:type="dxa"/>
+              <w:bottom w:w="150" w:type="dxa"/>
+              <w:right w:w="150" w:type="dxa"/>
+            </w:tcMar>
+          </w:tcPr>
+          <w:p>
+            <w:pPr>
+              <w:snapToGrid w:val="0"/>
+              <w:spacing w:before="0" w:after="0"/>
+            </w:pPr>
+            <w:r>
+              <w:rPr>
+                <w:rFonts w:ascii="PingFang SC" w:eastAsia="PingFang SC" w:hAnsi="PingFang SC" w:cs="PingFang SC"/>
+                <w:color w:val="000000"/>
+              </w:rPr>
+              <w:t>A-scan 波形、FFT 频谱、剥离力曲线展示，CSV/HDF5 导入</w:t>
             </w:r>
           </w:p>
         </w:tc>
@@ -4199,51 +3589,37 @@
       <w:tr>
         <w:tc>
           <w:tcPr>
-            <w:tcW w:w="2160" w:type="dxa"/>
-            <w:tcBorders>
-              <w:top w:val="single" w:sz="6" w:space="0" w:color="EFEFEF"/>
-              <w:left w:val="single" w:sz="6" w:space="0" w:color="EFEFEF"/>
-              <w:bottom w:val="single" w:sz="6" w:space="0" w:color="EFEFEF"/>
-              <w:right w:val="single" w:sz="6" w:space="0" w:color="EFEFEF"/>
-            </w:tcBorders>
-            <w:tcMar>
-              <w:top w:w="150" w:type="dxa"/>
-              <w:left w:w="150" w:type="dxa"/>
-              <w:bottom w:w="150" w:type="dxa"/>
-              <w:right w:w="150" w:type="dxa"/>
-            </w:tcMar>
-          </w:tcPr>
-          <w:p>
-            <w:pPr>
-              <w:snapToGrid w:val="0"/>
-              <w:spacing w:before="0" w:after="0"/>
-            </w:pPr>
-            <w:r>
-              <w:rPr>
-                <w:rFonts w:ascii="PingFang SC" w:eastAsia="PingFang SC" w:hAnsi="PingFang SC" w:cs="PingFang SC"/>
-                <w:color w:val="000000"/>
-              </w:rPr>
-              <w:t>声</w:t>
-            </w:r>
-            <w:r>
-              <w:rPr>
-                <w:rFonts w:ascii="PingFang SC" w:eastAsia="PingFang SC" w:hAnsi="PingFang SC" w:cs="PingFang SC"/>
-                <w:color w:val="000000"/>
-              </w:rPr>
-              <w:t>-</w:t>
-            </w:r>
-            <w:r>
-              <w:rPr>
-                <w:rFonts w:ascii="PingFang SC" w:eastAsia="PingFang SC" w:hAnsi="PingFang SC" w:cs="PingFang SC"/>
-                <w:color w:val="000000"/>
-              </w:rPr>
-              <w:t>力数据卡片</w:t>
-            </w:r>
-          </w:p>
-        </w:tc>
-        <w:tc>
-          <w:tcPr>
-            <w:tcW w:w="8490" w:type="dxa"/>
+            <w:tcW w:w="568" w:type="pct"/>
+            <w:tcBorders>
+              <w:top w:val="single" w:sz="6" w:space="0" w:color="EFEFEF"/>
+              <w:left w:val="single" w:sz="6" w:space="0" w:color="EFEFEF"/>
+              <w:bottom w:val="single" w:sz="6" w:space="0" w:color="EFEFEF"/>
+              <w:right w:val="single" w:sz="6" w:space="0" w:color="EFEFEF"/>
+            </w:tcBorders>
+            <w:tcMar>
+              <w:top w:w="150" w:type="dxa"/>
+              <w:left w:w="150" w:type="dxa"/>
+              <w:bottom w:w="150" w:type="dxa"/>
+              <w:right w:w="150" w:type="dxa"/>
+            </w:tcMar>
+          </w:tcPr>
+          <w:p>
+            <w:pPr>
+              <w:snapToGrid w:val="0"/>
+              <w:spacing w:before="0" w:after="0"/>
+            </w:pPr>
+            <w:r>
+              <w:rPr>
+                <w:rFonts w:ascii="PingFang SC" w:eastAsia="PingFang SC" w:hAnsi="PingFang SC" w:cs="PingFang SC"/>
+                <w:color w:val="000000"/>
+              </w:rPr>
+              <w:t>声-力数据卡片</w:t>
+            </w:r>
+          </w:p>
+        </w:tc>
+        <w:tc>
+          <w:tcPr>
+            <w:tcW w:w="2212" w:type="pct"/>
             <w:tcBorders>
               <w:top w:val="single" w:sz="6" w:space="0" w:color="EFEFEF"/>
               <w:left w:val="single" w:sz="6" w:space="0" w:color="EFEFEF"/>
@@ -4273,7 +3649,7 @@
         </w:tc>
         <w:tc>
           <w:tcPr>
-            <w:tcW w:w="2160" w:type="dxa"/>
+            <w:tcW w:w="863" w:type="pct"/>
             <w:tcBorders>
               <w:top w:val="single" w:sz="6" w:space="0" w:color="EFEFEF"/>
               <w:left w:val="single" w:sz="6" w:space="0" w:color="EFEFEF"/>
@@ -4303,45 +3679,31 @@
         </w:tc>
         <w:tc>
           <w:tcPr>
-            <w:tcW w:w="6210" w:type="dxa"/>
-            <w:tcBorders>
-              <w:top w:val="single" w:sz="6" w:space="0" w:color="EFEFEF"/>
-              <w:left w:val="single" w:sz="6" w:space="0" w:color="EFEFEF"/>
-              <w:bottom w:val="single" w:sz="6" w:space="0" w:color="EFEFEF"/>
-              <w:right w:val="single" w:sz="6" w:space="0" w:color="EFEFEF"/>
-            </w:tcBorders>
-            <w:tcMar>
-              <w:top w:w="150" w:type="dxa"/>
-              <w:left w:w="150" w:type="dxa"/>
-              <w:bottom w:w="150" w:type="dxa"/>
-              <w:right w:w="150" w:type="dxa"/>
-            </w:tcMar>
-          </w:tcPr>
-          <w:p>
-            <w:pPr>
-              <w:snapToGrid w:val="0"/>
-              <w:spacing w:before="0" w:after="0"/>
-            </w:pPr>
-            <w:r>
-              <w:rPr>
-                <w:rFonts w:ascii="PingFang SC" w:eastAsia="PingFang SC" w:hAnsi="PingFang SC" w:cs="PingFang SC"/>
-                <w:color w:val="000000"/>
-              </w:rPr>
-              <w:t>单点</w:t>
-            </w:r>
-            <w:r>
-              <w:rPr>
-                <w:rFonts w:ascii="PingFang SC" w:eastAsia="PingFang SC" w:hAnsi="PingFang SC" w:cs="PingFang SC"/>
-                <w:color w:val="000000"/>
-              </w:rPr>
-              <w:t>/</w:t>
-            </w:r>
-            <w:r>
-              <w:rPr>
-                <w:rFonts w:ascii="PingFang SC" w:eastAsia="PingFang SC" w:hAnsi="PingFang SC" w:cs="PingFang SC"/>
-                <w:color w:val="000000"/>
-              </w:rPr>
-              <w:t>批量数据卡片，多维筛选与排序</w:t>
+            <w:tcW w:w="1357" w:type="pct"/>
+            <w:tcBorders>
+              <w:top w:val="single" w:sz="6" w:space="0" w:color="EFEFEF"/>
+              <w:left w:val="single" w:sz="6" w:space="0" w:color="EFEFEF"/>
+              <w:bottom w:val="single" w:sz="6" w:space="0" w:color="EFEFEF"/>
+              <w:right w:val="single" w:sz="6" w:space="0" w:color="EFEFEF"/>
+            </w:tcBorders>
+            <w:tcMar>
+              <w:top w:w="150" w:type="dxa"/>
+              <w:left w:w="150" w:type="dxa"/>
+              <w:bottom w:w="150" w:type="dxa"/>
+              <w:right w:w="150" w:type="dxa"/>
+            </w:tcMar>
+          </w:tcPr>
+          <w:p>
+            <w:pPr>
+              <w:snapToGrid w:val="0"/>
+              <w:spacing w:before="0" w:after="0"/>
+            </w:pPr>
+            <w:r>
+              <w:rPr>
+                <w:rFonts w:ascii="PingFang SC" w:eastAsia="PingFang SC" w:hAnsi="PingFang SC" w:cs="PingFang SC"/>
+                <w:color w:val="000000"/>
+              </w:rPr>
+              <w:t>单点/批量数据卡片，多维筛选与排序</w:t>
             </w:r>
           </w:p>
         </w:tc>
@@ -4349,7 +3711,7 @@
       <w:tr>
         <w:tc>
           <w:tcPr>
-            <w:tcW w:w="2160" w:type="dxa"/>
+            <w:tcW w:w="568" w:type="pct"/>
             <w:tcBorders>
               <w:top w:val="single" w:sz="6" w:space="0" w:color="EFEFEF"/>
               <w:left w:val="single" w:sz="6" w:space="0" w:color="EFEFEF"/>
@@ -4379,7 +3741,7 @@
         </w:tc>
         <w:tc>
           <w:tcPr>
-            <w:tcW w:w="8490" w:type="dxa"/>
+            <w:tcW w:w="2212" w:type="pct"/>
             <w:tcBorders>
               <w:top w:val="single" w:sz="6" w:space="0" w:color="EFEFEF"/>
               <w:left w:val="single" w:sz="6" w:space="0" w:color="EFEFEF"/>
@@ -4409,7 +3771,7 @@
         </w:tc>
         <w:tc>
           <w:tcPr>
-            <w:tcW w:w="2160" w:type="dxa"/>
+            <w:tcW w:w="863" w:type="pct"/>
             <w:tcBorders>
               <w:top w:val="single" w:sz="6" w:space="0" w:color="EFEFEF"/>
               <w:left w:val="single" w:sz="6" w:space="0" w:color="EFEFEF"/>
@@ -4439,45 +3801,31 @@
         </w:tc>
         <w:tc>
           <w:tcPr>
-            <w:tcW w:w="6210" w:type="dxa"/>
-            <w:tcBorders>
-              <w:top w:val="single" w:sz="6" w:space="0" w:color="EFEFEF"/>
-              <w:left w:val="single" w:sz="6" w:space="0" w:color="EFEFEF"/>
-              <w:bottom w:val="single" w:sz="6" w:space="0" w:color="EFEFEF"/>
-              <w:right w:val="single" w:sz="6" w:space="0" w:color="EFEFEF"/>
-            </w:tcBorders>
-            <w:tcMar>
-              <w:top w:w="150" w:type="dxa"/>
-              <w:left w:w="150" w:type="dxa"/>
-              <w:bottom w:w="150" w:type="dxa"/>
-              <w:right w:w="150" w:type="dxa"/>
-            </w:tcMar>
-          </w:tcPr>
-          <w:p>
-            <w:pPr>
-              <w:snapToGrid w:val="0"/>
-              <w:spacing w:before="0" w:after="0"/>
-            </w:pPr>
-            <w:r>
-              <w:rPr>
-                <w:rFonts w:ascii="PingFang SC" w:eastAsia="PingFang SC" w:hAnsi="PingFang SC" w:cs="PingFang SC"/>
-                <w:color w:val="000000"/>
-              </w:rPr>
-              <w:t>原始</w:t>
-            </w:r>
-            <w:r>
-              <w:rPr>
-                <w:rFonts w:ascii="PingFang SC" w:eastAsia="PingFang SC" w:hAnsi="PingFang SC" w:cs="PingFang SC"/>
-                <w:color w:val="000000"/>
-              </w:rPr>
-              <w:t xml:space="preserve"> vs </w:t>
-            </w:r>
-            <w:r>
-              <w:rPr>
-                <w:rFonts w:ascii="PingFang SC" w:eastAsia="PingFang SC" w:hAnsi="PingFang SC" w:cs="PingFang SC"/>
-                <w:color w:val="000000"/>
-              </w:rPr>
-              <w:t>处理后对比，参数调节，特征提取结果展示</w:t>
+            <w:tcW w:w="1357" w:type="pct"/>
+            <w:tcBorders>
+              <w:top w:val="single" w:sz="6" w:space="0" w:color="EFEFEF"/>
+              <w:left w:val="single" w:sz="6" w:space="0" w:color="EFEFEF"/>
+              <w:bottom w:val="single" w:sz="6" w:space="0" w:color="EFEFEF"/>
+              <w:right w:val="single" w:sz="6" w:space="0" w:color="EFEFEF"/>
+            </w:tcBorders>
+            <w:tcMar>
+              <w:top w:w="150" w:type="dxa"/>
+              <w:left w:w="150" w:type="dxa"/>
+              <w:bottom w:w="150" w:type="dxa"/>
+              <w:right w:w="150" w:type="dxa"/>
+            </w:tcMar>
+          </w:tcPr>
+          <w:p>
+            <w:pPr>
+              <w:snapToGrid w:val="0"/>
+              <w:spacing w:before="0" w:after="0"/>
+            </w:pPr>
+            <w:r>
+              <w:rPr>
+                <w:rFonts w:ascii="PingFang SC" w:eastAsia="PingFang SC" w:hAnsi="PingFang SC" w:cs="PingFang SC"/>
+                <w:color w:val="000000"/>
+              </w:rPr>
+              <w:t>原始 vs 处理后对比，参数调节，特征提取结果展示</w:t>
             </w:r>
           </w:p>
         </w:tc>
@@ -4485,7 +3833,7 @@
       <w:tr>
         <w:tc>
           <w:tcPr>
-            <w:tcW w:w="2160" w:type="dxa"/>
+            <w:tcW w:w="568" w:type="pct"/>
             <w:tcBorders>
               <w:top w:val="single" w:sz="6" w:space="0" w:color="EFEFEF"/>
               <w:left w:val="single" w:sz="6" w:space="0" w:color="EFEFEF"/>
@@ -4515,44 +3863,37 @@
         </w:tc>
         <w:tc>
           <w:tcPr>
-            <w:tcW w:w="8490" w:type="dxa"/>
-            <w:tcBorders>
-              <w:top w:val="single" w:sz="6" w:space="0" w:color="EFEFEF"/>
-              <w:left w:val="single" w:sz="6" w:space="0" w:color="EFEFEF"/>
-              <w:bottom w:val="single" w:sz="6" w:space="0" w:color="EFEFEF"/>
-              <w:right w:val="single" w:sz="6" w:space="0" w:color="EFEFEF"/>
-            </w:tcBorders>
-            <w:tcMar>
-              <w:top w:w="150" w:type="dxa"/>
-              <w:left w:w="150" w:type="dxa"/>
-              <w:bottom w:w="150" w:type="dxa"/>
-              <w:right w:w="150" w:type="dxa"/>
-            </w:tcMar>
-          </w:tcPr>
-          <w:p>
-            <w:pPr>
-              <w:snapToGrid w:val="0"/>
-              <w:spacing w:before="0" w:after="0"/>
-            </w:pPr>
-            <w:r>
-              <w:rPr>
-                <w:rFonts w:ascii="PingFang SC" w:eastAsia="PingFang SC" w:hAnsi="PingFang SC" w:cs="PingFang SC"/>
-                <w:color w:val="000000"/>
-              </w:rPr>
-              <w:t xml:space="preserve">TrainingDashboard, MetricsChart, </w:t>
-            </w:r>
-            <w:r>
-              <w:rPr>
-                <w:rFonts w:ascii="PingFang SC" w:eastAsia="PingFang SC" w:hAnsi="PingFang SC" w:cs="PingFang SC"/>
-                <w:color w:val="000000"/>
-              </w:rPr>
-              <w:t>RadarComparison, HeatmapView</w:t>
-            </w:r>
-          </w:p>
-        </w:tc>
-        <w:tc>
-          <w:tcPr>
-            <w:tcW w:w="2160" w:type="dxa"/>
+            <w:tcW w:w="2212" w:type="pct"/>
+            <w:tcBorders>
+              <w:top w:val="single" w:sz="6" w:space="0" w:color="EFEFEF"/>
+              <w:left w:val="single" w:sz="6" w:space="0" w:color="EFEFEF"/>
+              <w:bottom w:val="single" w:sz="6" w:space="0" w:color="EFEFEF"/>
+              <w:right w:val="single" w:sz="6" w:space="0" w:color="EFEFEF"/>
+            </w:tcBorders>
+            <w:tcMar>
+              <w:top w:w="150" w:type="dxa"/>
+              <w:left w:w="150" w:type="dxa"/>
+              <w:bottom w:w="150" w:type="dxa"/>
+              <w:right w:w="150" w:type="dxa"/>
+            </w:tcMar>
+          </w:tcPr>
+          <w:p>
+            <w:pPr>
+              <w:snapToGrid w:val="0"/>
+              <w:spacing w:before="0" w:after="0"/>
+            </w:pPr>
+            <w:r>
+              <w:rPr>
+                <w:rFonts w:ascii="PingFang SC" w:eastAsia="PingFang SC" w:hAnsi="PingFang SC" w:cs="PingFang SC"/>
+                <w:color w:val="000000"/>
+              </w:rPr>
+              <w:t>TrainingDashboard, MetricsChart, RadarComparison, HeatmapView</w:t>
+            </w:r>
+          </w:p>
+        </w:tc>
+        <w:tc>
+          <w:tcPr>
+            <w:tcW w:w="863" w:type="pct"/>
             <w:tcBorders>
               <w:top w:val="single" w:sz="6" w:space="0" w:color="EFEFEF"/>
               <w:left w:val="single" w:sz="6" w:space="0" w:color="EFEFEF"/>
@@ -4582,59 +3923,31 @@
         </w:tc>
         <w:tc>
           <w:tcPr>
-            <w:tcW w:w="6210" w:type="dxa"/>
-            <w:tcBorders>
-              <w:top w:val="single" w:sz="6" w:space="0" w:color="EFEFEF"/>
-              <w:left w:val="single" w:sz="6" w:space="0" w:color="EFEFEF"/>
-              <w:bottom w:val="single" w:sz="6" w:space="0" w:color="EFEFEF"/>
-              <w:right w:val="single" w:sz="6" w:space="0" w:color="EFEFEF"/>
-            </w:tcBorders>
-            <w:tcMar>
-              <w:top w:w="150" w:type="dxa"/>
-              <w:left w:w="150" w:type="dxa"/>
-              <w:bottom w:w="150" w:type="dxa"/>
-              <w:right w:w="150" w:type="dxa"/>
-            </w:tcMar>
-          </w:tcPr>
-          <w:p>
-            <w:pPr>
-              <w:snapToGrid w:val="0"/>
-              <w:spacing w:before="0" w:after="0"/>
-            </w:pPr>
-            <w:r>
-              <w:rPr>
-                <w:rFonts w:ascii="PingFang SC" w:eastAsia="PingFang SC" w:hAnsi="PingFang SC" w:cs="PingFang SC"/>
-                <w:color w:val="000000"/>
-              </w:rPr>
-              <w:t>训练启停</w:t>
-            </w:r>
-            <w:r>
-              <w:rPr>
-                <w:rFonts w:ascii="PingFang SC" w:eastAsia="PingFang SC" w:hAnsi="PingFang SC" w:cs="PingFang SC"/>
-                <w:color w:val="000000"/>
-              </w:rPr>
-              <w:t>/</w:t>
-            </w:r>
-            <w:r>
-              <w:rPr>
-                <w:rFonts w:ascii="PingFang SC" w:eastAsia="PingFang SC" w:hAnsi="PingFang SC" w:cs="PingFang SC"/>
-                <w:color w:val="000000"/>
-              </w:rPr>
-              <w:t>监控，</w:t>
-            </w:r>
-            <w:r>
-              <w:rPr>
-                <w:rFonts w:ascii="PingFang SC" w:eastAsia="PingFang SC" w:hAnsi="PingFang SC" w:cs="PingFang SC"/>
-                <w:color w:val="000000"/>
-              </w:rPr>
-              <w:t xml:space="preserve">MAE/RMSE/R²/MAPE </w:t>
-            </w:r>
-            <w:r>
-              <w:rPr>
-                <w:rFonts w:ascii="PingFang SC" w:eastAsia="PingFang SC" w:hAnsi="PingFang SC" w:cs="PingFang SC"/>
-                <w:color w:val="000000"/>
-              </w:rPr>
-              <w:t>指标对比</w:t>
+            <w:tcW w:w="1357" w:type="pct"/>
+            <w:tcBorders>
+              <w:top w:val="single" w:sz="6" w:space="0" w:color="EFEFEF"/>
+              <w:left w:val="single" w:sz="6" w:space="0" w:color="EFEFEF"/>
+              <w:bottom w:val="single" w:sz="6" w:space="0" w:color="EFEFEF"/>
+              <w:right w:val="single" w:sz="6" w:space="0" w:color="EFEFEF"/>
+            </w:tcBorders>
+            <w:tcMar>
+              <w:top w:w="150" w:type="dxa"/>
+              <w:left w:w="150" w:type="dxa"/>
+              <w:bottom w:w="150" w:type="dxa"/>
+              <w:right w:w="150" w:type="dxa"/>
+            </w:tcMar>
+          </w:tcPr>
+          <w:p>
+            <w:pPr>
+              <w:snapToGrid w:val="0"/>
+              <w:spacing w:before="0" w:after="0"/>
+            </w:pPr>
+            <w:r>
+              <w:rPr>
+                <w:rFonts w:ascii="PingFang SC" w:eastAsia="PingFang SC" w:hAnsi="PingFang SC" w:cs="PingFang SC"/>
+                <w:color w:val="000000"/>
+              </w:rPr>
+              <w:t>训练启停/监控，MAE/RMSE/R²/MAPE 指标对比</w:t>
             </w:r>
           </w:p>
         </w:tc>
@@ -4642,7 +3955,7 @@
       <w:tr>
         <w:tc>
           <w:tcPr>
-            <w:tcW w:w="2160" w:type="dxa"/>
+            <w:tcW w:w="568" w:type="pct"/>
             <w:tcBorders>
               <w:top w:val="single" w:sz="6" w:space="0" w:color="EFEFEF"/>
               <w:left w:val="single" w:sz="6" w:space="0" w:color="EFEFEF"/>
@@ -4672,7 +3985,7 @@
         </w:tc>
         <w:tc>
           <w:tcPr>
-            <w:tcW w:w="8490" w:type="dxa"/>
+            <w:tcW w:w="2212" w:type="pct"/>
             <w:tcBorders>
               <w:top w:val="single" w:sz="6" w:space="0" w:color="EFEFEF"/>
               <w:left w:val="single" w:sz="6" w:space="0" w:color="EFEFEF"/>
@@ -4702,7 +4015,7 @@
         </w:tc>
         <w:tc>
           <w:tcPr>
-            <w:tcW w:w="2160" w:type="dxa"/>
+            <w:tcW w:w="863" w:type="pct"/>
             <w:tcBorders>
               <w:top w:val="single" w:sz="6" w:space="0" w:color="EFEFEF"/>
               <w:left w:val="single" w:sz="6" w:space="0" w:color="EFEFEF"/>
@@ -4732,52 +4045,31 @@
         </w:tc>
         <w:tc>
           <w:tcPr>
-            <w:tcW w:w="6210" w:type="dxa"/>
-            <w:tcBorders>
-              <w:top w:val="single" w:sz="6" w:space="0" w:color="EFEFEF"/>
-              <w:left w:val="single" w:sz="6" w:space="0" w:color="EFEFEF"/>
-              <w:bottom w:val="single" w:sz="6" w:space="0" w:color="EFEFEF"/>
-              <w:right w:val="single" w:sz="6" w:space="0" w:color="EFEFEF"/>
-            </w:tcBorders>
-            <w:tcMar>
-              <w:top w:w="150" w:type="dxa"/>
-              <w:left w:w="150" w:type="dxa"/>
-              <w:bottom w:w="150" w:type="dxa"/>
-              <w:right w:w="150" w:type="dxa"/>
-            </w:tcMar>
-          </w:tcPr>
-          <w:p>
-            <w:pPr>
-              <w:snapToGrid w:val="0"/>
-              <w:spacing w:before="0" w:after="0"/>
-            </w:pPr>
-            <w:r>
-              <w:rPr>
-                <w:rFonts w:ascii="PingFang SC" w:eastAsia="PingFang SC" w:hAnsi="PingFang SC" w:cs="PingFang SC"/>
-                <w:color w:val="000000"/>
-              </w:rPr>
-              <w:t xml:space="preserve">ONNX/TorchServe </w:t>
-            </w:r>
-            <w:r>
-              <w:rPr>
-                <w:rFonts w:ascii="PingFang SC" w:eastAsia="PingFang SC" w:hAnsi="PingFang SC" w:cs="PingFang SC"/>
-                <w:color w:val="000000"/>
-              </w:rPr>
-              <w:t>状态，延迟</w:t>
-            </w:r>
-            <w:r>
-              <w:rPr>
-                <w:rFonts w:ascii="PingFang SC" w:eastAsia="PingFang SC" w:hAnsi="PingFang SC" w:cs="PingFang SC"/>
-                <w:color w:val="000000"/>
-              </w:rPr>
-              <w:t>/</w:t>
-            </w:r>
-            <w:r>
-              <w:rPr>
-                <w:rFonts w:ascii="PingFang SC" w:eastAsia="PingFang SC" w:hAnsi="PingFang SC" w:cs="PingFang SC"/>
-                <w:color w:val="000000"/>
-              </w:rPr>
-              <w:t>吞吐量监控，超阈值告警</w:t>
+            <w:tcW w:w="1357" w:type="pct"/>
+            <w:tcBorders>
+              <w:top w:val="single" w:sz="6" w:space="0" w:color="EFEFEF"/>
+              <w:left w:val="single" w:sz="6" w:space="0" w:color="EFEFEF"/>
+              <w:bottom w:val="single" w:sz="6" w:space="0" w:color="EFEFEF"/>
+              <w:right w:val="single" w:sz="6" w:space="0" w:color="EFEFEF"/>
+            </w:tcBorders>
+            <w:tcMar>
+              <w:top w:w="150" w:type="dxa"/>
+              <w:left w:w="150" w:type="dxa"/>
+              <w:bottom w:w="150" w:type="dxa"/>
+              <w:right w:w="150" w:type="dxa"/>
+            </w:tcMar>
+          </w:tcPr>
+          <w:p>
+            <w:pPr>
+              <w:snapToGrid w:val="0"/>
+              <w:spacing w:before="0" w:after="0"/>
+            </w:pPr>
+            <w:r>
+              <w:rPr>
+                <w:rFonts w:ascii="PingFang SC" w:eastAsia="PingFang SC" w:hAnsi="PingFang SC" w:cs="PingFang SC"/>
+                <w:color w:val="000000"/>
+              </w:rPr>
+              <w:t>ONNX/TorchServe 状态，延迟/吞吐量监控，超阈值告警</w:t>
             </w:r>
           </w:p>
         </w:tc>
@@ -4785,88 +4077,67 @@
       <w:tr>
         <w:tc>
           <w:tcPr>
-            <w:tcW w:w="2160" w:type="dxa"/>
-            <w:tcBorders>
-              <w:top w:val="single" w:sz="6" w:space="0" w:color="EFEFEF"/>
-              <w:left w:val="single" w:sz="6" w:space="0" w:color="EFEFEF"/>
-              <w:bottom w:val="single" w:sz="6" w:space="0" w:color="EFEFEF"/>
-              <w:right w:val="single" w:sz="6" w:space="0" w:color="EFEFEF"/>
-            </w:tcBorders>
-            <w:tcMar>
-              <w:top w:w="150" w:type="dxa"/>
-              <w:left w:w="150" w:type="dxa"/>
-              <w:bottom w:w="150" w:type="dxa"/>
-              <w:right w:w="150" w:type="dxa"/>
-            </w:tcMar>
-          </w:tcPr>
-          <w:p>
-            <w:pPr>
-              <w:snapToGrid w:val="0"/>
-              <w:spacing w:before="0" w:after="0"/>
-            </w:pPr>
-            <w:r>
-              <w:rPr>
-                <w:rFonts w:ascii="PingFang SC" w:eastAsia="PingFang SC" w:hAnsi="PingFang SC" w:cs="PingFang SC"/>
-                <w:color w:val="000000"/>
-              </w:rPr>
-              <w:t>声信号</w:t>
-            </w:r>
-            <w:r>
-              <w:rPr>
-                <w:rFonts w:ascii="PingFang SC" w:eastAsia="PingFang SC" w:hAnsi="PingFang SC" w:cs="PingFang SC"/>
-                <w:color w:val="000000"/>
-              </w:rPr>
-              <w:t>-</w:t>
-            </w:r>
-            <w:r>
-              <w:rPr>
-                <w:rFonts w:ascii="PingFang SC" w:eastAsia="PingFang SC" w:hAnsi="PingFang SC" w:cs="PingFang SC"/>
-                <w:color w:val="000000"/>
-              </w:rPr>
-              <w:t>剥离力耦合</w:t>
-            </w:r>
-          </w:p>
-        </w:tc>
-        <w:tc>
-          <w:tcPr>
-            <w:tcW w:w="8490" w:type="dxa"/>
-            <w:tcBorders>
-              <w:top w:val="single" w:sz="6" w:space="0" w:color="EFEFEF"/>
-              <w:left w:val="single" w:sz="6" w:space="0" w:color="EFEFEF"/>
-              <w:bottom w:val="single" w:sz="6" w:space="0" w:color="EFEFEF"/>
-              <w:right w:val="single" w:sz="6" w:space="0" w:color="EFEFEF"/>
-            </w:tcBorders>
-            <w:tcMar>
-              <w:top w:w="150" w:type="dxa"/>
-              <w:left w:w="150" w:type="dxa"/>
-              <w:bottom w:w="150" w:type="dxa"/>
-              <w:right w:w="150" w:type="dxa"/>
-            </w:tcMar>
-          </w:tcPr>
-          <w:p>
-            <w:pPr>
-              <w:snapToGrid w:val="0"/>
-              <w:spacing w:before="0" w:after="0"/>
-            </w:pPr>
-            <w:r>
-              <w:rPr>
-                <w:rFonts w:ascii="PingFang SC" w:eastAsia="PingFang SC" w:hAnsi="PingFang SC" w:cs="PingFang SC"/>
-                <w:color w:val="000000"/>
-              </w:rPr>
-              <w:t>DualAxisOverlay, CorrelationAnalysis, Spati</w:t>
-            </w:r>
-            <w:r>
-              <w:rPr>
-                <w:rFonts w:ascii="PingFang SC" w:eastAsia="PingFang SC" w:hAnsi="PingFang SC" w:cs="PingFang SC"/>
-                <w:color w:val="000000"/>
-              </w:rPr>
-              <w:t>alAlignment</w:t>
-            </w:r>
-          </w:p>
-        </w:tc>
-        <w:tc>
-          <w:tcPr>
-            <w:tcW w:w="2160" w:type="dxa"/>
+            <w:tcW w:w="568" w:type="pct"/>
+            <w:tcBorders>
+              <w:top w:val="single" w:sz="6" w:space="0" w:color="EFEFEF"/>
+              <w:left w:val="single" w:sz="6" w:space="0" w:color="EFEFEF"/>
+              <w:bottom w:val="single" w:sz="6" w:space="0" w:color="EFEFEF"/>
+              <w:right w:val="single" w:sz="6" w:space="0" w:color="EFEFEF"/>
+            </w:tcBorders>
+            <w:tcMar>
+              <w:top w:w="150" w:type="dxa"/>
+              <w:left w:w="150" w:type="dxa"/>
+              <w:bottom w:w="150" w:type="dxa"/>
+              <w:right w:w="150" w:type="dxa"/>
+            </w:tcMar>
+          </w:tcPr>
+          <w:p>
+            <w:pPr>
+              <w:snapToGrid w:val="0"/>
+              <w:spacing w:before="0" w:after="0"/>
+            </w:pPr>
+            <w:r>
+              <w:rPr>
+                <w:rFonts w:ascii="PingFang SC" w:eastAsia="PingFang SC" w:hAnsi="PingFang SC" w:cs="PingFang SC"/>
+                <w:color w:val="000000"/>
+              </w:rPr>
+              <w:t>声信号-剥离力耦合</w:t>
+            </w:r>
+          </w:p>
+        </w:tc>
+        <w:tc>
+          <w:tcPr>
+            <w:tcW w:w="2212" w:type="pct"/>
+            <w:tcBorders>
+              <w:top w:val="single" w:sz="6" w:space="0" w:color="EFEFEF"/>
+              <w:left w:val="single" w:sz="6" w:space="0" w:color="EFEFEF"/>
+              <w:bottom w:val="single" w:sz="6" w:space="0" w:color="EFEFEF"/>
+              <w:right w:val="single" w:sz="6" w:space="0" w:color="EFEFEF"/>
+            </w:tcBorders>
+            <w:tcMar>
+              <w:top w:w="150" w:type="dxa"/>
+              <w:left w:w="150" w:type="dxa"/>
+              <w:bottom w:w="150" w:type="dxa"/>
+              <w:right w:w="150" w:type="dxa"/>
+            </w:tcMar>
+          </w:tcPr>
+          <w:p>
+            <w:pPr>
+              <w:snapToGrid w:val="0"/>
+              <w:spacing w:before="0" w:after="0"/>
+            </w:pPr>
+            <w:r>
+              <w:rPr>
+                <w:rFonts w:ascii="PingFang SC" w:eastAsia="PingFang SC" w:hAnsi="PingFang SC" w:cs="PingFang SC"/>
+                <w:color w:val="000000"/>
+              </w:rPr>
+              <w:t>DualAxisOverlay, CorrelationAnalysis, SpatialAlignment</w:t>
+            </w:r>
+          </w:p>
+        </w:tc>
+        <w:tc>
+          <w:tcPr>
+            <w:tcW w:w="863" w:type="pct"/>
             <w:tcBorders>
               <w:top w:val="single" w:sz="6" w:space="0" w:color="EFEFEF"/>
               <w:left w:val="single" w:sz="6" w:space="0" w:color="EFEFEF"/>
@@ -4896,45 +4167,31 @@
         </w:tc>
         <w:tc>
           <w:tcPr>
-            <w:tcW w:w="6210" w:type="dxa"/>
-            <w:tcBorders>
-              <w:top w:val="single" w:sz="6" w:space="0" w:color="EFEFEF"/>
-              <w:left w:val="single" w:sz="6" w:space="0" w:color="EFEFEF"/>
-              <w:bottom w:val="single" w:sz="6" w:space="0" w:color="EFEFEF"/>
-              <w:right w:val="single" w:sz="6" w:space="0" w:color="EFEFEF"/>
-            </w:tcBorders>
-            <w:tcMar>
-              <w:top w:w="150" w:type="dxa"/>
-              <w:left w:w="150" w:type="dxa"/>
-              <w:bottom w:w="150" w:type="dxa"/>
-              <w:right w:w="150" w:type="dxa"/>
-            </w:tcMar>
-          </w:tcPr>
-          <w:p>
-            <w:pPr>
-              <w:snapToGrid w:val="0"/>
-              <w:spacing w:before="0" w:after="0"/>
-            </w:pPr>
-            <w:r>
-              <w:rPr>
-                <w:rFonts w:ascii="PingFang SC" w:eastAsia="PingFang SC" w:hAnsi="PingFang SC" w:cs="PingFang SC"/>
-                <w:color w:val="000000"/>
-              </w:rPr>
-              <w:t>双轴叠加图，</w:t>
-            </w:r>
-            <w:r>
-              <w:rPr>
-                <w:rFonts w:ascii="PingFang SC" w:eastAsia="PingFang SC" w:hAnsi="PingFang SC" w:cs="PingFang SC"/>
-                <w:color w:val="000000"/>
-              </w:rPr>
-              <w:t>Pearson/Spearman/</w:t>
-            </w:r>
-            <w:r>
-              <w:rPr>
-                <w:rFonts w:ascii="PingFang SC" w:eastAsia="PingFang SC" w:hAnsi="PingFang SC" w:cs="PingFang SC"/>
-                <w:color w:val="000000"/>
-              </w:rPr>
-              <w:t>互信息分析</w:t>
+            <w:tcW w:w="1357" w:type="pct"/>
+            <w:tcBorders>
+              <w:top w:val="single" w:sz="6" w:space="0" w:color="EFEFEF"/>
+              <w:left w:val="single" w:sz="6" w:space="0" w:color="EFEFEF"/>
+              <w:bottom w:val="single" w:sz="6" w:space="0" w:color="EFEFEF"/>
+              <w:right w:val="single" w:sz="6" w:space="0" w:color="EFEFEF"/>
+            </w:tcBorders>
+            <w:tcMar>
+              <w:top w:w="150" w:type="dxa"/>
+              <w:left w:w="150" w:type="dxa"/>
+              <w:bottom w:w="150" w:type="dxa"/>
+              <w:right w:w="150" w:type="dxa"/>
+            </w:tcMar>
+          </w:tcPr>
+          <w:p>
+            <w:pPr>
+              <w:snapToGrid w:val="0"/>
+              <w:spacing w:before="0" w:after="0"/>
+            </w:pPr>
+            <w:r>
+              <w:rPr>
+                <w:rFonts w:ascii="PingFang SC" w:eastAsia="PingFang SC" w:hAnsi="PingFang SC" w:cs="PingFang SC"/>
+                <w:color w:val="000000"/>
+              </w:rPr>
+              <w:t>双轴叠加图，Pearson/Spearman/互信息分析</w:t>
             </w:r>
           </w:p>
         </w:tc>
@@ -4942,7 +4199,7 @@
       <w:tr>
         <w:tc>
           <w:tcPr>
-            <w:tcW w:w="2160" w:type="dxa"/>
+            <w:tcW w:w="568" w:type="pct"/>
             <w:tcBorders>
               <w:top w:val="single" w:sz="6" w:space="0" w:color="EFEFEF"/>
               <w:left w:val="single" w:sz="6" w:space="0" w:color="EFEFEF"/>
@@ -4972,7 +4229,7 @@
         </w:tc>
         <w:tc>
           <w:tcPr>
-            <w:tcW w:w="8490" w:type="dxa"/>
+            <w:tcW w:w="2212" w:type="pct"/>
             <w:tcBorders>
               <w:top w:val="single" w:sz="6" w:space="0" w:color="EFEFEF"/>
               <w:left w:val="single" w:sz="6" w:space="0" w:color="EFEFEF"/>
@@ -5002,7 +4259,7 @@
         </w:tc>
         <w:tc>
           <w:tcPr>
-            <w:tcW w:w="2160" w:type="dxa"/>
+            <w:tcW w:w="863" w:type="pct"/>
             <w:tcBorders>
               <w:top w:val="single" w:sz="6" w:space="0" w:color="EFEFEF"/>
               <w:left w:val="single" w:sz="6" w:space="0" w:color="EFEFEF"/>
@@ -5032,52 +4289,31 @@
         </w:tc>
         <w:tc>
           <w:tcPr>
-            <w:tcW w:w="6210" w:type="dxa"/>
-            <w:tcBorders>
-              <w:top w:val="single" w:sz="6" w:space="0" w:color="EFEFEF"/>
-              <w:left w:val="single" w:sz="6" w:space="0" w:color="EFEFEF"/>
-              <w:bottom w:val="single" w:sz="6" w:space="0" w:color="EFEFEF"/>
-              <w:right w:val="single" w:sz="6" w:space="0" w:color="EFEFEF"/>
-            </w:tcBorders>
-            <w:tcMar>
-              <w:top w:w="150" w:type="dxa"/>
-              <w:left w:w="150" w:type="dxa"/>
-              <w:bottom w:w="150" w:type="dxa"/>
-              <w:right w:w="150" w:type="dxa"/>
-            </w:tcMar>
-          </w:tcPr>
-          <w:p>
-            <w:pPr>
-              <w:snapToGrid w:val="0"/>
-              <w:spacing w:before="0" w:after="0"/>
-            </w:pPr>
-            <w:r>
-              <w:rPr>
-                <w:rFonts w:ascii="PingFang SC" w:eastAsia="PingFang SC" w:hAnsi="PingFang SC" w:cs="PingFang SC"/>
-                <w:color w:val="000000"/>
-              </w:rPr>
-              <w:t xml:space="preserve">C </w:t>
-            </w:r>
-            <w:r>
-              <w:rPr>
-                <w:rFonts w:ascii="PingFang SC" w:eastAsia="PingFang SC" w:hAnsi="PingFang SC" w:cs="PingFang SC"/>
-                <w:color w:val="000000"/>
-              </w:rPr>
-              <w:t>扫图像分析，缺陷列表，</w:t>
-            </w:r>
-            <w:r>
-              <w:rPr>
-                <w:rFonts w:ascii="PingFang SC" w:eastAsia="PingFang SC" w:hAnsi="PingFang SC" w:cs="PingFang SC"/>
-                <w:color w:val="000000"/>
-              </w:rPr>
-              <w:t xml:space="preserve">Word </w:t>
-            </w:r>
-            <w:r>
-              <w:rPr>
-                <w:rFonts w:ascii="PingFang SC" w:eastAsia="PingFang SC" w:hAnsi="PingFang SC" w:cs="PingFang SC"/>
-                <w:color w:val="000000"/>
-              </w:rPr>
-              <w:t>报告自动生成</w:t>
+            <w:tcW w:w="1357" w:type="pct"/>
+            <w:tcBorders>
+              <w:top w:val="single" w:sz="6" w:space="0" w:color="EFEFEF"/>
+              <w:left w:val="single" w:sz="6" w:space="0" w:color="EFEFEF"/>
+              <w:bottom w:val="single" w:sz="6" w:space="0" w:color="EFEFEF"/>
+              <w:right w:val="single" w:sz="6" w:space="0" w:color="EFEFEF"/>
+            </w:tcBorders>
+            <w:tcMar>
+              <w:top w:w="150" w:type="dxa"/>
+              <w:left w:w="150" w:type="dxa"/>
+              <w:bottom w:w="150" w:type="dxa"/>
+              <w:right w:w="150" w:type="dxa"/>
+            </w:tcMar>
+          </w:tcPr>
+          <w:p>
+            <w:pPr>
+              <w:snapToGrid w:val="0"/>
+              <w:spacing w:before="0" w:after="0"/>
+            </w:pPr>
+            <w:r>
+              <w:rPr>
+                <w:rFonts w:ascii="PingFang SC" w:eastAsia="PingFang SC" w:hAnsi="PingFang SC" w:cs="PingFang SC"/>
+                <w:color w:val="000000"/>
+              </w:rPr>
+              <w:t>C 扫图像分析，缺陷列表，Word 报告自动生成</w:t>
             </w:r>
           </w:p>
         </w:tc>
@@ -5085,7 +4321,7 @@
       <w:tr>
         <w:tc>
           <w:tcPr>
-            <w:tcW w:w="2160" w:type="dxa"/>
+            <w:tcW w:w="568" w:type="pct"/>
             <w:tcBorders>
               <w:top w:val="single" w:sz="6" w:space="0" w:color="EFEFEF"/>
               <w:left w:val="single" w:sz="6" w:space="0" w:color="EFEFEF"/>
@@ -5115,7 +4351,7 @@
         </w:tc>
         <w:tc>
           <w:tcPr>
-            <w:tcW w:w="8490" w:type="dxa"/>
+            <w:tcW w:w="2212" w:type="pct"/>
             <w:tcBorders>
               <w:top w:val="single" w:sz="6" w:space="0" w:color="EFEFEF"/>
               <w:left w:val="single" w:sz="6" w:space="0" w:color="EFEFEF"/>
@@ -5145,7 +4381,7 @@
         </w:tc>
         <w:tc>
           <w:tcPr>
-            <w:tcW w:w="2160" w:type="dxa"/>
+            <w:tcW w:w="863" w:type="pct"/>
             <w:tcBorders>
               <w:top w:val="single" w:sz="6" w:space="0" w:color="EFEFEF"/>
               <w:left w:val="single" w:sz="6" w:space="0" w:color="EFEFEF"/>
@@ -5175,52 +4411,31 @@
         </w:tc>
         <w:tc>
           <w:tcPr>
-            <w:tcW w:w="6210" w:type="dxa"/>
-            <w:tcBorders>
-              <w:top w:val="single" w:sz="6" w:space="0" w:color="EFEFEF"/>
-              <w:left w:val="single" w:sz="6" w:space="0" w:color="EFEFEF"/>
-              <w:bottom w:val="single" w:sz="6" w:space="0" w:color="EFEFEF"/>
-              <w:right w:val="single" w:sz="6" w:space="0" w:color="EFEFEF"/>
-            </w:tcBorders>
-            <w:tcMar>
-              <w:top w:w="150" w:type="dxa"/>
-              <w:left w:w="150" w:type="dxa"/>
-              <w:bottom w:w="150" w:type="dxa"/>
-              <w:right w:w="150" w:type="dxa"/>
-            </w:tcMar>
-          </w:tcPr>
-          <w:p>
-            <w:pPr>
-              <w:snapToGrid w:val="0"/>
-              <w:spacing w:before="0" w:after="0"/>
-            </w:pPr>
-            <w:r>
-              <w:rPr>
-                <w:rFonts w:ascii="PingFang SC" w:eastAsia="PingFang SC" w:hAnsi="PingFang SC" w:cs="PingFang SC"/>
-                <w:color w:val="000000"/>
-              </w:rPr>
-              <w:t xml:space="preserve">JWT </w:t>
-            </w:r>
-            <w:r>
-              <w:rPr>
-                <w:rFonts w:ascii="PingFang SC" w:eastAsia="PingFang SC" w:hAnsi="PingFang SC" w:cs="PingFang SC"/>
-                <w:color w:val="000000"/>
-              </w:rPr>
-              <w:t>登录，</w:t>
-            </w:r>
-            <w:r>
-              <w:rPr>
-                <w:rFonts w:ascii="PingFang SC" w:eastAsia="PingFang SC" w:hAnsi="PingFang SC" w:cs="PingFang SC"/>
-                <w:color w:val="000000"/>
-              </w:rPr>
-              <w:t xml:space="preserve">RBAC </w:t>
-            </w:r>
-            <w:r>
-              <w:rPr>
-                <w:rFonts w:ascii="PingFang SC" w:eastAsia="PingFang SC" w:hAnsi="PingFang SC" w:cs="PingFang SC"/>
-                <w:color w:val="000000"/>
-              </w:rPr>
-              <w:t>角色管理，操作审计日志</w:t>
+            <w:tcW w:w="1357" w:type="pct"/>
+            <w:tcBorders>
+              <w:top w:val="single" w:sz="6" w:space="0" w:color="EFEFEF"/>
+              <w:left w:val="single" w:sz="6" w:space="0" w:color="EFEFEF"/>
+              <w:bottom w:val="single" w:sz="6" w:space="0" w:color="EFEFEF"/>
+              <w:right w:val="single" w:sz="6" w:space="0" w:color="EFEFEF"/>
+            </w:tcBorders>
+            <w:tcMar>
+              <w:top w:w="150" w:type="dxa"/>
+              <w:left w:w="150" w:type="dxa"/>
+              <w:bottom w:w="150" w:type="dxa"/>
+              <w:right w:w="150" w:type="dxa"/>
+            </w:tcMar>
+          </w:tcPr>
+          <w:p>
+            <w:pPr>
+              <w:snapToGrid w:val="0"/>
+              <w:spacing w:before="0" w:after="0"/>
+            </w:pPr>
+            <w:r>
+              <w:rPr>
+                <w:rFonts w:ascii="PingFang SC" w:eastAsia="PingFang SC" w:hAnsi="PingFang SC" w:cs="PingFang SC"/>
+                <w:color w:val="000000"/>
+              </w:rPr>
+              <w:t>JWT 登录，RBAC 角色管理，操作审计日志</w:t>
             </w:r>
           </w:p>
         </w:tc>
@@ -5260,13 +4475,7 @@
         <w:rPr>
           <w:color w:val="000000"/>
         </w:rPr>
-        <w:t xml:space="preserve"> TSX</w:t>
-      </w:r>
-      <w:r>
-        <w:rPr>
-          <w:color w:val="000000"/>
-        </w:rPr>
-        <w:t xml:space="preserve"> </w:t>
+        <w:t xml:space="preserve"> TSX </w:t>
       </w:r>
       <w:r>
         <w:rPr>
@@ -5587,7 +4796,6 @@
                 <w:rFonts w:ascii="PingFang SC" w:eastAsia="PingFang SC" w:hAnsi="PingFang SC" w:cs="PingFang SC"/>
                 <w:color w:val="000000"/>
               </w:rPr>
-              <w:lastRenderedPageBreak/>
               <w:t>Linear Regression</w:t>
             </w:r>
           </w:p>
@@ -6304,6 +5512,7 @@
           <w:b/>
           <w:color w:val="000000"/>
         </w:rPr>
+        <w:lastRenderedPageBreak/>
         <w:t>核心能力</w:t>
       </w:r>
       <w:r>
@@ -7399,13 +6608,7 @@
         <w:rPr>
           <w:color w:val="000000"/>
         </w:rPr>
-        <w:t xml:space="preserve"> U-Net +</w:t>
-      </w:r>
-      <w:r>
-        <w:rPr>
-          <w:color w:val="000000"/>
-        </w:rPr>
-        <w:t xml:space="preserve"> ResNet34 </w:t>
+        <w:t xml:space="preserve"> U-Net + ResNet34 </w:t>
       </w:r>
       <w:r>
         <w:rPr>
@@ -7700,13 +6903,7 @@
         <w:rPr>
           <w:color w:val="000000"/>
         </w:rPr>
-        <w:t xml:space="preserve"> </w:t>
-      </w:r>
-      <w:r>
-        <w:rPr>
-          <w:color w:val="000000"/>
-        </w:rPr>
-        <w:t xml:space="preserve">Handler + ONNX </w:t>
+        <w:t xml:space="preserve"> Handler + ONNX </w:t>
       </w:r>
       <w:r>
         <w:rPr>
@@ -7840,7 +7037,6 @@
                 <w:rFonts w:ascii="PingFang SC" w:eastAsia="PingFang SC" w:hAnsi="PingFang SC" w:cs="PingFang SC"/>
                 <w:color w:val="000000"/>
               </w:rPr>
-              <w:lastRenderedPageBreak/>
               <w:t>IoU</w:t>
             </w:r>
           </w:p>
@@ -8181,19 +7377,7 @@
                               <w:rPr>
                                 <w:rStyle w:val="melo-codeblock-Base-theme-char"/>
                               </w:rPr>
-                              <w:t>原始</w:t>
-                            </w:r>
-                            <w:r>
-                              <w:rPr>
-                                <w:rStyle w:val="melo-codeblock-Base-theme-char"/>
-                              </w:rPr>
-                              <w:t xml:space="preserve"> A-scan </w:t>
-                            </w:r>
-                            <w:r>
-                              <w:rPr>
-                                <w:rStyle w:val="melo-codeblock-Base-theme-char"/>
-                              </w:rPr>
-                              <w:t>波形</w:t>
+                              <w:t>原始 A-scan 波形</w:t>
                             </w:r>
                           </w:p>
                           <w:p>
@@ -8221,13 +7405,7 @@
                               <w:rPr>
                                 <w:rStyle w:val="melo-codeblock-Base-theme-char"/>
                               </w:rPr>
-                              <w:t xml:space="preserve">    ├── DCRemoval ................ </w:t>
-                            </w:r>
-                            <w:r>
-                              <w:rPr>
-                                <w:rStyle w:val="melo-codeblock-Base-theme-char"/>
-                              </w:rPr>
-                              <w:t>直流分量去除</w:t>
+                              <w:t xml:space="preserve">    ├── DCRemoval ................ 直流分量去除</w:t>
                             </w:r>
                           </w:p>
                           <w:p>
@@ -8241,13 +7419,7 @@
                               <w:rPr>
                                 <w:rStyle w:val="melo-codeblock-Base-theme-char"/>
                               </w:rPr>
-                              <w:t xml:space="preserve">    ├── FrameAlignment ........... </w:t>
-                            </w:r>
-                            <w:r>
-                              <w:rPr>
-                                <w:rStyle w:val="melo-codeblock-Base-theme-char"/>
-                              </w:rPr>
-                              <w:t>帧对齐（互相关）</w:t>
+                              <w:t xml:space="preserve">    ├── FrameAlignment ........... 帧对齐（互相关）</w:t>
                             </w:r>
                           </w:p>
                           <w:p>
@@ -8261,19 +7433,7 @@
                               <w:rPr>
                                 <w:rStyle w:val="melo-codeblock-Base-theme-char"/>
                               </w:rPr>
-                              <w:t xml:space="preserve">    ├── BandpassFilter ........... Butterworth 4 </w:t>
-                            </w:r>
-                            <w:r>
-                              <w:rPr>
-                                <w:rStyle w:val="melo-codeblock-Base-theme-char"/>
-                              </w:rPr>
-                              <w:t>阶带通</w:t>
-                            </w:r>
-                            <w:r>
-                              <w:rPr>
-                                <w:rStyle w:val="melo-codeblock-Base-theme-char"/>
-                              </w:rPr>
-                              <w:t xml:space="preserve"> (2–8 MHz)</w:t>
+                              <w:t xml:space="preserve">    ├── BandpassFilter ........... Butterworth 4 阶带通 (2–8 MHz)</w:t>
                             </w:r>
                           </w:p>
                           <w:p>
@@ -8287,31 +7447,7 @@
                               <w:rPr>
                                 <w:rStyle w:val="melo-codeblock-Base-theme-char"/>
                               </w:rPr>
-                              <w:t xml:space="preserve">    ├── WaveletDenoising ......... Daubechies-8 </w:t>
-                            </w:r>
-                            <w:r>
-                              <w:rPr>
-                                <w:rStyle w:val="melo-codeblock-Base-theme-char"/>
-                              </w:rPr>
-                              <w:t>小波阈值去噪</w:t>
-                            </w:r>
-                            <w:r>
-                              <w:rPr>
-                                <w:rStyle w:val="melo-codeblock-Base-theme-char"/>
-                              </w:rPr>
-                              <w:t xml:space="preserve"> (5 </w:t>
-                            </w:r>
-                            <w:r>
-                              <w:rPr>
-                                <w:rStyle w:val="melo-codeblock-Base-theme-char"/>
-                              </w:rPr>
-                              <w:t>级</w:t>
-                            </w:r>
-                            <w:r>
-                              <w:rPr>
-                                <w:rStyle w:val="melo-codeblock-Base-theme-char"/>
-                              </w:rPr>
-                              <w:t>, Minimax)</w:t>
+                              <w:t xml:space="preserve">    ├── WaveletDenoising ......... Daubechies-8 小波阈值去噪 (5 级, Minimax)</w:t>
                             </w:r>
                           </w:p>
                           <w:p>
@@ -8325,13 +7461,7 @@
                               <w:rPr>
                                 <w:rStyle w:val="melo-codeblock-Base-theme-char"/>
                               </w:rPr>
-                              <w:t xml:space="preserve">    ├── MedianFilter ............. </w:t>
-                            </w:r>
-                            <w:r>
-                              <w:rPr>
-                                <w:rStyle w:val="melo-codeblock-Base-theme-char"/>
-                              </w:rPr>
-                              <w:t>中值滤波（脉冲噪声去除）</w:t>
+                              <w:t xml:space="preserve">    ├── MedianFilter ............. 中值滤波（脉冲噪声去除）</w:t>
                             </w:r>
                           </w:p>
                           <w:p>
@@ -8345,19 +7475,7 @@
                               <w:rPr>
                                 <w:rStyle w:val="melo-codeblock-Base-theme-char"/>
                               </w:rPr>
-                              <w:t xml:space="preserve">    ├── BaselineCorrection ....</w:t>
-                            </w:r>
-                            <w:r>
-                              <w:rPr>
-                                <w:rStyle w:val="melo-codeblock-Base-theme-char"/>
-                              </w:rPr>
-                              <w:t xml:space="preserve">... </w:t>
-                            </w:r>
-                            <w:r>
-                              <w:rPr>
-                                <w:rStyle w:val="melo-codeblock-Base-theme-char"/>
-                              </w:rPr>
-                              <w:t>多项式基线校正</w:t>
+                              <w:t xml:space="preserve">    ├── BaselineCorrection ....... 多项式基线校正</w:t>
                             </w:r>
                           </w:p>
                           <w:p>
@@ -8371,25 +7489,7 @@
                               <w:rPr>
                                 <w:rStyle w:val="melo-codeblock-Base-theme-char"/>
                               </w:rPr>
-                              <w:t xml:space="preserve">    └── Normalization ............ </w:t>
-                            </w:r>
-                            <w:r>
-                              <w:rPr>
-                                <w:rStyle w:val="melo-codeblock-Base-theme-char"/>
-                              </w:rPr>
-                              <w:t>峰值归一化</w:t>
-                            </w:r>
-                            <w:r>
-                              <w:rPr>
-                                <w:rStyle w:val="melo-codeblock-Base-theme-char"/>
-                              </w:rPr>
-                              <w:t xml:space="preserve"> / Z-score </w:t>
-                            </w:r>
-                            <w:r>
-                              <w:rPr>
-                                <w:rStyle w:val="melo-codeblock-Base-theme-char"/>
-                              </w:rPr>
-                              <w:t>标准化</w:t>
+                              <w:t xml:space="preserve">    └── Normalization ............ 峰值归一化 / Z-score 标准化</w:t>
                             </w:r>
                           </w:p>
                           <w:p>
@@ -8417,37 +7517,7 @@
                               <w:rPr>
                                 <w:rStyle w:val="melo-codeblock-Base-theme-char"/>
                               </w:rPr>
-                              <w:t xml:space="preserve">          ├── TimeDomainFeatures .. Vpp, TOF, </w:t>
-                            </w:r>
-                            <w:r>
-                              <w:rPr>
-                                <w:rStyle w:val="melo-codeblock-Base-theme-char"/>
-                              </w:rPr>
-                              <w:t>包络能量</w:t>
-                            </w:r>
-                            <w:r>
-                              <w:rPr>
-                                <w:rStyle w:val="melo-codeblock-Base-theme-char"/>
-                              </w:rPr>
-                              <w:t xml:space="preserve">, FWHM, </w:t>
-                            </w:r>
-                            <w:r>
-                              <w:rPr>
-                                <w:rStyle w:val="melo-codeblock-Base-theme-char"/>
-                              </w:rPr>
-                              <w:t>零交叉率</w:t>
-                            </w:r>
-                            <w:r>
-                              <w:rPr>
-                                <w:rStyle w:val="melo-codeblock-Base-theme-char"/>
-                              </w:rPr>
-                              <w:t xml:space="preserve">, </w:t>
-                            </w:r>
-                            <w:r>
-                              <w:rPr>
-                                <w:rStyle w:val="melo-codeblock-Base-theme-char"/>
-                              </w:rPr>
-                              <w:t>波形因子</w:t>
+                              <w:t xml:space="preserve">          ├── TimeDomainFeatures .. Vpp, TOF, 包络能量, FWHM, 零交叉率, 波形因子</w:t>
                             </w:r>
                           </w:p>
                           <w:p>
@@ -8461,55 +7531,7 @@
                               <w:rPr>
                                 <w:rStyle w:val="melo-codeblock-Base-theme-char"/>
                               </w:rPr>
-                              <w:t xml:space="preserve">          ├── FrequencyDomainFeatures  </w:t>
-                            </w:r>
-                            <w:r>
-                              <w:rPr>
-                                <w:rStyle w:val="melo-codeblock-Base-theme-char"/>
-                              </w:rPr>
-                              <w:t>中心频率</w:t>
-                            </w:r>
-                            <w:r>
-                              <w:rPr>
-                                <w:rStyle w:val="melo-codeblock-Base-theme-char"/>
-                              </w:rPr>
-                              <w:t xml:space="preserve">, </w:t>
-                            </w:r>
-                            <w:r>
-                              <w:rPr>
-                                <w:rStyle w:val="melo-codeblock-Base-theme-char"/>
-                              </w:rPr>
-                              <w:t>带宽</w:t>
-                            </w:r>
-                            <w:r>
-                              <w:rPr>
-                                <w:rStyle w:val="melo-codeblock-Base-theme-char"/>
-                              </w:rPr>
-                              <w:t xml:space="preserve">, </w:t>
-                            </w:r>
-                            <w:r>
-                              <w:rPr>
-                                <w:rStyle w:val="melo-codeblock-Base-theme-char"/>
-                              </w:rPr>
-                              <w:t>谱熵</w:t>
-                            </w:r>
-                            <w:r>
-                              <w:rPr>
-                                <w:rStyle w:val="melo-codeblock-Base-theme-char"/>
-                              </w:rPr>
-                              <w:t xml:space="preserve">, </w:t>
-                            </w:r>
-                            <w:r>
-                              <w:rPr>
-                                <w:rStyle w:val="melo-codeblock-Base-theme-char"/>
-                              </w:rPr>
-                              <w:t>谱矩</w:t>
-                            </w:r>
-                            <w:r>
-                              <w:rPr>
-                                <w:rStyle w:val="melo-codeblock-Base-theme-char"/>
-                              </w:rPr>
-                              <w:t xml:space="preserve"> (FFT)</w:t>
+                              <w:t xml:space="preserve">          ├── FrequencyDomainFeatures  中心频率, 带宽, 谱熵, 谱矩 (FFT)</w:t>
                             </w:r>
                           </w:p>
                           <w:p>
@@ -8537,25 +7559,7 @@
                               <w:rPr>
                                 <w:rStyle w:val="melo-codeblock-Base-theme-char"/>
                               </w:rPr>
-                              <w:t xml:space="preserve">          ├── EnvelopeExtractor ..... Hilbert </w:t>
-                            </w:r>
-                            <w:r>
-                              <w:rPr>
-                                <w:rStyle w:val="melo-codeblock-Base-theme-char"/>
-                              </w:rPr>
-                              <w:t>变换包络检波</w:t>
-                            </w:r>
-                            <w:r>
-                              <w:rPr>
-                                <w:rStyle w:val="melo-codeblock-Base-theme-char"/>
-                              </w:rPr>
-                              <w:t xml:space="preserve"> + </w:t>
-                            </w:r>
-                            <w:r>
-                              <w:rPr>
-                                <w:rStyle w:val="melo-codeblock-Base-theme-char"/>
-                              </w:rPr>
-                              <w:t>移动平均平滑</w:t>
+                              <w:t xml:space="preserve">          ├── EnvelopeExtractor ..... Hilbert 变换包络检波 + 移动平均平滑</w:t>
                             </w:r>
                           </w:p>
                           <w:p>
@@ -8569,13 +7573,7 @@
                               <w:rPr>
                                 <w:rStyle w:val="melo-codeblock-Base-theme-char"/>
                               </w:rPr>
-                              <w:t xml:space="preserve">          └── RegionalStats ......... </w:t>
-                            </w:r>
-                            <w:r>
-                              <w:rPr>
-                                <w:rStyle w:val="melo-codeblock-Base-theme-char"/>
-                              </w:rPr>
-                              <w:t>区域统计（能量、方差、直方图）</w:t>
+                              <w:t xml:space="preserve">          └── RegionalStats ......... 区域统计（能量、方差、直方图）</w:t>
                             </w:r>
                           </w:p>
                           <w:p>
@@ -8603,73 +7601,7 @@
                               <w:rPr>
                                 <w:rStyle w:val="melo-codeblock-Base-theme-char"/>
                               </w:rPr>
-                              <w:t xml:space="preserve">                └── SpatialAlignment .. </w:t>
-                            </w:r>
-                            <w:r>
-                              <w:rPr>
-                                <w:rStyle w:val="melo-codeblock-Base-theme-char"/>
-                              </w:rPr>
-                              <w:t>超声</w:t>
-                            </w:r>
-                            <w:r>
-                              <w:rPr>
-                                <w:rStyle w:val="melo-codeblock-Base-theme-char"/>
-                              </w:rPr>
-                              <w:t>-</w:t>
-                            </w:r>
-                            <w:r>
-                              <w:rPr>
-                                <w:rStyle w:val="melo-codeblock-Base-theme-char"/>
-                              </w:rPr>
-                              <w:t>剥离数据时空对齐</w:t>
-                            </w:r>
-                            <w:r>
-                              <w:rPr>
-                                <w:rStyle w:val="melo-codeblock-Base-theme-char"/>
-                              </w:rPr>
-                              <w:t xml:space="preserve"> (</w:t>
-                            </w:r>
-                            <w:r>
-                              <w:rPr>
-                                <w:rStyle w:val="melo-codeblock-Base-theme-char"/>
-                              </w:rPr>
-                              <w:t xml:space="preserve">FPGA </w:t>
-                            </w:r>
-                            <w:r>
-                              <w:rPr>
-                                <w:rStyle w:val="melo-codeblock-Base-theme-char"/>
-                              </w:rPr>
-                              <w:t>时间戳</w:t>
-                            </w:r>
-                            <w:r>
-                              <w:rPr>
-                                <w:rStyle w:val="melo-codeblock-Base-theme-char"/>
-                              </w:rPr>
-                              <w:t xml:space="preserve"> + </w:t>
-                            </w:r>
-                            <w:r>
-                              <w:rPr>
-                                <w:rStyle w:val="melo-codeblock-Base-theme-char"/>
-                              </w:rPr>
-                              <w:t>插值</w:t>
-                            </w:r>
-                            <w:r>
-                              <w:rPr>
-                                <w:rStyle w:val="melo-codeblock-Base-theme-char"/>
-                              </w:rPr>
-                              <w:t xml:space="preserve"> + </w:t>
-                            </w:r>
-                            <w:r>
-                              <w:rPr>
-                                <w:rStyle w:val="melo-codeblock-Base-theme-char"/>
-                              </w:rPr>
-                              <w:t>互相关</w:t>
-                            </w:r>
-                            <w:r>
-                              <w:rPr>
-                                <w:rStyle w:val="melo-codeblock-Base-theme-char"/>
-                              </w:rPr>
-                              <w:t>)</w:t>
+                              <w:t xml:space="preserve">                └── SpatialAlignment .. 超声-剥离数据时空对齐 (FPGA 时间戳 + 插值 + 互相关)</w:t>
                             </w:r>
                           </w:p>
                         </w:txbxContent>
@@ -9623,14 +8555,7 @@
                 <w:rFonts w:ascii="PingFang SC" w:eastAsia="PingFang SC" w:hAnsi="PingFang SC" w:cs="PingFang SC"/>
                 <w:color w:val="000000"/>
               </w:rPr>
-              <w:t xml:space="preserve">C </w:t>
-            </w:r>
-            <w:r>
-              <w:rPr>
-                <w:rFonts w:ascii="PingFang SC" w:eastAsia="PingFang SC" w:hAnsi="PingFang SC" w:cs="PingFang SC"/>
-                <w:color w:val="000000"/>
-              </w:rPr>
-              <w:t>扫图像读取、标准化、裁剪、预处理</w:t>
+              <w:t>C 扫图像读取、标准化、裁剪、预处理</w:t>
             </w:r>
           </w:p>
         </w:tc>
@@ -9660,14 +8585,7 @@
                 <w:rFonts w:ascii="PingFang SC" w:eastAsia="PingFang SC" w:hAnsi="PingFang SC" w:cs="PingFang SC"/>
                 <w:color w:val="000000"/>
               </w:rPr>
-              <w:t xml:space="preserve">OpenCV, PIL, </w:t>
-            </w:r>
-            <w:r>
-              <w:rPr>
-                <w:rFonts w:ascii="PingFang SC" w:eastAsia="PingFang SC" w:hAnsi="PingFang SC" w:cs="PingFang SC"/>
-                <w:color w:val="000000"/>
-              </w:rPr>
-              <w:t>自适应色彩空间转换</w:t>
+              <w:t>OpenCV, PIL, 自适应色彩空间转换</w:t>
             </w:r>
           </w:p>
         </w:tc>
@@ -9699,14 +8617,7 @@
                 <w:rFonts w:ascii="PingFang SC" w:eastAsia="PingFang SC" w:hAnsi="PingFang SC" w:cs="PingFang SC"/>
                 <w:color w:val="000000"/>
               </w:rPr>
-              <w:t xml:space="preserve">ROI </w:t>
-            </w:r>
-            <w:r>
-              <w:rPr>
-                <w:rFonts w:ascii="PingFang SC" w:eastAsia="PingFang SC" w:hAnsi="PingFang SC" w:cs="PingFang SC"/>
-                <w:color w:val="000000"/>
-              </w:rPr>
-              <w:t>检测</w:t>
+              <w:t>ROI 检测</w:t>
             </w:r>
           </w:p>
         </w:tc>
@@ -9736,21 +8647,7 @@
                 <w:rFonts w:ascii="PingFang SC" w:eastAsia="PingFang SC" w:hAnsi="PingFang SC" w:cs="PingFang SC"/>
                 <w:color w:val="000000"/>
               </w:rPr>
-              <w:t>亮度投影分析、矩形</w:t>
-            </w:r>
-            <w:r>
-              <w:rPr>
-                <w:rFonts w:ascii="PingFang SC" w:eastAsia="PingFang SC" w:hAnsi="PingFang SC" w:cs="PingFang SC"/>
-                <w:color w:val="000000"/>
-              </w:rPr>
-              <w:t xml:space="preserve"> ROI </w:t>
-            </w:r>
-            <w:r>
-              <w:rPr>
-                <w:rFonts w:ascii="PingFang SC" w:eastAsia="PingFang SC" w:hAnsi="PingFang SC" w:cs="PingFang SC"/>
-                <w:color w:val="000000"/>
-              </w:rPr>
-              <w:t>生成、焊缝排除</w:t>
+              <w:t>亮度投影分析、矩形 ROI 生成、焊缝排除</w:t>
             </w:r>
           </w:p>
         </w:tc>
@@ -9812,6 +8709,7 @@
                 <w:rFonts w:ascii="PingFang SC" w:eastAsia="PingFang SC" w:hAnsi="PingFang SC" w:cs="PingFang SC"/>
                 <w:color w:val="000000"/>
               </w:rPr>
+              <w:lastRenderedPageBreak/>
               <w:t>缺陷分析</w:t>
             </w:r>
           </w:p>
@@ -9872,49 +8770,7 @@
                 <w:rFonts w:ascii="PingFang SC" w:eastAsia="PingFang SC" w:hAnsi="PingFang SC" w:cs="PingFang SC"/>
                 <w:color w:val="000000"/>
               </w:rPr>
-              <w:t>面积</w:t>
-            </w:r>
-            <w:r>
-              <w:rPr>
-                <w:rFonts w:ascii="PingFang SC" w:eastAsia="PingFang SC" w:hAnsi="PingFang SC" w:cs="PingFang SC"/>
-                <w:color w:val="000000"/>
-              </w:rPr>
-              <w:t>/</w:t>
-            </w:r>
-            <w:r>
-              <w:rPr>
-                <w:rFonts w:ascii="PingFang SC" w:eastAsia="PingFang SC" w:hAnsi="PingFang SC" w:cs="PingFang SC"/>
-                <w:color w:val="000000"/>
-              </w:rPr>
-              <w:t>质心</w:t>
-            </w:r>
-            <w:r>
-              <w:rPr>
-                <w:rFonts w:ascii="PingFang SC" w:eastAsia="PingFang SC" w:hAnsi="PingFang SC" w:cs="PingFang SC"/>
-                <w:color w:val="000000"/>
-              </w:rPr>
-              <w:t>/</w:t>
-            </w:r>
-            <w:r>
-              <w:rPr>
-                <w:rFonts w:ascii="PingFang SC" w:eastAsia="PingFang SC" w:hAnsi="PingFang SC" w:cs="PingFang SC"/>
-                <w:color w:val="000000"/>
-              </w:rPr>
-              <w:t>长宽比</w:t>
-            </w:r>
-            <w:r>
-              <w:rPr>
-                <w:rFonts w:ascii="PingFang SC" w:eastAsia="PingFang SC" w:hAnsi="PingFang SC" w:cs="PingFang SC"/>
-                <w:color w:val="000000"/>
-              </w:rPr>
-              <w:t>/</w:t>
-            </w:r>
-            <w:r>
-              <w:rPr>
-                <w:rFonts w:ascii="PingFang SC" w:eastAsia="PingFang SC" w:hAnsi="PingFang SC" w:cs="PingFang SC"/>
-                <w:color w:val="000000"/>
-              </w:rPr>
-              <w:t>置信度</w:t>
+              <w:t>面积/质心/长宽比/置信度</w:t>
             </w:r>
           </w:p>
         </w:tc>
@@ -9976,49 +8832,7 @@
                 <w:rFonts w:ascii="PingFang SC" w:eastAsia="PingFang SC" w:hAnsi="PingFang SC" w:cs="PingFang SC"/>
                 <w:color w:val="000000"/>
               </w:rPr>
-              <w:t>视觉分支</w:t>
-            </w:r>
-            <w:r>
-              <w:rPr>
-                <w:rFonts w:ascii="PingFang SC" w:eastAsia="PingFang SC" w:hAnsi="PingFang SC" w:cs="PingFang SC"/>
-                <w:color w:val="000000"/>
-              </w:rPr>
-              <w:t xml:space="preserve"> + </w:t>
-            </w:r>
-            <w:r>
-              <w:rPr>
-                <w:rFonts w:ascii="PingFang SC" w:eastAsia="PingFang SC" w:hAnsi="PingFang SC" w:cs="PingFang SC"/>
-                <w:color w:val="000000"/>
-              </w:rPr>
-              <w:t>声力分支</w:t>
-            </w:r>
-            <w:r>
-              <w:rPr>
-                <w:rFonts w:ascii="PingFang SC" w:eastAsia="PingFang SC" w:hAnsi="PingFang SC" w:cs="PingFang SC"/>
-                <w:color w:val="000000"/>
-              </w:rPr>
-              <w:t xml:space="preserve"> + </w:t>
-            </w:r>
-            <w:r>
-              <w:rPr>
-                <w:rFonts w:ascii="PingFang SC" w:eastAsia="PingFang SC" w:hAnsi="PingFang SC" w:cs="PingFang SC"/>
-                <w:color w:val="000000"/>
-              </w:rPr>
-              <w:t>规则引擎</w:t>
-            </w:r>
-            <w:r>
-              <w:rPr>
-                <w:rFonts w:ascii="PingFang SC" w:eastAsia="PingFang SC" w:hAnsi="PingFang SC" w:cs="PingFang SC"/>
-                <w:color w:val="000000"/>
-              </w:rPr>
-              <w:t xml:space="preserve"> → </w:t>
-            </w:r>
-            <w:r>
-              <w:rPr>
-                <w:rFonts w:ascii="PingFang SC" w:eastAsia="PingFang SC" w:hAnsi="PingFang SC" w:cs="PingFang SC"/>
-                <w:color w:val="000000"/>
-              </w:rPr>
-              <w:t>三路融合决策</w:t>
+              <w:t>视觉分支 + 声力分支 + 规则引擎 → 三路融合决策</w:t>
             </w:r>
           </w:p>
         </w:tc>
@@ -10048,21 +8862,7 @@
                 <w:rFonts w:ascii="PingFang SC" w:eastAsia="PingFang SC" w:hAnsi="PingFang SC" w:cs="PingFang SC"/>
                 <w:color w:val="000000"/>
               </w:rPr>
-              <w:t>加权融合</w:t>
-            </w:r>
-            <w:r>
-              <w:rPr>
-                <w:rFonts w:ascii="PingFang SC" w:eastAsia="PingFang SC" w:hAnsi="PingFang SC" w:cs="PingFang SC"/>
-                <w:color w:val="000000"/>
-              </w:rPr>
-              <w:t xml:space="preserve">, </w:t>
-            </w:r>
-            <w:r>
-              <w:rPr>
-                <w:rFonts w:ascii="PingFang SC" w:eastAsia="PingFang SC" w:hAnsi="PingFang SC" w:cs="PingFang SC"/>
-                <w:color w:val="000000"/>
-              </w:rPr>
-              <w:t>规则校核</w:t>
+              <w:t>加权融合, 规则校核</w:t>
             </w:r>
           </w:p>
         </w:tc>
@@ -10124,14 +8924,7 @@
                 <w:rFonts w:ascii="PingFang SC" w:eastAsia="PingFang SC" w:hAnsi="PingFang SC" w:cs="PingFang SC"/>
                 <w:color w:val="000000"/>
               </w:rPr>
-              <w:t xml:space="preserve">python-docx </w:t>
-            </w:r>
-            <w:r>
-              <w:rPr>
-                <w:rFonts w:ascii="PingFang SC" w:eastAsia="PingFang SC" w:hAnsi="PingFang SC" w:cs="PingFang SC"/>
-                <w:color w:val="000000"/>
-              </w:rPr>
-              <w:t>模板引擎、数据绑定、数字校验、术语一致性</w:t>
+              <w:t>python-docx 模板引擎、数据绑定、数字校验、术语一致性</w:t>
             </w:r>
           </w:p>
         </w:tc>
@@ -10161,14 +8954,7 @@
                 <w:rFonts w:ascii="PingFang SC" w:eastAsia="PingFang SC" w:hAnsi="PingFang SC" w:cs="PingFang SC"/>
                 <w:color w:val="000000"/>
               </w:rPr>
-              <w:t xml:space="preserve">Word </w:t>
-            </w:r>
-            <w:r>
-              <w:rPr>
-                <w:rFonts w:ascii="PingFang SC" w:eastAsia="PingFang SC" w:hAnsi="PingFang SC" w:cs="PingFang SC"/>
-                <w:color w:val="000000"/>
-              </w:rPr>
-              <w:t>自动化生成</w:t>
+              <w:t>Word 自动化生成</w:t>
             </w:r>
           </w:p>
         </w:tc>
@@ -10309,13 +9095,7 @@
         <w:rPr>
           <w:color w:val="000000"/>
         </w:rPr>
-        <w:t xml:space="preserve"> &gt;</w:t>
-      </w:r>
-      <w:r>
-        <w:rPr>
-          <w:color w:val="000000"/>
-        </w:rPr>
-        <w:t xml:space="preserve"> 15% → </w:t>
+        <w:t xml:space="preserve"> &gt; 15% → </w:t>
       </w:r>
       <w:r>
         <w:rPr>
@@ -10712,14 +9492,7 @@
                 <w:rFonts w:ascii="PingFang SC" w:eastAsia="PingFang SC" w:hAnsi="PingFang SC" w:cs="PingFang SC"/>
                 <w:color w:val="000000"/>
               </w:rPr>
-              <w:t xml:space="preserve">FPGA </w:t>
-            </w:r>
-            <w:r>
-              <w:rPr>
-                <w:rFonts w:ascii="PingFang SC" w:eastAsia="PingFang SC" w:hAnsi="PingFang SC" w:cs="PingFang SC"/>
-                <w:color w:val="000000"/>
-              </w:rPr>
-              <w:t>硬件触发</w:t>
+              <w:t>FPGA 硬件触发</w:t>
             </w:r>
           </w:p>
         </w:tc>
@@ -10843,14 +9616,7 @@
                 <w:rFonts w:ascii="PingFang SC" w:eastAsia="PingFang SC" w:hAnsi="PingFang SC" w:cs="PingFang SC"/>
                 <w:color w:val="000000"/>
               </w:rPr>
-              <w:t xml:space="preserve">DAQ </w:t>
-            </w:r>
-            <w:r>
-              <w:rPr>
-                <w:rFonts w:ascii="PingFang SC" w:eastAsia="PingFang SC" w:hAnsi="PingFang SC" w:cs="PingFang SC"/>
-                <w:color w:val="000000"/>
-              </w:rPr>
-              <w:t>采样精度</w:t>
+              <w:t>DAQ 采样精度</w:t>
             </w:r>
           </w:p>
         </w:tc>
@@ -10880,21 +9646,7 @@
                 <w:rFonts w:ascii="PingFang SC" w:eastAsia="PingFang SC" w:hAnsi="PingFang SC" w:cs="PingFang SC"/>
                 <w:color w:val="000000"/>
               </w:rPr>
-              <w:t xml:space="preserve">16 </w:t>
-            </w:r>
-            <w:r>
-              <w:rPr>
-                <w:rFonts w:ascii="PingFang SC" w:eastAsia="PingFang SC" w:hAnsi="PingFang SC" w:cs="PingFang SC"/>
-                <w:color w:val="000000"/>
-              </w:rPr>
-              <w:t>位</w:t>
-            </w:r>
-            <w:r>
-              <w:rPr>
-                <w:rFonts w:ascii="PingFang SC" w:eastAsia="PingFang SC" w:hAnsi="PingFang SC" w:cs="PingFang SC"/>
-                <w:color w:val="000000"/>
-              </w:rPr>
-              <w:t>, 250 kS/s</w:t>
+              <w:t>16 位, 250 kS/s</w:t>
             </w:r>
           </w:p>
         </w:tc>
@@ -11016,14 +9768,7 @@
                 <w:rFonts w:ascii="PingFang SC" w:eastAsia="PingFang SC" w:hAnsi="PingFang SC" w:cs="PingFang SC"/>
                 <w:color w:val="000000"/>
               </w:rPr>
-              <w:t xml:space="preserve">S </w:t>
-            </w:r>
-            <w:r>
-              <w:rPr>
-                <w:rFonts w:ascii="PingFang SC" w:eastAsia="PingFang SC" w:hAnsi="PingFang SC" w:cs="PingFang SC"/>
-                <w:color w:val="000000"/>
-              </w:rPr>
-              <w:t>型拉压力传感器</w:t>
+              <w:t>S 型拉压力传感器</w:t>
             </w:r>
           </w:p>
         </w:tc>
@@ -11177,14 +9922,7 @@
                 <w:rFonts w:ascii="PingFang SC" w:eastAsia="PingFang SC" w:hAnsi="PingFang SC" w:cs="PingFang SC"/>
                 <w:color w:val="000000"/>
               </w:rPr>
-              <w:t xml:space="preserve">≥ 8 </w:t>
-            </w:r>
-            <w:r>
-              <w:rPr>
-                <w:rFonts w:ascii="PingFang SC" w:eastAsia="PingFang SC" w:hAnsi="PingFang SC" w:cs="PingFang SC"/>
-                <w:color w:val="000000"/>
-              </w:rPr>
-              <w:t>小时无故障</w:t>
+              <w:t>≥ 8 小时无故障</w:t>
             </w:r>
           </w:p>
         </w:tc>
@@ -11411,7 +10149,6 @@
         <w:rPr>
           <w:color w:val="000000"/>
         </w:rPr>
-        <w:lastRenderedPageBreak/>
         <w:t xml:space="preserve">3.7 S7 — </w:t>
       </w:r>
       <w:r>
@@ -11693,6 +10430,7 @@
           <w:b/>
           <w:color w:val="000000"/>
         </w:rPr>
+        <w:lastRenderedPageBreak/>
         <w:t>文件规模</w:t>
       </w:r>
       <w:r>
@@ -11841,15 +10579,7 @@
                 <w:b/>
                 <w:color w:val="000000"/>
               </w:rPr>
-              <w:t>数</w:t>
-            </w:r>
-            <w:r>
-              <w:rPr>
-                <w:rFonts w:ascii="PingFang SC" w:eastAsia="PingFang SC" w:hAnsi="PingFang SC" w:cs="PingFang SC"/>
-                <w:b/>
-                <w:color w:val="000000"/>
-              </w:rPr>
-              <w:t>量</w:t>
+              <w:t>数量</w:t>
             </w:r>
           </w:p>
         </w:tc>
@@ -11911,14 +10641,7 @@
                 <w:rFonts w:ascii="PingFang SC" w:eastAsia="PingFang SC" w:hAnsi="PingFang SC" w:cs="PingFang SC"/>
                 <w:color w:val="000000"/>
               </w:rPr>
-              <w:t xml:space="preserve">7 </w:t>
-            </w:r>
-            <w:r>
-              <w:rPr>
-                <w:rFonts w:ascii="PingFang SC" w:eastAsia="PingFang SC" w:hAnsi="PingFang SC" w:cs="PingFang SC"/>
-                <w:color w:val="000000"/>
-              </w:rPr>
-              <w:t>个</w:t>
+              <w:t>7 个</w:t>
             </w:r>
           </w:p>
         </w:tc>
@@ -11950,14 +10673,7 @@
                 <w:rFonts w:ascii="PingFang SC" w:eastAsia="PingFang SC" w:hAnsi="PingFang SC" w:cs="PingFang SC"/>
                 <w:color w:val="000000"/>
               </w:rPr>
-              <w:t xml:space="preserve">Python </w:t>
-            </w:r>
-            <w:r>
-              <w:rPr>
-                <w:rFonts w:ascii="PingFang SC" w:eastAsia="PingFang SC" w:hAnsi="PingFang SC" w:cs="PingFang SC"/>
-                <w:color w:val="000000"/>
-              </w:rPr>
-              <w:t>源文件</w:t>
+              <w:t>Python 源文件</w:t>
             </w:r>
           </w:p>
         </w:tc>
@@ -11987,14 +10703,7 @@
                 <w:rFonts w:ascii="PingFang SC" w:eastAsia="PingFang SC" w:hAnsi="PingFang SC" w:cs="PingFang SC"/>
                 <w:color w:val="000000"/>
               </w:rPr>
-              <w:t xml:space="preserve">161 </w:t>
-            </w:r>
-            <w:r>
-              <w:rPr>
-                <w:rFonts w:ascii="PingFang SC" w:eastAsia="PingFang SC" w:hAnsi="PingFang SC" w:cs="PingFang SC"/>
-                <w:color w:val="000000"/>
-              </w:rPr>
-              <w:t>个</w:t>
+              <w:t>161 个</w:t>
             </w:r>
           </w:p>
         </w:tc>
@@ -12026,14 +10735,7 @@
                 <w:rFonts w:ascii="PingFang SC" w:eastAsia="PingFang SC" w:hAnsi="PingFang SC" w:cs="PingFang SC"/>
                 <w:color w:val="000000"/>
               </w:rPr>
-              <w:t xml:space="preserve">TypeScript/TSX </w:t>
-            </w:r>
-            <w:r>
-              <w:rPr>
-                <w:rFonts w:ascii="PingFang SC" w:eastAsia="PingFang SC" w:hAnsi="PingFang SC" w:cs="PingFang SC"/>
-                <w:color w:val="000000"/>
-              </w:rPr>
-              <w:t>文件</w:t>
+              <w:t>TypeScript/TSX 文件</w:t>
             </w:r>
           </w:p>
         </w:tc>
@@ -12063,14 +10765,7 @@
                 <w:rFonts w:ascii="PingFang SC" w:eastAsia="PingFang SC" w:hAnsi="PingFang SC" w:cs="PingFang SC"/>
                 <w:color w:val="000000"/>
               </w:rPr>
-              <w:t xml:space="preserve">38 </w:t>
-            </w:r>
-            <w:r>
-              <w:rPr>
-                <w:rFonts w:ascii="PingFang SC" w:eastAsia="PingFang SC" w:hAnsi="PingFang SC" w:cs="PingFang SC"/>
-                <w:color w:val="000000"/>
-              </w:rPr>
-              <w:t>个</w:t>
+              <w:t>38 个</w:t>
             </w:r>
           </w:p>
         </w:tc>
@@ -12102,14 +10797,7 @@
                 <w:rFonts w:ascii="PingFang SC" w:eastAsia="PingFang SC" w:hAnsi="PingFang SC" w:cs="PingFang SC"/>
                 <w:color w:val="000000"/>
               </w:rPr>
-              <w:t xml:space="preserve">Python </w:t>
-            </w:r>
-            <w:r>
-              <w:rPr>
-                <w:rFonts w:ascii="PingFang SC" w:eastAsia="PingFang SC" w:hAnsi="PingFang SC" w:cs="PingFang SC"/>
-                <w:color w:val="000000"/>
-              </w:rPr>
-              <w:t>代码行数（不含测试）</w:t>
+              <w:t>Python 代码行数（不含测试）</w:t>
             </w:r>
           </w:p>
         </w:tc>
@@ -12139,14 +10827,7 @@
                 <w:rFonts w:ascii="PingFang SC" w:eastAsia="PingFang SC" w:hAnsi="PingFang SC" w:cs="PingFang SC"/>
                 <w:color w:val="000000"/>
               </w:rPr>
-              <w:t xml:space="preserve">~7,100 </w:t>
-            </w:r>
-            <w:r>
-              <w:rPr>
-                <w:rFonts w:ascii="PingFang SC" w:eastAsia="PingFang SC" w:hAnsi="PingFang SC" w:cs="PingFang SC"/>
-                <w:color w:val="000000"/>
-              </w:rPr>
-              <w:t>行</w:t>
+              <w:t>~7,100 行</w:t>
             </w:r>
           </w:p>
         </w:tc>
@@ -12208,14 +10889,7 @@
                 <w:rFonts w:ascii="PingFang SC" w:eastAsia="PingFang SC" w:hAnsi="PingFang SC" w:cs="PingFang SC"/>
                 <w:color w:val="000000"/>
               </w:rPr>
-              <w:t xml:space="preserve">13 </w:t>
-            </w:r>
-            <w:r>
-              <w:rPr>
-                <w:rFonts w:ascii="PingFang SC" w:eastAsia="PingFang SC" w:hAnsi="PingFang SC" w:cs="PingFang SC"/>
-                <w:color w:val="000000"/>
-              </w:rPr>
-              <w:t>个</w:t>
+              <w:t>13 个</w:t>
             </w:r>
           </w:p>
         </w:tc>
@@ -12277,14 +10951,7 @@
                 <w:rFonts w:ascii="PingFang SC" w:eastAsia="PingFang SC" w:hAnsi="PingFang SC" w:cs="PingFang SC"/>
                 <w:color w:val="000000"/>
               </w:rPr>
-              <w:t xml:space="preserve">61 </w:t>
-            </w:r>
-            <w:r>
-              <w:rPr>
-                <w:rFonts w:ascii="PingFang SC" w:eastAsia="PingFang SC" w:hAnsi="PingFang SC" w:cs="PingFang SC"/>
-                <w:color w:val="000000"/>
-              </w:rPr>
-              <w:t>个</w:t>
+              <w:t>61 个</w:t>
             </w:r>
           </w:p>
         </w:tc>
@@ -12316,14 +10983,7 @@
                 <w:rFonts w:ascii="PingFang SC" w:eastAsia="PingFang SC" w:hAnsi="PingFang SC" w:cs="PingFang SC"/>
                 <w:color w:val="000000"/>
               </w:rPr>
-              <w:t xml:space="preserve">README </w:t>
-            </w:r>
-            <w:r>
-              <w:rPr>
-                <w:rFonts w:ascii="PingFang SC" w:eastAsia="PingFang SC" w:hAnsi="PingFang SC" w:cs="PingFang SC"/>
-                <w:color w:val="000000"/>
-              </w:rPr>
-              <w:t>文档</w:t>
+              <w:t>README 文档</w:t>
             </w:r>
           </w:p>
         </w:tc>
@@ -12353,14 +11013,7 @@
                 <w:rFonts w:ascii="PingFang SC" w:eastAsia="PingFang SC" w:hAnsi="PingFang SC" w:cs="PingFang SC"/>
                 <w:color w:val="000000"/>
               </w:rPr>
-              <w:t xml:space="preserve">7 </w:t>
-            </w:r>
-            <w:r>
-              <w:rPr>
-                <w:rFonts w:ascii="PingFang SC" w:eastAsia="PingFang SC" w:hAnsi="PingFang SC" w:cs="PingFang SC"/>
-                <w:color w:val="000000"/>
-              </w:rPr>
-              <w:t>个</w:t>
+              <w:t>7 个</w:t>
             </w:r>
           </w:p>
         </w:tc>
@@ -12461,56 +11114,40 @@
                 <w:b/>
                 <w:color w:val="000000"/>
               </w:rPr>
-              <w:t xml:space="preserve">Python </w:t>
-            </w:r>
+              <w:t>Python 文件</w:t>
+            </w:r>
+          </w:p>
+        </w:tc>
+        <w:tc>
+          <w:tcPr>
+            <w:tcW w:w="1620" w:type="dxa"/>
+            <w:tcBorders>
+              <w:top w:val="single" w:sz="6" w:space="0" w:color="EFEFEF"/>
+              <w:left w:val="single" w:sz="6" w:space="0" w:color="EFEFEF"/>
+              <w:bottom w:val="single" w:sz="6" w:space="0" w:color="EFEFEF"/>
+              <w:right w:val="single" w:sz="6" w:space="0" w:color="EFEFEF"/>
+            </w:tcBorders>
+            <w:shd w:val="clear" w:color="auto" w:fill="F5F7FA"/>
+            <w:tcMar>
+              <w:top w:w="150" w:type="dxa"/>
+              <w:left w:w="150" w:type="dxa"/>
+              <w:bottom w:w="150" w:type="dxa"/>
+              <w:right w:w="150" w:type="dxa"/>
+            </w:tcMar>
+          </w:tcPr>
+          <w:p>
+            <w:pPr>
+              <w:snapToGrid w:val="0"/>
+              <w:spacing w:before="0" w:after="0"/>
+              <w:jc w:val="left"/>
+            </w:pPr>
             <w:r>
               <w:rPr>
                 <w:rFonts w:ascii="PingFang SC" w:eastAsia="PingFang SC" w:hAnsi="PingFang SC" w:cs="PingFang SC"/>
                 <w:b/>
                 <w:color w:val="000000"/>
               </w:rPr>
-              <w:t>文件</w:t>
-            </w:r>
-          </w:p>
-        </w:tc>
-        <w:tc>
-          <w:tcPr>
-            <w:tcW w:w="1620" w:type="dxa"/>
-            <w:tcBorders>
-              <w:top w:val="single" w:sz="6" w:space="0" w:color="EFEFEF"/>
-              <w:left w:val="single" w:sz="6" w:space="0" w:color="EFEFEF"/>
-              <w:bottom w:val="single" w:sz="6" w:space="0" w:color="EFEFEF"/>
-              <w:right w:val="single" w:sz="6" w:space="0" w:color="EFEFEF"/>
-            </w:tcBorders>
-            <w:shd w:val="clear" w:color="auto" w:fill="F5F7FA"/>
-            <w:tcMar>
-              <w:top w:w="150" w:type="dxa"/>
-              <w:left w:w="150" w:type="dxa"/>
-              <w:bottom w:w="150" w:type="dxa"/>
-              <w:right w:w="150" w:type="dxa"/>
-            </w:tcMar>
-          </w:tcPr>
-          <w:p>
-            <w:pPr>
-              <w:snapToGrid w:val="0"/>
-              <w:spacing w:before="0" w:after="0"/>
-              <w:jc w:val="left"/>
-            </w:pPr>
-            <w:r>
-              <w:rPr>
-                <w:rFonts w:ascii="PingFang SC" w:eastAsia="PingFang SC" w:hAnsi="PingFang SC" w:cs="PingFang SC"/>
-                <w:b/>
-                <w:color w:val="000000"/>
-              </w:rPr>
-              <w:t xml:space="preserve">TS/TSX </w:t>
-            </w:r>
-            <w:r>
-              <w:rPr>
-                <w:rFonts w:ascii="PingFang SC" w:eastAsia="PingFang SC" w:hAnsi="PingFang SC" w:cs="PingFang SC"/>
-                <w:b/>
-                <w:color w:val="000000"/>
-              </w:rPr>
-              <w:t>文件</w:t>
+              <w:t>TS/TSX 文件</w:t>
             </w:r>
           </w:p>
         </w:tc>
@@ -12575,14 +11212,7 @@
                 <w:rFonts w:ascii="PingFang SC" w:eastAsia="PingFang SC" w:hAnsi="PingFang SC" w:cs="PingFang SC"/>
                 <w:color w:val="000000"/>
               </w:rPr>
-              <w:t xml:space="preserve">S1 — </w:t>
-            </w:r>
-            <w:r>
-              <w:rPr>
-                <w:rFonts w:ascii="PingFang SC" w:eastAsia="PingFang SC" w:hAnsi="PingFang SC" w:cs="PingFang SC"/>
-                <w:color w:val="000000"/>
-              </w:rPr>
-              <w:t>平台后端</w:t>
+              <w:t>S1 — 平台后端</w:t>
             </w:r>
           </w:p>
         </w:tc>
@@ -12704,14 +11334,7 @@
                 <w:rFonts w:ascii="PingFang SC" w:eastAsia="PingFang SC" w:hAnsi="PingFang SC" w:cs="PingFang SC"/>
                 <w:color w:val="000000"/>
               </w:rPr>
-              <w:t xml:space="preserve">S1 — </w:t>
-            </w:r>
-            <w:r>
-              <w:rPr>
-                <w:rFonts w:ascii="PingFang SC" w:eastAsia="PingFang SC" w:hAnsi="PingFang SC" w:cs="PingFang SC"/>
-                <w:color w:val="000000"/>
-              </w:rPr>
-              <w:t>平台前端</w:t>
+              <w:t>S1 — 平台前端</w:t>
             </w:r>
           </w:p>
         </w:tc>
@@ -12833,14 +11456,7 @@
                 <w:rFonts w:ascii="PingFang SC" w:eastAsia="PingFang SC" w:hAnsi="PingFang SC" w:cs="PingFang SC"/>
                 <w:color w:val="000000"/>
               </w:rPr>
-              <w:t xml:space="preserve">S2 — ML </w:t>
-            </w:r>
-            <w:r>
-              <w:rPr>
-                <w:rFonts w:ascii="PingFang SC" w:eastAsia="PingFang SC" w:hAnsi="PingFang SC" w:cs="PingFang SC"/>
-                <w:color w:val="000000"/>
-              </w:rPr>
-              <w:t>引擎</w:t>
+              <w:t>S2 — ML 引擎</w:t>
             </w:r>
           </w:p>
         </w:tc>
@@ -12930,56 +11546,7 @@
                 <w:rFonts w:ascii="PingFang SC" w:eastAsia="PingFang SC" w:hAnsi="PingFang SC" w:cs="PingFang SC"/>
                 <w:color w:val="000000"/>
               </w:rPr>
-              <w:t xml:space="preserve">6 </w:t>
-            </w:r>
-            <w:r>
-              <w:rPr>
-                <w:rFonts w:ascii="PingFang SC" w:eastAsia="PingFang SC" w:hAnsi="PingFang SC" w:cs="PingFang SC"/>
-                <w:color w:val="000000"/>
-              </w:rPr>
-              <w:t>模型</w:t>
-            </w:r>
-            <w:r>
-              <w:rPr>
-                <w:rFonts w:ascii="PingFang SC" w:eastAsia="PingFang SC" w:hAnsi="PingFang SC" w:cs="PingFang SC"/>
-                <w:color w:val="000000"/>
-              </w:rPr>
-              <w:t xml:space="preserve"> + </w:t>
-            </w:r>
-            <w:r>
-              <w:rPr>
-                <w:rFonts w:ascii="PingFang SC" w:eastAsia="PingFang SC" w:hAnsi="PingFang SC" w:cs="PingFang SC"/>
-                <w:color w:val="000000"/>
-              </w:rPr>
-              <w:t>训练</w:t>
-            </w:r>
-            <w:r>
-              <w:rPr>
-                <w:rFonts w:ascii="PingFang SC" w:eastAsia="PingFang SC" w:hAnsi="PingFang SC" w:cs="PingFang SC"/>
-                <w:color w:val="000000"/>
-              </w:rPr>
-              <w:t>/</w:t>
-            </w:r>
-            <w:r>
-              <w:rPr>
-                <w:rFonts w:ascii="PingFang SC" w:eastAsia="PingFang SC" w:hAnsi="PingFang SC" w:cs="PingFang SC"/>
-                <w:color w:val="000000"/>
-              </w:rPr>
-              <w:t>评估</w:t>
-            </w:r>
-            <w:r>
-              <w:rPr>
-                <w:rFonts w:ascii="PingFang SC" w:eastAsia="PingFang SC" w:hAnsi="PingFang SC" w:cs="PingFang SC"/>
-                <w:color w:val="000000"/>
-              </w:rPr>
-              <w:t>/</w:t>
-            </w:r>
-            <w:r>
-              <w:rPr>
-                <w:rFonts w:ascii="PingFang SC" w:eastAsia="PingFang SC" w:hAnsi="PingFang SC" w:cs="PingFang SC"/>
-                <w:color w:val="000000"/>
-              </w:rPr>
-              <w:t>导出</w:t>
+              <w:t>6 模型 + 训练/评估/导出</w:t>
             </w:r>
           </w:p>
         </w:tc>
@@ -13011,14 +11578,7 @@
                 <w:rFonts w:ascii="PingFang SC" w:eastAsia="PingFang SC" w:hAnsi="PingFang SC" w:cs="PingFang SC"/>
                 <w:color w:val="000000"/>
               </w:rPr>
-              <w:t xml:space="preserve">S3 — U-Net </w:t>
-            </w:r>
-            <w:r>
-              <w:rPr>
-                <w:rFonts w:ascii="PingFang SC" w:eastAsia="PingFang SC" w:hAnsi="PingFang SC" w:cs="PingFang SC"/>
-                <w:color w:val="000000"/>
-              </w:rPr>
-              <w:t>系统</w:t>
+              <w:t>S3 — U-Net 系统</w:t>
             </w:r>
           </w:p>
         </w:tc>
@@ -13108,35 +11668,7 @@
                 <w:rFonts w:ascii="PingFang SC" w:eastAsia="PingFang SC" w:hAnsi="PingFang SC" w:cs="PingFang SC"/>
                 <w:color w:val="000000"/>
               </w:rPr>
-              <w:t>分割</w:t>
-            </w:r>
-            <w:r>
-              <w:rPr>
-                <w:rFonts w:ascii="PingFang SC" w:eastAsia="PingFang SC" w:hAnsi="PingFang SC" w:cs="PingFang SC"/>
-                <w:color w:val="000000"/>
-              </w:rPr>
-              <w:t xml:space="preserve"> + </w:t>
-            </w:r>
-            <w:r>
-              <w:rPr>
-                <w:rFonts w:ascii="PingFang SC" w:eastAsia="PingFang SC" w:hAnsi="PingFang SC" w:cs="PingFang SC"/>
-                <w:color w:val="000000"/>
-              </w:rPr>
-              <w:t>推理</w:t>
-            </w:r>
-            <w:r>
-              <w:rPr>
-                <w:rFonts w:ascii="PingFang SC" w:eastAsia="PingFang SC" w:hAnsi="PingFang SC" w:cs="PingFang SC"/>
-                <w:color w:val="000000"/>
-              </w:rPr>
-              <w:t xml:space="preserve"> + </w:t>
-            </w:r>
-            <w:r>
-              <w:rPr>
-                <w:rFonts w:ascii="PingFang SC" w:eastAsia="PingFang SC" w:hAnsi="PingFang SC" w:cs="PingFang SC"/>
-                <w:color w:val="000000"/>
-              </w:rPr>
-              <w:t>部署</w:t>
+              <w:t>分割 + 推理 + 部署</w:t>
             </w:r>
           </w:p>
         </w:tc>
@@ -13168,14 +11700,7 @@
                 <w:rFonts w:ascii="PingFang SC" w:eastAsia="PingFang SC" w:hAnsi="PingFang SC" w:cs="PingFang SC"/>
                 <w:color w:val="000000"/>
               </w:rPr>
-              <w:t xml:space="preserve">S4 — </w:t>
-            </w:r>
-            <w:r>
-              <w:rPr>
-                <w:rFonts w:ascii="PingFang SC" w:eastAsia="PingFang SC" w:hAnsi="PingFang SC" w:cs="PingFang SC"/>
-                <w:color w:val="000000"/>
-              </w:rPr>
-              <w:t>信号处理</w:t>
+              <w:t>S4 — 信号处理</w:t>
             </w:r>
           </w:p>
         </w:tc>
@@ -13265,49 +11790,7 @@
                 <w:rFonts w:ascii="PingFang SC" w:eastAsia="PingFang SC" w:hAnsi="PingFang SC" w:cs="PingFang SC"/>
                 <w:color w:val="000000"/>
               </w:rPr>
-              <w:t>预处理</w:t>
-            </w:r>
-            <w:r>
-              <w:rPr>
-                <w:rFonts w:ascii="PingFang SC" w:eastAsia="PingFang SC" w:hAnsi="PingFang SC" w:cs="PingFang SC"/>
-                <w:color w:val="000000"/>
-              </w:rPr>
-              <w:t xml:space="preserve"> + </w:t>
-            </w:r>
-            <w:r>
-              <w:rPr>
-                <w:rFonts w:ascii="PingFang SC" w:eastAsia="PingFang SC" w:hAnsi="PingFang SC" w:cs="PingFang SC"/>
-                <w:color w:val="000000"/>
-              </w:rPr>
-              <w:t>特征</w:t>
-            </w:r>
-            <w:r>
-              <w:rPr>
-                <w:rFonts w:ascii="PingFang SC" w:eastAsia="PingFang SC" w:hAnsi="PingFang SC" w:cs="PingFang SC"/>
-                <w:color w:val="000000"/>
-              </w:rPr>
-              <w:t xml:space="preserve"> + </w:t>
-            </w:r>
-            <w:r>
-              <w:rPr>
-                <w:rFonts w:ascii="PingFang SC" w:eastAsia="PingFang SC" w:hAnsi="PingFang SC" w:cs="PingFang SC"/>
-                <w:color w:val="000000"/>
-              </w:rPr>
-              <w:t>空间</w:t>
-            </w:r>
-            <w:r>
-              <w:rPr>
-                <w:rFonts w:ascii="PingFang SC" w:eastAsia="PingFang SC" w:hAnsi="PingFang SC" w:cs="PingFang SC"/>
-                <w:color w:val="000000"/>
-              </w:rPr>
-              <w:t xml:space="preserve"> + </w:t>
-            </w:r>
-            <w:r>
-              <w:rPr>
-                <w:rFonts w:ascii="PingFang SC" w:eastAsia="PingFang SC" w:hAnsi="PingFang SC" w:cs="PingFang SC"/>
-                <w:color w:val="000000"/>
-              </w:rPr>
-              <w:t>质量</w:t>
+              <w:t>预处理 + 特征 + 空间 + 质量</w:t>
             </w:r>
           </w:p>
         </w:tc>
@@ -13339,14 +11822,7 @@
                 <w:rFonts w:ascii="PingFang SC" w:eastAsia="PingFang SC" w:hAnsi="PingFang SC" w:cs="PingFang SC"/>
                 <w:color w:val="000000"/>
               </w:rPr>
-              <w:t xml:space="preserve">S5 — </w:t>
-            </w:r>
-            <w:r>
-              <w:rPr>
-                <w:rFonts w:ascii="PingFang SC" w:eastAsia="PingFang SC" w:hAnsi="PingFang SC" w:cs="PingFang SC"/>
-                <w:color w:val="000000"/>
-              </w:rPr>
-              <w:t>图像报告</w:t>
+              <w:t>S5 — 图像报告</w:t>
             </w:r>
           </w:p>
         </w:tc>
@@ -13436,35 +11912,7 @@
                 <w:rFonts w:ascii="PingFang SC" w:eastAsia="PingFang SC" w:hAnsi="PingFang SC" w:cs="PingFang SC"/>
                 <w:color w:val="000000"/>
               </w:rPr>
-              <w:t>图像分析</w:t>
-            </w:r>
-            <w:r>
-              <w:rPr>
-                <w:rFonts w:ascii="PingFang SC" w:eastAsia="PingFang SC" w:hAnsi="PingFang SC" w:cs="PingFang SC"/>
-                <w:color w:val="000000"/>
-              </w:rPr>
-              <w:t xml:space="preserve"> + </w:t>
-            </w:r>
-            <w:r>
-              <w:rPr>
-                <w:rFonts w:ascii="PingFang SC" w:eastAsia="PingFang SC" w:hAnsi="PingFang SC" w:cs="PingFang SC"/>
-                <w:color w:val="000000"/>
-              </w:rPr>
-              <w:t>融合</w:t>
-            </w:r>
-            <w:r>
-              <w:rPr>
-                <w:rFonts w:ascii="PingFang SC" w:eastAsia="PingFang SC" w:hAnsi="PingFang SC" w:cs="PingFang SC"/>
-                <w:color w:val="000000"/>
-              </w:rPr>
-              <w:t xml:space="preserve"> + </w:t>
-            </w:r>
-            <w:r>
-              <w:rPr>
-                <w:rFonts w:ascii="PingFang SC" w:eastAsia="PingFang SC" w:hAnsi="PingFang SC" w:cs="PingFang SC"/>
-                <w:color w:val="000000"/>
-              </w:rPr>
-              <w:t>报告</w:t>
+              <w:t>图像分析 + 融合 + 报告</w:t>
             </w:r>
           </w:p>
         </w:tc>
@@ -13496,15 +11944,7 @@
                 <w:rFonts w:ascii="PingFang SC" w:eastAsia="PingFang SC" w:hAnsi="PingFang SC" w:cs="PingFang SC"/>
                 <w:color w:val="000000"/>
               </w:rPr>
-              <w:lastRenderedPageBreak/>
-              <w:t xml:space="preserve">S6 — LabVIEW </w:t>
-            </w:r>
-            <w:r>
-              <w:rPr>
-                <w:rFonts w:ascii="PingFang SC" w:eastAsia="PingFang SC" w:hAnsi="PingFang SC" w:cs="PingFang SC"/>
-                <w:color w:val="000000"/>
-              </w:rPr>
-              <w:t>接口</w:t>
+              <w:t>S6 — LabVIEW 接口</w:t>
             </w:r>
           </w:p>
         </w:tc>
@@ -13594,14 +12034,7 @@
                 <w:rFonts w:ascii="PingFang SC" w:eastAsia="PingFang SC" w:hAnsi="PingFang SC" w:cs="PingFang SC"/>
                 <w:color w:val="000000"/>
               </w:rPr>
-              <w:t xml:space="preserve">Python </w:t>
-            </w:r>
-            <w:r>
-              <w:rPr>
-                <w:rFonts w:ascii="PingFang SC" w:eastAsia="PingFang SC" w:hAnsi="PingFang SC" w:cs="PingFang SC"/>
-                <w:color w:val="000000"/>
-              </w:rPr>
-              <w:t>数据读取接口</w:t>
+              <w:t>Python 数据读取接口</w:t>
             </w:r>
           </w:p>
         </w:tc>
@@ -13633,14 +12066,7 @@
                 <w:rFonts w:ascii="PingFang SC" w:eastAsia="PingFang SC" w:hAnsi="PingFang SC" w:cs="PingFang SC"/>
                 <w:color w:val="000000"/>
               </w:rPr>
-              <w:t xml:space="preserve">S7 — </w:t>
-            </w:r>
-            <w:r>
-              <w:rPr>
-                <w:rFonts w:ascii="PingFang SC" w:eastAsia="PingFang SC" w:hAnsi="PingFang SC" w:cs="PingFang SC"/>
-                <w:color w:val="000000"/>
-              </w:rPr>
-              <w:t>分析系统</w:t>
+              <w:t>S7 — 分析系统</w:t>
             </w:r>
           </w:p>
         </w:tc>
@@ -13730,28 +12156,7 @@
                 <w:rFonts w:ascii="PingFang SC" w:eastAsia="PingFang SC" w:hAnsi="PingFang SC" w:cs="PingFang SC"/>
                 <w:color w:val="000000"/>
               </w:rPr>
-              <w:t xml:space="preserve">GUI + </w:t>
-            </w:r>
-            <w:r>
-              <w:rPr>
-                <w:rFonts w:ascii="PingFang SC" w:eastAsia="PingFang SC" w:hAnsi="PingFang SC" w:cs="PingFang SC"/>
-                <w:color w:val="000000"/>
-              </w:rPr>
-              <w:t>核心算法</w:t>
-            </w:r>
-            <w:r>
-              <w:rPr>
-                <w:rFonts w:ascii="PingFang SC" w:eastAsia="PingFang SC" w:hAnsi="PingFang SC" w:cs="PingFang SC"/>
-                <w:color w:val="000000"/>
-              </w:rPr>
-              <w:t xml:space="preserve"> + </w:t>
-            </w:r>
-            <w:r>
-              <w:rPr>
-                <w:rFonts w:ascii="PingFang SC" w:eastAsia="PingFang SC" w:hAnsi="PingFang SC" w:cs="PingFang SC"/>
-                <w:color w:val="000000"/>
-              </w:rPr>
-              <w:t>报告</w:t>
+              <w:t>GUI + 核心算法 + 报告</w:t>
             </w:r>
           </w:p>
         </w:tc>
@@ -13873,28 +12278,7 @@
                 <w:rFonts w:ascii="PingFang SC" w:eastAsia="PingFang SC" w:hAnsi="PingFang SC" w:cs="PingFang SC"/>
                 <w:color w:val="000000"/>
               </w:rPr>
-              <w:t xml:space="preserve">E2E + </w:t>
-            </w:r>
-            <w:r>
-              <w:rPr>
-                <w:rFonts w:ascii="PingFang SC" w:eastAsia="PingFang SC" w:hAnsi="PingFang SC" w:cs="PingFang SC"/>
-                <w:color w:val="000000"/>
-              </w:rPr>
-              <w:t>跨系统</w:t>
-            </w:r>
-            <w:r>
-              <w:rPr>
-                <w:rFonts w:ascii="PingFang SC" w:eastAsia="PingFang SC" w:hAnsi="PingFang SC" w:cs="PingFang SC"/>
-                <w:color w:val="000000"/>
-              </w:rPr>
-              <w:t xml:space="preserve"> + </w:t>
-            </w:r>
-            <w:r>
-              <w:rPr>
-                <w:rFonts w:ascii="PingFang SC" w:eastAsia="PingFang SC" w:hAnsi="PingFang SC" w:cs="PingFang SC"/>
-                <w:color w:val="000000"/>
-              </w:rPr>
-              <w:t>稳定性</w:t>
+              <w:t>E2E + 跨系统 + 稳定性</w:t>
             </w:r>
           </w:p>
         </w:tc>
@@ -13926,14 +12310,7 @@
                 <w:rFonts w:ascii="PingFang SC" w:eastAsia="PingFang SC" w:hAnsi="PingFang SC" w:cs="PingFang SC"/>
                 <w:color w:val="000000"/>
               </w:rPr>
-              <w:t xml:space="preserve">Vercel </w:t>
-            </w:r>
-            <w:r>
-              <w:rPr>
-                <w:rFonts w:ascii="PingFang SC" w:eastAsia="PingFang SC" w:hAnsi="PingFang SC" w:cs="PingFang SC"/>
-                <w:color w:val="000000"/>
-              </w:rPr>
-              <w:t>部署</w:t>
+              <w:t>Vercel 部署</w:t>
             </w:r>
           </w:p>
         </w:tc>
@@ -14023,14 +12400,7 @@
                 <w:rFonts w:ascii="PingFang SC" w:eastAsia="PingFang SC" w:hAnsi="PingFang SC" w:cs="PingFang SC"/>
                 <w:color w:val="000000"/>
               </w:rPr>
-              <w:t xml:space="preserve">API </w:t>
-            </w:r>
-            <w:r>
-              <w:rPr>
-                <w:rFonts w:ascii="PingFang SC" w:eastAsia="PingFang SC" w:hAnsi="PingFang SC" w:cs="PingFang SC"/>
-                <w:color w:val="000000"/>
-              </w:rPr>
-              <w:t>入口函数</w:t>
+              <w:t>API 入口函数</w:t>
             </w:r>
           </w:p>
         </w:tc>
@@ -14194,14 +12564,8 @@
                 <w:rFonts w:ascii="PingFang SC" w:eastAsia="PingFang SC" w:hAnsi="PingFang SC" w:cs="PingFang SC"/>
                 <w:color w:val="000000"/>
               </w:rPr>
-              <w:t xml:space="preserve">Web </w:t>
-            </w:r>
-            <w:r>
-              <w:rPr>
-                <w:rFonts w:ascii="PingFang SC" w:eastAsia="PingFang SC" w:hAnsi="PingFang SC" w:cs="PingFang SC"/>
-                <w:color w:val="000000"/>
-              </w:rPr>
-              <w:t>框架</w:t>
+              <w:lastRenderedPageBreak/>
+              <w:t>Web 框架</w:t>
             </w:r>
           </w:p>
         </w:tc>
@@ -14541,14 +12905,7 @@
                 <w:rFonts w:ascii="PingFang SC" w:eastAsia="PingFang SC" w:hAnsi="PingFang SC" w:cs="PingFang SC"/>
                 <w:color w:val="000000"/>
               </w:rPr>
-              <w:t xml:space="preserve">NumPy, </w:t>
-            </w:r>
-            <w:r>
-              <w:rPr>
-                <w:rFonts w:ascii="PingFang SC" w:eastAsia="PingFang SC" w:hAnsi="PingFang SC" w:cs="PingFang SC"/>
-                <w:color w:val="000000"/>
-              </w:rPr>
-              <w:t>SciPy, PyWavelets</w:t>
+              <w:t>NumPy, SciPy, PyWavelets</w:t>
             </w:r>
           </w:p>
         </w:tc>
@@ -14927,14 +13284,7 @@
                 <w:rFonts w:ascii="PingFang SC" w:eastAsia="PingFang SC" w:hAnsi="PingFang SC" w:cs="PingFang SC"/>
                 <w:color w:val="000000"/>
               </w:rPr>
-              <w:t xml:space="preserve">UI </w:t>
-            </w:r>
-            <w:r>
-              <w:rPr>
-                <w:rFonts w:ascii="PingFang SC" w:eastAsia="PingFang SC" w:hAnsi="PingFang SC" w:cs="PingFang SC"/>
-                <w:color w:val="000000"/>
-              </w:rPr>
-              <w:t>库</w:t>
+              <w:t>UI 库</w:t>
             </w:r>
           </w:p>
         </w:tc>
@@ -15182,14 +13532,7 @@
                 <w:rFonts w:ascii="PingFang SC" w:eastAsia="PingFang SC" w:hAnsi="PingFang SC" w:cs="PingFang SC"/>
                 <w:color w:val="000000"/>
               </w:rPr>
-              <w:t xml:space="preserve">HTTP </w:t>
-            </w:r>
-            <w:r>
-              <w:rPr>
-                <w:rFonts w:ascii="PingFang SC" w:eastAsia="PingFang SC" w:hAnsi="PingFang SC" w:cs="PingFang SC"/>
-                <w:color w:val="000000"/>
-              </w:rPr>
-              <w:t>客户端</w:t>
+              <w:t>HTTP 客户端</w:t>
             </w:r>
           </w:p>
         </w:tc>
@@ -15350,7 +13693,6 @@
                 <w:rFonts w:ascii="PingFang SC" w:eastAsia="PingFang SC" w:hAnsi="PingFang SC" w:cs="PingFang SC"/>
                 <w:color w:val="000000"/>
               </w:rPr>
-              <w:lastRenderedPageBreak/>
               <w:t>容器化</w:t>
             </w:r>
           </w:p>
@@ -15443,21 +13785,7 @@
                 <w:rFonts w:ascii="PingFang SC" w:eastAsia="PingFang SC" w:hAnsi="PingFang SC" w:cs="PingFang SC"/>
                 <w:color w:val="000000"/>
               </w:rPr>
-              <w:t>Vercel (</w:t>
-            </w:r>
-            <w:r>
-              <w:rPr>
-                <w:rFonts w:ascii="PingFang SC" w:eastAsia="PingFang SC" w:hAnsi="PingFang SC" w:cs="PingFang SC"/>
-                <w:color w:val="000000"/>
-              </w:rPr>
-              <w:t>前端</w:t>
-            </w:r>
-            <w:r>
-              <w:rPr>
-                <w:rFonts w:ascii="PingFang SC" w:eastAsia="PingFang SC" w:hAnsi="PingFang SC" w:cs="PingFang SC"/>
-                <w:color w:val="000000"/>
-              </w:rPr>
-              <w:t xml:space="preserve"> CDN + Python Serverless)</w:t>
+              <w:t>Vercel (前端 CDN + Python Serverless)</w:t>
             </w:r>
           </w:p>
         </w:tc>
@@ -15668,6 +13996,7 @@
         <w:rPr>
           <w:color w:val="000000"/>
         </w:rPr>
+        <w:lastRenderedPageBreak/>
         <w:t>五、质量保障与测试验证</w:t>
       </w:r>
     </w:p>
@@ -15890,14 +14219,7 @@
                 <w:rFonts w:ascii="PingFang SC" w:eastAsia="PingFang SC" w:hAnsi="PingFang SC" w:cs="PingFang SC"/>
                 <w:color w:val="000000"/>
               </w:rPr>
-              <w:t xml:space="preserve">S1–S5, S7 </w:t>
-            </w:r>
-            <w:r>
-              <w:rPr>
-                <w:rFonts w:ascii="PingFang SC" w:eastAsia="PingFang SC" w:hAnsi="PingFang SC" w:cs="PingFang SC"/>
-                <w:color w:val="000000"/>
-              </w:rPr>
-              <w:t>全部核心模块</w:t>
+              <w:t>S1–S5, S7 全部核心模块</w:t>
             </w:r>
           </w:p>
         </w:tc>
@@ -15989,35 +14311,7 @@
                 <w:rFonts w:ascii="PingFang SC" w:eastAsia="PingFang SC" w:hAnsi="PingFang SC" w:cs="PingFang SC"/>
                 <w:color w:val="000000"/>
               </w:rPr>
-              <w:t>跨系统数据流（</w:t>
-            </w:r>
-            <w:r>
-              <w:rPr>
-                <w:rFonts w:ascii="PingFang SC" w:eastAsia="PingFang SC" w:hAnsi="PingFang SC" w:cs="PingFang SC"/>
-                <w:color w:val="000000"/>
-              </w:rPr>
-              <w:t xml:space="preserve">S4→S2, S5 </w:t>
-            </w:r>
-            <w:r>
-              <w:rPr>
-                <w:rFonts w:ascii="PingFang SC" w:eastAsia="PingFang SC" w:hAnsi="PingFang SC" w:cs="PingFang SC"/>
-                <w:color w:val="000000"/>
-              </w:rPr>
-              <w:t>融合</w:t>
-            </w:r>
-            <w:r>
-              <w:rPr>
-                <w:rFonts w:ascii="PingFang SC" w:eastAsia="PingFang SC" w:hAnsi="PingFang SC" w:cs="PingFang SC"/>
-                <w:color w:val="000000"/>
-              </w:rPr>
-              <w:t xml:space="preserve">, S7 </w:t>
-            </w:r>
-            <w:r>
-              <w:rPr>
-                <w:rFonts w:ascii="PingFang SC" w:eastAsia="PingFang SC" w:hAnsi="PingFang SC" w:cs="PingFang SC"/>
-                <w:color w:val="000000"/>
-              </w:rPr>
-              <w:t>独立管线）</w:t>
+              <w:t>跨系统数据流（S4→S2, S5 融合, S7 独立管线）</w:t>
             </w:r>
           </w:p>
         </w:tc>
@@ -16109,63 +14403,7 @@
                 <w:rFonts w:ascii="PingFang SC" w:eastAsia="PingFang SC" w:hAnsi="PingFang SC" w:cs="PingFang SC"/>
                 <w:color w:val="000000"/>
               </w:rPr>
-              <w:t>完整处理链路：原始信号</w:t>
-            </w:r>
-            <w:r>
-              <w:rPr>
-                <w:rFonts w:ascii="PingFang SC" w:eastAsia="PingFang SC" w:hAnsi="PingFang SC" w:cs="PingFang SC"/>
-                <w:color w:val="000000"/>
-              </w:rPr>
-              <w:t>→</w:t>
-            </w:r>
-            <w:r>
-              <w:rPr>
-                <w:rFonts w:ascii="PingFang SC" w:eastAsia="PingFang SC" w:hAnsi="PingFang SC" w:cs="PingFang SC"/>
-                <w:color w:val="000000"/>
-              </w:rPr>
-              <w:t>预处理</w:t>
-            </w:r>
-            <w:r>
-              <w:rPr>
-                <w:rFonts w:ascii="PingFang SC" w:eastAsia="PingFang SC" w:hAnsi="PingFang SC" w:cs="PingFang SC"/>
-                <w:color w:val="000000"/>
-              </w:rPr>
-              <w:t>→</w:t>
-            </w:r>
-            <w:r>
-              <w:rPr>
-                <w:rFonts w:ascii="PingFang SC" w:eastAsia="PingFang SC" w:hAnsi="PingFang SC" w:cs="PingFang SC"/>
-                <w:color w:val="000000"/>
-              </w:rPr>
-              <w:t>特征</w:t>
-            </w:r>
-            <w:r>
-              <w:rPr>
-                <w:rFonts w:ascii="PingFang SC" w:eastAsia="PingFang SC" w:hAnsi="PingFang SC" w:cs="PingFang SC"/>
-                <w:color w:val="000000"/>
-              </w:rPr>
-              <w:t>→</w:t>
-            </w:r>
-            <w:r>
-              <w:rPr>
-                <w:rFonts w:ascii="PingFang SC" w:eastAsia="PingFang SC" w:hAnsi="PingFang SC" w:cs="PingFang SC"/>
-                <w:color w:val="000000"/>
-              </w:rPr>
-              <w:t>模型</w:t>
-            </w:r>
-            <w:r>
-              <w:rPr>
-                <w:rFonts w:ascii="PingFang SC" w:eastAsia="PingFang SC" w:hAnsi="PingFang SC" w:cs="PingFang SC"/>
-                <w:color w:val="000000"/>
-              </w:rPr>
-              <w:t>→</w:t>
-            </w:r>
-            <w:r>
-              <w:rPr>
-                <w:rFonts w:ascii="PingFang SC" w:eastAsia="PingFang SC" w:hAnsi="PingFang SC" w:cs="PingFang SC"/>
-                <w:color w:val="000000"/>
-              </w:rPr>
-              <w:t>报告</w:t>
+              <w:t>完整处理链路：原始信号→预处理→特征→模型→报告</w:t>
             </w:r>
           </w:p>
         </w:tc>
@@ -16257,42 +14495,7 @@
                 <w:rFonts w:ascii="PingFang SC" w:eastAsia="PingFang SC" w:hAnsi="PingFang SC" w:cs="PingFang SC"/>
                 <w:color w:val="000000"/>
               </w:rPr>
-              <w:t xml:space="preserve">1000 </w:t>
-            </w:r>
-            <w:r>
-              <w:rPr>
-                <w:rFonts w:ascii="PingFang SC" w:eastAsia="PingFang SC" w:hAnsi="PingFang SC" w:cs="PingFang SC"/>
-                <w:color w:val="000000"/>
-              </w:rPr>
-              <w:t>次推理</w:t>
-            </w:r>
-            <w:r>
-              <w:rPr>
-                <w:rFonts w:ascii="PingFang SC" w:eastAsia="PingFang SC" w:hAnsi="PingFang SC" w:cs="PingFang SC"/>
-                <w:color w:val="000000"/>
-              </w:rPr>
-              <w:t xml:space="preserve"> P95 </w:t>
-            </w:r>
-            <w:r>
-              <w:rPr>
-                <w:rFonts w:ascii="PingFang SC" w:eastAsia="PingFang SC" w:hAnsi="PingFang SC" w:cs="PingFang SC"/>
-                <w:color w:val="000000"/>
-              </w:rPr>
-              <w:t>延迟、</w:t>
-            </w:r>
-            <w:r>
-              <w:rPr>
-                <w:rFonts w:ascii="PingFang SC" w:eastAsia="PingFang SC" w:hAnsi="PingFang SC" w:cs="PingFang SC"/>
-                <w:color w:val="000000"/>
-              </w:rPr>
-              <w:t xml:space="preserve">1000 </w:t>
-            </w:r>
-            <w:r>
-              <w:rPr>
-                <w:rFonts w:ascii="PingFang SC" w:eastAsia="PingFang SC" w:hAnsi="PingFang SC" w:cs="PingFang SC"/>
-                <w:color w:val="000000"/>
-              </w:rPr>
-              <w:t>次预处理吞吐量</w:t>
+              <w:t>1000 次推理 P95 延迟、1000 次预处理吞吐量</w:t>
             </w:r>
           </w:p>
         </w:tc>
@@ -16384,14 +14587,7 @@
                 <w:rFonts w:ascii="PingFang SC" w:eastAsia="PingFang SC" w:hAnsi="PingFang SC" w:cs="PingFang SC"/>
                 <w:color w:val="000000"/>
               </w:rPr>
-              <w:t xml:space="preserve">1000 </w:t>
-            </w:r>
-            <w:r>
-              <w:rPr>
-                <w:rFonts w:ascii="PingFang SC" w:eastAsia="PingFang SC" w:hAnsi="PingFang SC" w:cs="PingFang SC"/>
-                <w:color w:val="000000"/>
-              </w:rPr>
-              <w:t>次迭代内存泄漏检测</w:t>
+              <w:t>1000 次迭代内存泄漏检测</w:t>
             </w:r>
           </w:p>
         </w:tc>
@@ -16483,21 +14679,7 @@
                 <w:rFonts w:ascii="PingFang SC" w:eastAsia="PingFang SC" w:hAnsi="PingFang SC" w:cs="PingFang SC"/>
                 <w:color w:val="000000"/>
               </w:rPr>
-              <w:t>相同输入</w:t>
-            </w:r>
-            <w:r>
-              <w:rPr>
-                <w:rFonts w:ascii="PingFang SC" w:eastAsia="PingFang SC" w:hAnsi="PingFang SC" w:cs="PingFang SC"/>
-                <w:color w:val="000000"/>
-              </w:rPr>
-              <w:t xml:space="preserve"> 10 </w:t>
-            </w:r>
-            <w:r>
-              <w:rPr>
-                <w:rFonts w:ascii="PingFang SC" w:eastAsia="PingFang SC" w:hAnsi="PingFang SC" w:cs="PingFang SC"/>
-                <w:color w:val="000000"/>
-              </w:rPr>
-              <w:t>次运行输出一致性验证</w:t>
+              <w:t>相同输入 10 次运行输出一致性验证</w:t>
             </w:r>
           </w:p>
         </w:tc>
@@ -16748,14 +14930,7 @@
                 <w:rFonts w:ascii="PingFang SC" w:eastAsia="PingFang SC" w:hAnsi="PingFang SC" w:cs="PingFang SC"/>
                 <w:color w:val="000000"/>
               </w:rPr>
-              <w:t xml:space="preserve">S4 </w:t>
-            </w:r>
-            <w:r>
-              <w:rPr>
-                <w:rFonts w:ascii="PingFang SC" w:eastAsia="PingFang SC" w:hAnsi="PingFang SC" w:cs="PingFang SC"/>
-                <w:color w:val="000000"/>
-              </w:rPr>
-              <w:t>信号处理流水线</w:t>
+              <w:t>S4 信号处理流水线</w:t>
             </w:r>
           </w:p>
         </w:tc>
@@ -16785,14 +14960,7 @@
                 <w:rFonts w:ascii="PingFang SC" w:eastAsia="PingFang SC" w:hAnsi="PingFang SC" w:cs="PingFang SC"/>
                 <w:color w:val="000000"/>
               </w:rPr>
-              <w:t xml:space="preserve">5 </w:t>
-            </w:r>
-            <w:r>
-              <w:rPr>
-                <w:rFonts w:ascii="PingFang SC" w:eastAsia="PingFang SC" w:hAnsi="PingFang SC" w:cs="PingFang SC"/>
-                <w:color w:val="000000"/>
-              </w:rPr>
-              <w:t>个文件</w:t>
+              <w:t>5 个文件</w:t>
             </w:r>
           </w:p>
         </w:tc>
@@ -16852,14 +15020,7 @@
                 <w:rFonts w:ascii="PingFang SC" w:eastAsia="PingFang SC" w:hAnsi="PingFang SC" w:cs="PingFang SC"/>
                 <w:color w:val="000000"/>
               </w:rPr>
-              <w:t>✅</w:t>
-            </w:r>
-            <w:r>
-              <w:rPr>
-                <w:rFonts w:ascii="PingFang SC" w:eastAsia="PingFang SC" w:hAnsi="PingFang SC" w:cs="PingFang SC"/>
-                <w:color w:val="000000"/>
-              </w:rPr>
-              <w:t xml:space="preserve"> 25 PASSED</w:t>
+              <w:t>✅ 25 PASSED</w:t>
             </w:r>
           </w:p>
         </w:tc>
@@ -16891,21 +15052,7 @@
                 <w:rFonts w:ascii="PingFang SC" w:eastAsia="PingFang SC" w:hAnsi="PingFang SC" w:cs="PingFang SC"/>
                 <w:color w:val="000000"/>
               </w:rPr>
-              <w:t>S2 ML</w:t>
-            </w:r>
-            <w:r>
-              <w:rPr>
-                <w:rFonts w:ascii="PingFang SC" w:eastAsia="PingFang SC" w:hAnsi="PingFang SC" w:cs="PingFang SC"/>
-                <w:color w:val="000000"/>
-              </w:rPr>
-              <w:t xml:space="preserve"> </w:t>
-            </w:r>
-            <w:r>
-              <w:rPr>
-                <w:rFonts w:ascii="PingFang SC" w:eastAsia="PingFang SC" w:hAnsi="PingFang SC" w:cs="PingFang SC"/>
-                <w:color w:val="000000"/>
-              </w:rPr>
-              <w:t>回归引擎</w:t>
+              <w:t>S2 ML 回归引擎</w:t>
             </w:r>
           </w:p>
         </w:tc>
@@ -16935,14 +15082,7 @@
                 <w:rFonts w:ascii="PingFang SC" w:eastAsia="PingFang SC" w:hAnsi="PingFang SC" w:cs="PingFang SC"/>
                 <w:color w:val="000000"/>
               </w:rPr>
-              <w:t xml:space="preserve">1 </w:t>
-            </w:r>
-            <w:r>
-              <w:rPr>
-                <w:rFonts w:ascii="PingFang SC" w:eastAsia="PingFang SC" w:hAnsi="PingFang SC" w:cs="PingFang SC"/>
-                <w:color w:val="000000"/>
-              </w:rPr>
-              <w:t>个文件</w:t>
+              <w:t>1 个文件</w:t>
             </w:r>
           </w:p>
         </w:tc>
@@ -17002,14 +15142,7 @@
                 <w:rFonts w:ascii="PingFang SC" w:eastAsia="PingFang SC" w:hAnsi="PingFang SC" w:cs="PingFang SC"/>
                 <w:color w:val="000000"/>
               </w:rPr>
-              <w:t>✅</w:t>
-            </w:r>
-            <w:r>
-              <w:rPr>
-                <w:rFonts w:ascii="PingFang SC" w:eastAsia="PingFang SC" w:hAnsi="PingFang SC" w:cs="PingFang SC"/>
-                <w:color w:val="000000"/>
-              </w:rPr>
-              <w:t xml:space="preserve"> 7 PASSED</w:t>
+              <w:t>✅ 7 PASSED</w:t>
             </w:r>
           </w:p>
         </w:tc>
@@ -17041,14 +15174,7 @@
                 <w:rFonts w:ascii="PingFang SC" w:eastAsia="PingFang SC" w:hAnsi="PingFang SC" w:cs="PingFang SC"/>
                 <w:color w:val="000000"/>
               </w:rPr>
-              <w:t xml:space="preserve">S3 U-Net </w:t>
-            </w:r>
-            <w:r>
-              <w:rPr>
-                <w:rFonts w:ascii="PingFang SC" w:eastAsia="PingFang SC" w:hAnsi="PingFang SC" w:cs="PingFang SC"/>
-                <w:color w:val="000000"/>
-              </w:rPr>
-              <w:t>分割系统</w:t>
+              <w:t>S3 U-Net 分割系统</w:t>
             </w:r>
           </w:p>
         </w:tc>
@@ -17078,14 +15204,7 @@
                 <w:rFonts w:ascii="PingFang SC" w:eastAsia="PingFang SC" w:hAnsi="PingFang SC" w:cs="PingFang SC"/>
                 <w:color w:val="000000"/>
               </w:rPr>
-              <w:t xml:space="preserve">1 </w:t>
-            </w:r>
-            <w:r>
-              <w:rPr>
-                <w:rFonts w:ascii="PingFang SC" w:eastAsia="PingFang SC" w:hAnsi="PingFang SC" w:cs="PingFang SC"/>
-                <w:color w:val="000000"/>
-              </w:rPr>
-              <w:t>个文件</w:t>
+              <w:t>1 个文件</w:t>
             </w:r>
           </w:p>
         </w:tc>
@@ -17145,14 +15264,7 @@
                 <w:rFonts w:ascii="PingFang SC" w:eastAsia="PingFang SC" w:hAnsi="PingFang SC" w:cs="PingFang SC"/>
                 <w:color w:val="000000"/>
               </w:rPr>
-              <w:t>✅</w:t>
-            </w:r>
-            <w:r>
-              <w:rPr>
-                <w:rFonts w:ascii="PingFang SC" w:eastAsia="PingFang SC" w:hAnsi="PingFang SC" w:cs="PingFang SC"/>
-                <w:color w:val="000000"/>
-              </w:rPr>
-              <w:t xml:space="preserve"> 4 PASSED</w:t>
+              <w:t>✅ 4 PASSED</w:t>
             </w:r>
           </w:p>
         </w:tc>
@@ -17184,14 +15296,7 @@
                 <w:rFonts w:ascii="PingFang SC" w:eastAsia="PingFang SC" w:hAnsi="PingFang SC" w:cs="PingFang SC"/>
                 <w:color w:val="000000"/>
               </w:rPr>
-              <w:t xml:space="preserve">S5 </w:t>
-            </w:r>
-            <w:r>
-              <w:rPr>
-                <w:rFonts w:ascii="PingFang SC" w:eastAsia="PingFang SC" w:hAnsi="PingFang SC" w:cs="PingFang SC"/>
-                <w:color w:val="000000"/>
-              </w:rPr>
-              <w:t>图像报告系统</w:t>
+              <w:t>S5 图像报告系统</w:t>
             </w:r>
           </w:p>
         </w:tc>
@@ -17221,14 +15326,7 @@
                 <w:rFonts w:ascii="PingFang SC" w:eastAsia="PingFang SC" w:hAnsi="PingFang SC" w:cs="PingFang SC"/>
                 <w:color w:val="000000"/>
               </w:rPr>
-              <w:t xml:space="preserve">1 </w:t>
-            </w:r>
-            <w:r>
-              <w:rPr>
-                <w:rFonts w:ascii="PingFang SC" w:eastAsia="PingFang SC" w:hAnsi="PingFang SC" w:cs="PingFang SC"/>
-                <w:color w:val="000000"/>
-              </w:rPr>
-              <w:t>个文件</w:t>
+              <w:t>1 个文件</w:t>
             </w:r>
           </w:p>
         </w:tc>
@@ -17288,14 +15386,7 @@
                 <w:rFonts w:ascii="PingFang SC" w:eastAsia="PingFang SC" w:hAnsi="PingFang SC" w:cs="PingFang SC"/>
                 <w:color w:val="000000"/>
               </w:rPr>
-              <w:t>✅</w:t>
-            </w:r>
-            <w:r>
-              <w:rPr>
-                <w:rFonts w:ascii="PingFang SC" w:eastAsia="PingFang SC" w:hAnsi="PingFang SC" w:cs="PingFang SC"/>
-                <w:color w:val="000000"/>
-              </w:rPr>
-              <w:t xml:space="preserve"> 1 PASSED</w:t>
+              <w:t>✅ 1 PASSED</w:t>
             </w:r>
           </w:p>
         </w:tc>
@@ -17327,14 +15418,7 @@
                 <w:rFonts w:ascii="PingFang SC" w:eastAsia="PingFang SC" w:hAnsi="PingFang SC" w:cs="PingFang SC"/>
                 <w:color w:val="000000"/>
               </w:rPr>
-              <w:t xml:space="preserve">S1 </w:t>
-            </w:r>
-            <w:r>
-              <w:rPr>
-                <w:rFonts w:ascii="PingFang SC" w:eastAsia="PingFang SC" w:hAnsi="PingFang SC" w:cs="PingFang SC"/>
-                <w:color w:val="000000"/>
-              </w:rPr>
-              <w:t>监测平台后端</w:t>
+              <w:t>S1 监测平台后端</w:t>
             </w:r>
           </w:p>
         </w:tc>
@@ -17364,14 +15448,7 @@
                 <w:rFonts w:ascii="PingFang SC" w:eastAsia="PingFang SC" w:hAnsi="PingFang SC" w:cs="PingFang SC"/>
                 <w:color w:val="000000"/>
               </w:rPr>
-              <w:t xml:space="preserve">1 </w:t>
-            </w:r>
-            <w:r>
-              <w:rPr>
-                <w:rFonts w:ascii="PingFang SC" w:eastAsia="PingFang SC" w:hAnsi="PingFang SC" w:cs="PingFang SC"/>
-                <w:color w:val="000000"/>
-              </w:rPr>
-              <w:t>个文件</w:t>
+              <w:t>1 个文件</w:t>
             </w:r>
           </w:p>
         </w:tc>
@@ -17431,14 +15508,7 @@
                 <w:rFonts w:ascii="PingFang SC" w:eastAsia="PingFang SC" w:hAnsi="PingFang SC" w:cs="PingFang SC"/>
                 <w:color w:val="000000"/>
               </w:rPr>
-              <w:t>✅</w:t>
-            </w:r>
-            <w:r>
-              <w:rPr>
-                <w:rFonts w:ascii="PingFang SC" w:eastAsia="PingFang SC" w:hAnsi="PingFang SC" w:cs="PingFang SC"/>
-                <w:color w:val="000000"/>
-              </w:rPr>
-              <w:t xml:space="preserve"> 5 PASSED</w:t>
+              <w:t>✅ 5 PASSED</w:t>
             </w:r>
           </w:p>
         </w:tc>
@@ -17470,14 +15540,7 @@
                 <w:rFonts w:ascii="PingFang SC" w:eastAsia="PingFang SC" w:hAnsi="PingFang SC" w:cs="PingFang SC"/>
                 <w:color w:val="000000"/>
               </w:rPr>
-              <w:t xml:space="preserve">S7 </w:t>
-            </w:r>
-            <w:r>
-              <w:rPr>
-                <w:rFonts w:ascii="PingFang SC" w:eastAsia="PingFang SC" w:hAnsi="PingFang SC" w:cs="PingFang SC"/>
-                <w:color w:val="000000"/>
-              </w:rPr>
-              <w:t>分析系统</w:t>
+              <w:t>S7 分析系统</w:t>
             </w:r>
           </w:p>
         </w:tc>
@@ -17507,14 +15570,7 @@
                 <w:rFonts w:ascii="PingFang SC" w:eastAsia="PingFang SC" w:hAnsi="PingFang SC" w:cs="PingFang SC"/>
                 <w:color w:val="000000"/>
               </w:rPr>
-              <w:t xml:space="preserve">1 </w:t>
-            </w:r>
-            <w:r>
-              <w:rPr>
-                <w:rFonts w:ascii="PingFang SC" w:eastAsia="PingFang SC" w:hAnsi="PingFang SC" w:cs="PingFang SC"/>
-                <w:color w:val="000000"/>
-              </w:rPr>
-              <w:t>个文件</w:t>
+              <w:t>1 个文件</w:t>
             </w:r>
           </w:p>
         </w:tc>
@@ -17574,14 +15630,7 @@
                 <w:rFonts w:ascii="PingFang SC" w:eastAsia="PingFang SC" w:hAnsi="PingFang SC" w:cs="PingFang SC"/>
                 <w:color w:val="000000"/>
               </w:rPr>
-              <w:t>✅</w:t>
-            </w:r>
-            <w:r>
-              <w:rPr>
-                <w:rFonts w:ascii="PingFang SC" w:eastAsia="PingFang SC" w:hAnsi="PingFang SC" w:cs="PingFang SC"/>
-                <w:color w:val="000000"/>
-              </w:rPr>
-              <w:t xml:space="preserve"> 5 PASSED</w:t>
+              <w:t>✅ 5 PASSED</w:t>
             </w:r>
           </w:p>
         </w:tc>
@@ -17643,14 +15692,7 @@
                 <w:rFonts w:ascii="PingFang SC" w:eastAsia="PingFang SC" w:hAnsi="PingFang SC" w:cs="PingFang SC"/>
                 <w:color w:val="000000"/>
               </w:rPr>
-              <w:t xml:space="preserve">3 </w:t>
-            </w:r>
-            <w:r>
-              <w:rPr>
-                <w:rFonts w:ascii="PingFang SC" w:eastAsia="PingFang SC" w:hAnsi="PingFang SC" w:cs="PingFang SC"/>
-                <w:color w:val="000000"/>
-              </w:rPr>
-              <w:t>个文件</w:t>
+              <w:t>3 个文件</w:t>
             </w:r>
           </w:p>
         </w:tc>
@@ -17710,14 +15752,7 @@
                 <w:rFonts w:ascii="PingFang SC" w:eastAsia="PingFang SC" w:hAnsi="PingFang SC" w:cs="PingFang SC"/>
                 <w:color w:val="000000"/>
               </w:rPr>
-              <w:t>✅</w:t>
-            </w:r>
-            <w:r>
-              <w:rPr>
-                <w:rFonts w:ascii="PingFang SC" w:eastAsia="PingFang SC" w:hAnsi="PingFang SC" w:cs="PingFang SC"/>
-                <w:color w:val="000000"/>
-              </w:rPr>
-              <w:t xml:space="preserve"> 14 PASSED</w:t>
+              <w:t>✅ 14 PASSED</w:t>
             </w:r>
           </w:p>
         </w:tc>
@@ -17781,21 +15816,44 @@
                 <w:b/>
                 <w:color w:val="000000"/>
               </w:rPr>
-              <w:t xml:space="preserve">13 </w:t>
-            </w:r>
+              <w:t>13 个文件</w:t>
+            </w:r>
+          </w:p>
+        </w:tc>
+        <w:tc>
+          <w:tcPr>
+            <w:tcW w:w="975" w:type="dxa"/>
+            <w:tcBorders>
+              <w:top w:val="single" w:sz="6" w:space="0" w:color="EFEFEF"/>
+              <w:left w:val="single" w:sz="6" w:space="0" w:color="EFEFEF"/>
+              <w:bottom w:val="single" w:sz="6" w:space="0" w:color="EFEFEF"/>
+              <w:right w:val="single" w:sz="6" w:space="0" w:color="EFEFEF"/>
+            </w:tcBorders>
+            <w:tcMar>
+              <w:top w:w="150" w:type="dxa"/>
+              <w:left w:w="150" w:type="dxa"/>
+              <w:bottom w:w="150" w:type="dxa"/>
+              <w:right w:w="150" w:type="dxa"/>
+            </w:tcMar>
+          </w:tcPr>
+          <w:p>
+            <w:pPr>
+              <w:snapToGrid w:val="0"/>
+              <w:spacing w:before="0" w:after="0"/>
+            </w:pPr>
             <w:r>
               <w:rPr>
                 <w:rFonts w:ascii="PingFang SC" w:eastAsia="PingFang SC" w:hAnsi="PingFang SC" w:cs="PingFang SC"/>
                 <w:b/>
                 <w:color w:val="000000"/>
               </w:rPr>
-              <w:t>个文件</w:t>
-            </w:r>
-          </w:p>
-        </w:tc>
-        <w:tc>
-          <w:tcPr>
-            <w:tcW w:w="975" w:type="dxa"/>
+              <w:t>61</w:t>
+            </w:r>
+          </w:p>
+        </w:tc>
+        <w:tc>
+          <w:tcPr>
+            <w:tcW w:w="1815" w:type="dxa"/>
             <w:tcBorders>
               <w:top w:val="single" w:sz="6" w:space="0" w:color="EFEFEF"/>
               <w:left w:val="single" w:sz="6" w:space="0" w:color="EFEFEF"/>
@@ -17820,54 +15878,7 @@
                 <w:b/>
                 <w:color w:val="000000"/>
               </w:rPr>
-              <w:t>61</w:t>
-            </w:r>
-          </w:p>
-        </w:tc>
-        <w:tc>
-          <w:tcPr>
-            <w:tcW w:w="1815" w:type="dxa"/>
-            <w:tcBorders>
-              <w:top w:val="single" w:sz="6" w:space="0" w:color="EFEFEF"/>
-              <w:left w:val="single" w:sz="6" w:space="0" w:color="EFEFEF"/>
-              <w:bottom w:val="single" w:sz="6" w:space="0" w:color="EFEFEF"/>
-              <w:right w:val="single" w:sz="6" w:space="0" w:color="EFEFEF"/>
-            </w:tcBorders>
-            <w:tcMar>
-              <w:top w:w="150" w:type="dxa"/>
-              <w:left w:w="150" w:type="dxa"/>
-              <w:bottom w:w="150" w:type="dxa"/>
-              <w:right w:w="150" w:type="dxa"/>
-            </w:tcMar>
-          </w:tcPr>
-          <w:p>
-            <w:pPr>
-              <w:snapToGrid w:val="0"/>
-              <w:spacing w:before="0" w:after="0"/>
-            </w:pPr>
-            <w:r>
-              <w:rPr>
-                <w:rFonts w:ascii="PingFang SC" w:eastAsia="PingFang SC" w:hAnsi="PingFang SC" w:cs="PingFang SC"/>
-                <w:b/>
-                <w:color w:val="000000"/>
-              </w:rPr>
-              <w:t>✅</w:t>
-            </w:r>
-            <w:r>
-              <w:rPr>
-                <w:rFonts w:ascii="PingFang SC" w:eastAsia="PingFang SC" w:hAnsi="PingFang SC" w:cs="PingFang SC"/>
-                <w:b/>
-                <w:color w:val="000000"/>
-              </w:rPr>
-              <w:t xml:space="preserve"> </w:t>
-            </w:r>
-            <w:r>
-              <w:rPr>
-                <w:rFonts w:ascii="PingFang SC" w:eastAsia="PingFang SC" w:hAnsi="PingFang SC" w:cs="PingFang SC"/>
-                <w:b/>
-                <w:color w:val="000000"/>
-              </w:rPr>
-              <w:t>全部通过</w:t>
+              <w:t>✅ 全部通过</w:t>
             </w:r>
           </w:p>
         </w:tc>
@@ -17883,7 +15894,6 @@
         <w:rPr>
           <w:color w:val="000000"/>
         </w:rPr>
-        <w:lastRenderedPageBreak/>
         <w:t xml:space="preserve">5.3 </w:t>
       </w:r>
       <w:r>
@@ -17932,13 +15942,7 @@
         <w:rPr>
           <w:color w:val="000000"/>
         </w:rPr>
-        <w:t xml:space="preserve"> &lt; </w:t>
-      </w:r>
-      <w:r>
-        <w:rPr>
-          <w:color w:val="000000"/>
-        </w:rPr>
-        <w:t>1e-6</w:t>
+        <w:t xml:space="preserve"> &lt; 1e-6</w:t>
       </w:r>
       <w:r>
         <w:rPr>
@@ -18256,6 +16260,7 @@
         <w:rPr>
           <w:color w:val="000000"/>
         </w:rPr>
+        <w:lastRenderedPageBreak/>
         <w:t>六、系统集成与数据流</w:t>
       </w:r>
     </w:p>
@@ -18337,13 +16342,7 @@
                               <w:rPr>
                                 <w:rStyle w:val="melo-codeblock-Base-theme-char"/>
                               </w:rPr>
-                              <w:t xml:space="preserve">S6 LabVIEW </w:t>
-                            </w:r>
-                            <w:r>
-                              <w:rPr>
-                                <w:rStyle w:val="melo-codeblock-Base-theme-char"/>
-                              </w:rPr>
-                              <w:t>采集软件</w:t>
+                              <w:t>S6 LabVIEW 采集软件</w:t>
                             </w:r>
                           </w:p>
                           <w:p>
@@ -18357,37 +16356,7 @@
                               <w:rPr>
                                 <w:rStyle w:val="melo-codeblock-Base-theme-char"/>
                               </w:rPr>
-                              <w:t xml:space="preserve">    │  HDF5/CSV </w:t>
-                            </w:r>
-                            <w:r>
-                              <w:rPr>
-                                <w:rStyle w:val="melo-codeblock-Base-theme-char"/>
-                              </w:rPr>
-                              <w:t>原始数据（超声信号</w:t>
-                            </w:r>
-                            <w:r>
-                              <w:rPr>
-                                <w:rStyle w:val="melo-codeblock-Base-theme-char"/>
-                              </w:rPr>
-                              <w:t xml:space="preserve"> + </w:t>
-                            </w:r>
-                            <w:r>
-                              <w:rPr>
-                                <w:rStyle w:val="melo-codeblock-Base-theme-char"/>
-                              </w:rPr>
-                              <w:t>位置</w:t>
-                            </w:r>
-                            <w:r>
-                              <w:rPr>
-                                <w:rStyle w:val="melo-codeblock-Base-theme-char"/>
-                              </w:rPr>
-                              <w:t xml:space="preserve"> + </w:t>
-                            </w:r>
-                            <w:r>
-                              <w:rPr>
-                                <w:rStyle w:val="melo-codeblock-Base-theme-char"/>
-                              </w:rPr>
-                              <w:t>力）</w:t>
+                              <w:t xml:space="preserve">    │  HDF5/CSV 原始数据（超声信号 + 位置 + 力）</w:t>
                             </w:r>
                           </w:p>
                           <w:p>
@@ -18415,13 +16384,7 @@
                               <w:rPr>
                                 <w:rStyle w:val="melo-codeblock-Base-theme-char"/>
                               </w:rPr>
-                              <w:t xml:space="preserve">S4 </w:t>
-                            </w:r>
-                            <w:r>
-                              <w:rPr>
-                                <w:rStyle w:val="melo-codeblock-Base-theme-char"/>
-                              </w:rPr>
-                              <w:t>信号处理流水线</w:t>
+                              <w:t>S4 信号处理流水线</w:t>
                             </w:r>
                           </w:p>
                           <w:p>
@@ -18435,25 +16398,7 @@
                               <w:rPr>
                                 <w:rStyle w:val="melo-codeblock-Base-theme-char"/>
                               </w:rPr>
-                              <w:t xml:space="preserve">    │  ├── </w:t>
-                            </w:r>
-                            <w:r>
-                              <w:rPr>
-                                <w:rStyle w:val="melo-codeblock-Base-theme-char"/>
-                              </w:rPr>
-                              <w:t>预处理后波形</w:t>
-                            </w:r>
-                            <w:r>
-                              <w:rPr>
-                                <w:rStyle w:val="melo-codeblock-Base-theme-char"/>
-                              </w:rPr>
-                              <w:t xml:space="preserve"> ────────→ S3 U-Net </w:t>
-                            </w:r>
-                            <w:r>
-                              <w:rPr>
-                                <w:rStyle w:val="melo-codeblock-Base-theme-char"/>
-                              </w:rPr>
-                              <w:t>分割系统</w:t>
+                              <w:t xml:space="preserve">    │  ├── 预处理后波形 ────────→ S3 U-Net 分割系统</w:t>
                             </w:r>
                           </w:p>
                           <w:p>
@@ -18467,25 +16412,7 @@
                               <w:rPr>
                                 <w:rStyle w:val="melo-codeblock-Base-theme-char"/>
                               </w:rPr>
-                              <w:t xml:space="preserve">    │  └── </w:t>
-                            </w:r>
-                            <w:r>
-                              <w:rPr>
-                                <w:rStyle w:val="melo-codeblock-Base-theme-char"/>
-                              </w:rPr>
-                              <w:t>特征矩阵</w:t>
-                            </w:r>
-                            <w:r>
-                              <w:rPr>
-                                <w:rStyle w:val="melo-codeblock-Base-theme-char"/>
-                              </w:rPr>
-                              <w:t xml:space="preserve"> (Parquet) ──→ S2 </w:t>
-                            </w:r>
-                            <w:r>
-                              <w:rPr>
-                                <w:rStyle w:val="melo-codeblock-Base-theme-char"/>
-                              </w:rPr>
-                              <w:t>回归模型引擎</w:t>
+                              <w:t xml:space="preserve">    │  └── 特征矩阵 (Parquet) ──→ S2 回归模型引擎</w:t>
                             </w:r>
                           </w:p>
                           <w:p>
@@ -18513,19 +16440,7 @@
                               <w:rPr>
                                 <w:rStyle w:val="melo-codeblock-Base-theme-char"/>
                               </w:rPr>
-                              <w:t xml:space="preserve">S2 </w:t>
-                            </w:r>
-                            <w:r>
-                              <w:rPr>
-                                <w:rStyle w:val="melo-codeblock-Base-theme-char"/>
-                              </w:rPr>
-                              <w:t>回归模型引擎</w:t>
-                            </w:r>
-                            <w:r>
-                              <w:rPr>
-                                <w:rStyle w:val="melo-codeblock-Base-theme-char"/>
-                              </w:rPr>
-                              <w:t xml:space="preserve">                           │</w:t>
+                              <w:t>S2 回归模型引擎                           │</w:t>
                             </w:r>
                           </w:p>
                           <w:p>
@@ -18539,25 +16454,7 @@
                               <w:rPr>
                                 <w:rStyle w:val="melo-codeblock-Base-theme-char"/>
                               </w:rPr>
-                              <w:t xml:space="preserve">    │  ONNX </w:t>
-                            </w:r>
-                            <w:r>
-                              <w:rPr>
-                                <w:rStyle w:val="melo-codeblock-Base-theme-char"/>
-                              </w:rPr>
-                              <w:t>模型</w:t>
-                            </w:r>
-                            <w:r>
-                              <w:rPr>
-                                <w:rStyle w:val="melo-codeblock-Base-theme-char"/>
-                              </w:rPr>
-                              <w:t xml:space="preserve"> ─────────────────┐      │  TorchServe </w:t>
-                            </w:r>
-                            <w:r>
-                              <w:rPr>
-                                <w:rStyle w:val="melo-codeblock-Base-theme-char"/>
-                              </w:rPr>
-                              <w:t>模型</w:t>
+                              <w:t xml:space="preserve">    │  ONNX 模型 ─────────────────┐      │  TorchServe 模型</w:t>
                             </w:r>
                           </w:p>
                           <w:p>
@@ -18585,25 +16482,7 @@
                               <w:rPr>
                                 <w:rStyle w:val="melo-codeblock-Base-theme-char"/>
                               </w:rPr>
-                              <w:t xml:space="preserve">S1 </w:t>
-                            </w:r>
-                            <w:r>
-                              <w:rPr>
-                                <w:rStyle w:val="melo-codeblock-Base-theme-char"/>
-                              </w:rPr>
-                              <w:t>腐蚀与应力在线监测平台</w:t>
-                            </w:r>
-                            <w:r>
-                              <w:rPr>
-                                <w:rStyle w:val="melo-codeblock-Base-theme-char"/>
-                              </w:rPr>
-                              <w:t xml:space="preserve"> V2.0  ←── S5 </w:t>
-                            </w:r>
-                            <w:r>
-                              <w:rPr>
-                                <w:rStyle w:val="melo-codeblock-Base-theme-char"/>
-                              </w:rPr>
-                              <w:t>图像报告系统（报告生成服务）</w:t>
+                              <w:t>S1 腐蚀与应力在线监测平台 V2.0  ←── S5 图像报告系统（报告生成服务）</w:t>
                             </w:r>
                           </w:p>
                           <w:p>
@@ -18645,49 +16524,7 @@
                               <w:rPr>
                                 <w:rStyle w:val="melo-codeblock-Base-theme-char"/>
                               </w:rPr>
-                              <w:t xml:space="preserve">S7 </w:t>
-                            </w:r>
-                            <w:r>
-                              <w:rPr>
-                                <w:rStyle w:val="melo-codeblock-Base-theme-char"/>
-                              </w:rPr>
-                              <w:t>聚乙烯粘接声力耦合分析系统</w:t>
-                            </w:r>
-                            <w:r>
-                              <w:rPr>
-                                <w:rStyle w:val="melo-codeblock-Base-theme-char"/>
-                              </w:rPr>
-                              <w:t xml:space="preserve"> V1.0</w:t>
-                            </w:r>
-                            <w:r>
-                              <w:rPr>
-                                <w:rStyle w:val="melo-codeblock-Base-theme-char"/>
-                              </w:rPr>
-                              <w:t>（独立桌面工具</w:t>
-                            </w:r>
-                            <w:r>
-                              <w:rPr>
-                                <w:rStyle w:val="melo-codeblock-Base-theme-char"/>
-                              </w:rPr>
-                              <w:t xml:space="preserve">, </w:t>
-                            </w:r>
-                            <w:r>
-                              <w:rPr>
-                                <w:rStyle w:val="melo-codeblock-Base-theme-char"/>
-                              </w:rPr>
-                              <w:t>复用</w:t>
-                            </w:r>
-                            <w:r>
-                              <w:rPr>
-                                <w:rStyle w:val="melo-codeblock-Base-theme-char"/>
-                              </w:rPr>
-                              <w:t xml:space="preserve"> S2/S3/S4 </w:t>
-                            </w:r>
-                            <w:r>
-                              <w:rPr>
-                                <w:rStyle w:val="melo-codeblock-Base-theme-char"/>
-                              </w:rPr>
-                              <w:t>核心算法）</w:t>
+                              <w:t>S7 聚乙烯粘接声力耦合分析系统 V1.0（独立桌面工具, 复用 S2/S3/S4 核心算法）</w:t>
                             </w:r>
                           </w:p>
                         </w:txbxContent>
@@ -19302,35 +17139,7 @@
                 <w:rFonts w:ascii="PingFang SC" w:eastAsia="PingFang SC" w:hAnsi="PingFang SC" w:cs="PingFang SC"/>
                 <w:color w:val="000000"/>
               </w:rPr>
-              <w:t xml:space="preserve">S4 </w:t>
-            </w:r>
-            <w:r>
-              <w:rPr>
-                <w:rFonts w:ascii="PingFang SC" w:eastAsia="PingFang SC" w:hAnsi="PingFang SC" w:cs="PingFang SC"/>
-                <w:color w:val="000000"/>
-              </w:rPr>
-              <w:t>特征矩阵可被</w:t>
-            </w:r>
-            <w:r>
-              <w:rPr>
-                <w:rFonts w:ascii="PingFang SC" w:eastAsia="PingFang SC" w:hAnsi="PingFang SC" w:cs="PingFang SC"/>
-                <w:color w:val="000000"/>
-              </w:rPr>
-              <w:t xml:space="preserve"> S2 </w:t>
-            </w:r>
-            <w:r>
-              <w:rPr>
-                <w:rFonts w:ascii="PingFang SC" w:eastAsia="PingFang SC" w:hAnsi="PingFang SC" w:cs="PingFang SC"/>
-                <w:color w:val="000000"/>
-              </w:rPr>
-              <w:t>模型消费，无</w:t>
-            </w:r>
-            <w:r>
-              <w:rPr>
-                <w:rFonts w:ascii="PingFang SC" w:eastAsia="PingFang SC" w:hAnsi="PingFang SC" w:cs="PingFang SC"/>
-                <w:color w:val="000000"/>
-              </w:rPr>
-              <w:t xml:space="preserve"> NaN/Inf</w:t>
+              <w:t>S4 特征矩阵可被 S2 模型消费，无 NaN/Inf</w:t>
             </w:r>
           </w:p>
         </w:tc>
@@ -19362,14 +17171,7 @@
                 <w:rFonts w:ascii="PingFang SC" w:eastAsia="PingFang SC" w:hAnsi="PingFang SC" w:cs="PingFang SC"/>
                 <w:color w:val="000000"/>
               </w:rPr>
-              <w:t xml:space="preserve">S5 </w:t>
-            </w:r>
-            <w:r>
-              <w:rPr>
-                <w:rFonts w:ascii="PingFang SC" w:eastAsia="PingFang SC" w:hAnsi="PingFang SC" w:cs="PingFang SC"/>
-                <w:color w:val="000000"/>
-              </w:rPr>
-              <w:t>融合</w:t>
+              <w:t>S5 融合</w:t>
             </w:r>
           </w:p>
         </w:tc>
@@ -19429,21 +17231,7 @@
                 <w:rFonts w:ascii="PingFang SC" w:eastAsia="PingFang SC" w:hAnsi="PingFang SC" w:cs="PingFang SC"/>
                 <w:color w:val="000000"/>
               </w:rPr>
-              <w:t>规则引擎判定逻辑正确，三路融合决策输出合格</w:t>
-            </w:r>
-            <w:r>
-              <w:rPr>
-                <w:rFonts w:ascii="PingFang SC" w:eastAsia="PingFang SC" w:hAnsi="PingFang SC" w:cs="PingFang SC"/>
-                <w:color w:val="000000"/>
-              </w:rPr>
-              <w:t>/</w:t>
-            </w:r>
-            <w:r>
-              <w:rPr>
-                <w:rFonts w:ascii="PingFang SC" w:eastAsia="PingFang SC" w:hAnsi="PingFang SC" w:cs="PingFang SC"/>
-                <w:color w:val="000000"/>
-              </w:rPr>
-              <w:t>不合格</w:t>
+              <w:t>规则引擎判定逻辑正确，三路融合决策输出合格/不合格</w:t>
             </w:r>
           </w:p>
         </w:tc>
@@ -19475,14 +17263,7 @@
                 <w:rFonts w:ascii="PingFang SC" w:eastAsia="PingFang SC" w:hAnsi="PingFang SC" w:cs="PingFang SC"/>
                 <w:color w:val="000000"/>
               </w:rPr>
-              <w:t xml:space="preserve">S7 </w:t>
-            </w:r>
-            <w:r>
-              <w:rPr>
-                <w:rFonts w:ascii="PingFang SC" w:eastAsia="PingFang SC" w:hAnsi="PingFang SC" w:cs="PingFang SC"/>
-                <w:color w:val="000000"/>
-              </w:rPr>
-              <w:t>独立</w:t>
+              <w:t>S7 独立</w:t>
             </w:r>
           </w:p>
         </w:tc>
@@ -19542,49 +17323,7 @@
                 <w:rFonts w:ascii="PingFang SC" w:eastAsia="PingFang SC" w:hAnsi="PingFang SC" w:cs="PingFang SC"/>
                 <w:color w:val="000000"/>
               </w:rPr>
-              <w:t>预处理</w:t>
-            </w:r>
-            <w:r>
-              <w:rPr>
-                <w:rFonts w:ascii="PingFang SC" w:eastAsia="PingFang SC" w:hAnsi="PingFang SC" w:cs="PingFang SC"/>
-                <w:color w:val="000000"/>
-              </w:rPr>
-              <w:t>→</w:t>
-            </w:r>
-            <w:r>
-              <w:rPr>
-                <w:rFonts w:ascii="PingFang SC" w:eastAsia="PingFang SC" w:hAnsi="PingFang SC" w:cs="PingFang SC"/>
-                <w:color w:val="000000"/>
-              </w:rPr>
-              <w:t>特征</w:t>
-            </w:r>
-            <w:r>
-              <w:rPr>
-                <w:rFonts w:ascii="PingFang SC" w:eastAsia="PingFang SC" w:hAnsi="PingFang SC" w:cs="PingFang SC"/>
-                <w:color w:val="000000"/>
-              </w:rPr>
-              <w:t>→</w:t>
-            </w:r>
-            <w:r>
-              <w:rPr>
-                <w:rFonts w:ascii="PingFang SC" w:eastAsia="PingFang SC" w:hAnsi="PingFang SC" w:cs="PingFang SC"/>
-                <w:color w:val="000000"/>
-              </w:rPr>
-              <w:t>预测完整管线在</w:t>
-            </w:r>
-            <w:r>
-              <w:rPr>
-                <w:rFonts w:ascii="PingFang SC" w:eastAsia="PingFang SC" w:hAnsi="PingFang SC" w:cs="PingFang SC"/>
-                <w:color w:val="000000"/>
-              </w:rPr>
-              <w:t xml:space="preserve"> S7 </w:t>
-            </w:r>
-            <w:r>
-              <w:rPr>
-                <w:rFonts w:ascii="PingFang SC" w:eastAsia="PingFang SC" w:hAnsi="PingFang SC" w:cs="PingFang SC"/>
-                <w:color w:val="000000"/>
-              </w:rPr>
-              <w:t>中独立运行</w:t>
+              <w:t>预处理→特征→预测完整管线在 S7 中独立运行</w:t>
             </w:r>
           </w:p>
         </w:tc>
@@ -19676,14 +17415,7 @@
                 <w:rFonts w:ascii="PingFang SC" w:eastAsia="PingFang SC" w:hAnsi="PingFang SC" w:cs="PingFang SC"/>
                 <w:color w:val="000000"/>
               </w:rPr>
-              <w:t xml:space="preserve">S4 </w:t>
-            </w:r>
-            <w:r>
-              <w:rPr>
-                <w:rFonts w:ascii="PingFang SC" w:eastAsia="PingFang SC" w:hAnsi="PingFang SC" w:cs="PingFang SC"/>
-                <w:color w:val="000000"/>
-              </w:rPr>
-              <w:t>全预处理链正确输出归一化信号</w:t>
+              <w:t>S4 全预处理链正确输出归一化信号</w:t>
             </w:r>
           </w:p>
         </w:tc>
@@ -19715,7 +17447,6 @@
                 <w:rFonts w:ascii="PingFang SC" w:eastAsia="PingFang SC" w:hAnsi="PingFang SC" w:cs="PingFang SC"/>
                 <w:color w:val="000000"/>
               </w:rPr>
-              <w:lastRenderedPageBreak/>
               <w:t>全链路</w:t>
             </w:r>
           </w:p>
@@ -19776,21 +17507,7 @@
                 <w:rFonts w:ascii="PingFang SC" w:eastAsia="PingFang SC" w:hAnsi="PingFang SC" w:cs="PingFang SC"/>
                 <w:color w:val="000000"/>
               </w:rPr>
-              <w:t>时域</w:t>
-            </w:r>
-            <w:r>
-              <w:rPr>
-                <w:rFonts w:ascii="PingFang SC" w:eastAsia="PingFang SC" w:hAnsi="PingFang SC" w:cs="PingFang SC"/>
-                <w:color w:val="000000"/>
-              </w:rPr>
-              <w:t>+</w:t>
-            </w:r>
-            <w:r>
-              <w:rPr>
-                <w:rFonts w:ascii="PingFang SC" w:eastAsia="PingFang SC" w:hAnsi="PingFang SC" w:cs="PingFang SC"/>
-                <w:color w:val="000000"/>
-              </w:rPr>
-              <w:t>频域特征提取完整覆盖</w:t>
+              <w:t>时域+频域特征提取完整覆盖</w:t>
             </w:r>
           </w:p>
         </w:tc>
@@ -19822,14 +17539,7 @@
                 <w:rFonts w:ascii="PingFang SC" w:eastAsia="PingFang SC" w:hAnsi="PingFang SC" w:cs="PingFang SC"/>
                 <w:color w:val="000000"/>
               </w:rPr>
-              <w:t xml:space="preserve">S2 </w:t>
-            </w:r>
-            <w:r>
-              <w:rPr>
-                <w:rFonts w:ascii="PingFang SC" w:eastAsia="PingFang SC" w:hAnsi="PingFang SC" w:cs="PingFang SC"/>
-                <w:color w:val="000000"/>
-              </w:rPr>
-              <w:t>训练</w:t>
+              <w:t>S2 训练</w:t>
             </w:r>
           </w:p>
         </w:tc>
@@ -19889,35 +17599,7 @@
                 <w:rFonts w:ascii="PingFang SC" w:eastAsia="PingFang SC" w:hAnsi="PingFang SC" w:cs="PingFang SC"/>
                 <w:color w:val="000000"/>
               </w:rPr>
-              <w:t xml:space="preserve">RF </w:t>
-            </w:r>
-            <w:r>
-              <w:rPr>
-                <w:rFonts w:ascii="PingFang SC" w:eastAsia="PingFang SC" w:hAnsi="PingFang SC" w:cs="PingFang SC"/>
-                <w:color w:val="000000"/>
-              </w:rPr>
-              <w:t>模型训练</w:t>
-            </w:r>
-            <w:r>
-              <w:rPr>
-                <w:rFonts w:ascii="PingFang SC" w:eastAsia="PingFang SC" w:hAnsi="PingFang SC" w:cs="PingFang SC"/>
-                <w:color w:val="000000"/>
-              </w:rPr>
-              <w:t>→</w:t>
-            </w:r>
-            <w:r>
-              <w:rPr>
-                <w:rFonts w:ascii="PingFang SC" w:eastAsia="PingFang SC" w:hAnsi="PingFang SC" w:cs="PingFang SC"/>
-                <w:color w:val="000000"/>
-              </w:rPr>
-              <w:t>预测</w:t>
-            </w:r>
-            <w:r>
-              <w:rPr>
-                <w:rFonts w:ascii="PingFang SC" w:eastAsia="PingFang SC" w:hAnsi="PingFang SC" w:cs="PingFang SC"/>
-                <w:color w:val="000000"/>
-              </w:rPr>
-              <w:t>→R² &gt; 0.5</w:t>
+              <w:t>RF 模型训练→预测→R² &gt; 0.5</w:t>
             </w:r>
           </w:p>
         </w:tc>
@@ -20063,6 +17745,7 @@
         <w:rPr>
           <w:noProof/>
         </w:rPr>
+        <w:lastRenderedPageBreak/>
         <mc:AlternateContent>
           <mc:Choice Requires="wps">
             <w:drawing>
@@ -20121,19 +17804,7 @@
                               <w:rPr>
                                 <w:rStyle w:val="melo-codeblock-Base-theme-char"/>
                               </w:rPr>
-                              <w:t xml:space="preserve">│                    Vercel </w:t>
-                            </w:r>
-                            <w:r>
-                              <w:rPr>
-                                <w:rStyle w:val="melo-codeblock-Base-theme-char"/>
-                              </w:rPr>
-                              <w:t>全球</w:t>
-                            </w:r>
-                            <w:r>
-                              <w:rPr>
-                                <w:rStyle w:val="melo-codeblock-Base-theme-char"/>
-                              </w:rPr>
-                              <w:t xml:space="preserve"> CDN                        │</w:t>
+                              <w:t>│                    Vercel 全球 CDN                        │</w:t>
                             </w:r>
                           </w:p>
                           <w:p>
@@ -20161,19 +17832,7 @@
                               <w:rPr>
                                 <w:rStyle w:val="melo-codeblock-Base-theme-char"/>
                               </w:rPr>
-                              <w:t xml:space="preserve">│  │  </w:t>
-                            </w:r>
-                            <w:r>
-                              <w:rPr>
-                                <w:rStyle w:val="melo-codeblock-Base-theme-char"/>
-                              </w:rPr>
-                              <w:t>静态资源托管</w:t>
-                            </w:r>
-                            <w:r>
-                              <w:rPr>
-                                <w:rStyle w:val="melo-codeblock-Base-theme-char"/>
-                              </w:rPr>
-                              <w:t xml:space="preserve">      │    │  Python Serverless Func. │   │</w:t>
+                              <w:t>│  │  静态资源托管      │    │  Python Serverless Func. │   │</w:t>
                             </w:r>
                           </w:p>
                           <w:p>
@@ -20187,13 +17846,7 @@
                               <w:rPr>
                                 <w:rStyle w:val="melo-codeblock-Base-theme-char"/>
                               </w:rPr>
-                              <w:t xml:space="preserve">│  │  React + Vite  </w:t>
-                            </w:r>
-                            <w:r>
-                              <w:rPr>
-                                <w:rStyle w:val="melo-codeblock-Base-theme-char"/>
-                              </w:rPr>
-                              <w:t xml:space="preserve">   │    │  FastAPI (api/index.py)  │   │</w:t>
+                              <w:t>│  │  React + Vite     │    │  FastAPI (api/index.py)  │   │</w:t>
                             </w:r>
                           </w:p>
                           <w:p>
@@ -20249,13 +17902,7 @@
                               <w:rPr>
                                 <w:rStyle w:val="melo-codeblock-Base-theme-char"/>
                               </w:rPr>
-                              <w:t xml:space="preserve">│                                </w:t>
-                            </w:r>
-                            <w:r>
-                              <w:rPr>
-                                <w:rStyle w:val="melo-codeblock-Base-theme-char"/>
-                              </w:rPr>
-                              <w:t xml:space="preserve">   │                      │</w:t>
+                              <w:t>│                                   │                      │</w:t>
                             </w:r>
                           </w:p>
                           <w:p>
@@ -20325,13 +17972,7 @@
                               <w:rPr>
                                 <w:rStyle w:val="melo-codeblock-Base-theme-char"/>
                               </w:rPr>
-                              <w:t xml:space="preserve">                         │ </w:t>
-                            </w:r>
-                            <w:r>
-                              <w:rPr>
-                                <w:rStyle w:val="melo-codeblock-Base-theme-char"/>
-                              </w:rPr>
-                              <w:t xml:space="preserve"> Neon PostgreSQL     │</w:t>
+                              <w:t xml:space="preserve">                         │  Neon PostgreSQL     │</w:t>
                             </w:r>
                           </w:p>
                           <w:p>
@@ -20868,21 +18509,7 @@
                 <w:rFonts w:ascii="PingFang SC" w:eastAsia="PingFang SC" w:hAnsi="PingFang SC" w:cs="PingFang SC"/>
                 <w:color w:val="000000"/>
               </w:rPr>
-              <w:t>构建命令、输出目录、</w:t>
-            </w:r>
-            <w:r>
-              <w:rPr>
-                <w:rFonts w:ascii="PingFang SC" w:eastAsia="PingFang SC" w:hAnsi="PingFang SC" w:cs="PingFang SC"/>
-                <w:color w:val="000000"/>
-              </w:rPr>
-              <w:t xml:space="preserve">API </w:t>
-            </w:r>
-            <w:r>
-              <w:rPr>
-                <w:rFonts w:ascii="PingFang SC" w:eastAsia="PingFang SC" w:hAnsi="PingFang SC" w:cs="PingFang SC"/>
-                <w:color w:val="000000"/>
-              </w:rPr>
-              <w:t>路由重写、安全头</w:t>
+              <w:t>构建命令、输出目录、API 路由重写、安全头</w:t>
             </w:r>
           </w:p>
         </w:tc>
@@ -20944,21 +18571,7 @@
                 <w:rFonts w:ascii="PingFang SC" w:eastAsia="PingFang SC" w:hAnsi="PingFang SC" w:cs="PingFang SC"/>
                 <w:color w:val="000000"/>
               </w:rPr>
-              <w:t xml:space="preserve">Vercel Serverless Function </w:t>
-            </w:r>
-            <w:r>
-              <w:rPr>
-                <w:rFonts w:ascii="PingFang SC" w:eastAsia="PingFang SC" w:hAnsi="PingFang SC" w:cs="PingFang SC"/>
-                <w:color w:val="000000"/>
-              </w:rPr>
-              <w:t>入口，导入</w:t>
-            </w:r>
-            <w:r>
-              <w:rPr>
-                <w:rFonts w:ascii="PingFang SC" w:eastAsia="PingFang SC" w:hAnsi="PingFang SC" w:cs="PingFang SC"/>
-                <w:color w:val="000000"/>
-              </w:rPr>
-              <w:t xml:space="preserve"> FastAPI app</w:t>
+              <w:t>Vercel Serverless Function 入口，导入 FastAPI app</w:t>
             </w:r>
           </w:p>
         </w:tc>
@@ -21020,14 +18633,7 @@
                 <w:rFonts w:ascii="PingFang SC" w:eastAsia="PingFang SC" w:hAnsi="PingFang SC" w:cs="PingFang SC"/>
                 <w:color w:val="000000"/>
               </w:rPr>
-              <w:t xml:space="preserve">Python </w:t>
-            </w:r>
-            <w:r>
-              <w:rPr>
-                <w:rFonts w:ascii="PingFang SC" w:eastAsia="PingFang SC" w:hAnsi="PingFang SC" w:cs="PingFang SC"/>
-                <w:color w:val="000000"/>
-              </w:rPr>
-              <w:t>依赖声明</w:t>
+              <w:t>Python 依赖声明</w:t>
             </w:r>
           </w:p>
         </w:tc>
@@ -21059,7 +18665,6 @@
                 <w:rFonts w:ascii="PingFang SC" w:eastAsia="PingFang SC" w:hAnsi="PingFang SC" w:cs="PingFang SC"/>
                 <w:color w:val="000000"/>
               </w:rPr>
-              <w:lastRenderedPageBreak/>
               <w:t>platform/.env.example</w:t>
             </w:r>
           </w:p>
@@ -21251,14 +18856,7 @@
                 <w:rFonts w:ascii="PingFang SC" w:eastAsia="PingFang SC" w:hAnsi="PingFang SC" w:cs="PingFang SC"/>
                 <w:color w:val="000000"/>
               </w:rPr>
-              <w:t xml:space="preserve">Neon PostgreSQL </w:t>
-            </w:r>
-            <w:r>
-              <w:rPr>
-                <w:rFonts w:ascii="PingFang SC" w:eastAsia="PingFang SC" w:hAnsi="PingFang SC" w:cs="PingFang SC"/>
-                <w:color w:val="000000"/>
-              </w:rPr>
-              <w:t>连接字符串（自动注入）</w:t>
+              <w:t>Neon PostgreSQL 连接字符串（自动注入）</w:t>
             </w:r>
           </w:p>
         </w:tc>
@@ -21320,14 +18918,7 @@
                 <w:rFonts w:ascii="PingFang SC" w:eastAsia="PingFang SC" w:hAnsi="PingFang SC" w:cs="PingFang SC"/>
                 <w:color w:val="000000"/>
               </w:rPr>
-              <w:t xml:space="preserve">JWT </w:t>
-            </w:r>
-            <w:r>
-              <w:rPr>
-                <w:rFonts w:ascii="PingFang SC" w:eastAsia="PingFang SC" w:hAnsi="PingFang SC" w:cs="PingFang SC"/>
-                <w:color w:val="000000"/>
-              </w:rPr>
-              <w:t>签名密钥</w:t>
+              <w:t>JWT 签名密钥</w:t>
             </w:r>
           </w:p>
         </w:tc>
@@ -21359,6 +18950,7 @@
                 <w:rFonts w:ascii="PingFang SC" w:eastAsia="PingFang SC" w:hAnsi="PingFang SC" w:cs="PingFang SC"/>
                 <w:color w:val="000000"/>
               </w:rPr>
+              <w:lastRenderedPageBreak/>
               <w:t>CORS_ORIGINS</w:t>
             </w:r>
           </w:p>
@@ -21509,13 +19101,7 @@
                               <w:rPr>
                                 <w:rStyle w:val="melo-codeblock-Base-theme-char"/>
                               </w:rPr>
-                              <w:t xml:space="preserve">docker compose up -d    # </w:t>
-                            </w:r>
-                            <w:r>
-                              <w:rPr>
-                                <w:rStyle w:val="melo-codeblock-Base-theme-char"/>
-                              </w:rPr>
-                              <w:t>一键启动全部服务</w:t>
+                              <w:t>docker compose up -d    # 一键启动全部服务</w:t>
                             </w:r>
                           </w:p>
                         </w:txbxContent>
@@ -21810,14 +19396,7 @@
                 <w:rFonts w:ascii="PingFang SC" w:eastAsia="PingFang SC" w:hAnsi="PingFang SC" w:cs="PingFang SC"/>
                 <w:color w:val="000000"/>
               </w:rPr>
-              <w:t xml:space="preserve">S6 LabVIEW </w:t>
-            </w:r>
-            <w:r>
-              <w:rPr>
-                <w:rFonts w:ascii="PingFang SC" w:eastAsia="PingFang SC" w:hAnsi="PingFang SC" w:cs="PingFang SC"/>
-                <w:color w:val="000000"/>
-              </w:rPr>
-              <w:t>上位机</w:t>
+              <w:t>S6 LabVIEW 上位机</w:t>
             </w:r>
           </w:p>
         </w:tc>
@@ -21847,21 +19426,7 @@
                 <w:rFonts w:ascii="PingFang SC" w:eastAsia="PingFang SC" w:hAnsi="PingFang SC" w:cs="PingFang SC"/>
                 <w:color w:val="000000"/>
               </w:rPr>
-              <w:t>硬件工控软件，依赖</w:t>
-            </w:r>
-            <w:r>
-              <w:rPr>
-                <w:rFonts w:ascii="PingFang SC" w:eastAsia="PingFang SC" w:hAnsi="PingFang SC" w:cs="PingFang SC"/>
-                <w:color w:val="000000"/>
-              </w:rPr>
-              <w:t xml:space="preserve"> FPGA/DAQ </w:t>
-            </w:r>
-            <w:r>
-              <w:rPr>
-                <w:rFonts w:ascii="PingFang SC" w:eastAsia="PingFang SC" w:hAnsi="PingFang SC" w:cs="PingFang SC"/>
-                <w:color w:val="000000"/>
-              </w:rPr>
-              <w:t>硬件</w:t>
+              <w:t>硬件工控软件，依赖 FPGA/DAQ 硬件</w:t>
             </w:r>
           </w:p>
         </w:tc>
@@ -21923,14 +19488,7 @@
                 <w:rFonts w:ascii="PingFang SC" w:eastAsia="PingFang SC" w:hAnsi="PingFang SC" w:cs="PingFang SC"/>
                 <w:color w:val="000000"/>
               </w:rPr>
-              <w:t xml:space="preserve">S7 </w:t>
-            </w:r>
-            <w:r>
-              <w:rPr>
-                <w:rFonts w:ascii="PingFang SC" w:eastAsia="PingFang SC" w:hAnsi="PingFang SC" w:cs="PingFang SC"/>
-                <w:color w:val="000000"/>
-              </w:rPr>
-              <w:t>桌面分析系统</w:t>
+              <w:t>S7 桌面分析系统</w:t>
             </w:r>
           </w:p>
         </w:tc>
@@ -21960,28 +19518,7 @@
                 <w:rFonts w:ascii="PingFang SC" w:eastAsia="PingFang SC" w:hAnsi="PingFang SC" w:cs="PingFang SC"/>
                 <w:color w:val="000000"/>
               </w:rPr>
-              <w:t xml:space="preserve">PySide6 </w:t>
-            </w:r>
-            <w:r>
-              <w:rPr>
-                <w:rFonts w:ascii="PingFang SC" w:eastAsia="PingFang SC" w:hAnsi="PingFang SC" w:cs="PingFang SC"/>
-                <w:color w:val="000000"/>
-              </w:rPr>
-              <w:t>桌面应用，含</w:t>
-            </w:r>
-            <w:r>
-              <w:rPr>
-                <w:rFonts w:ascii="PingFang SC" w:eastAsia="PingFang SC" w:hAnsi="PingFang SC" w:cs="PingFang SC"/>
-                <w:color w:val="000000"/>
-              </w:rPr>
-              <w:t xml:space="preserve"> ONNX </w:t>
-            </w:r>
-            <w:r>
-              <w:rPr>
-                <w:rFonts w:ascii="PingFang SC" w:eastAsia="PingFang SC" w:hAnsi="PingFang SC" w:cs="PingFang SC"/>
-                <w:color w:val="000000"/>
-              </w:rPr>
-              <w:t>本地推理</w:t>
+              <w:t>PySide6 桌面应用，含 ONNX 本地推理</w:t>
             </w:r>
           </w:p>
         </w:tc>
@@ -22011,21 +19548,7 @@
                 <w:rFonts w:ascii="PingFang SC" w:eastAsia="PingFang SC" w:hAnsi="PingFang SC" w:cs="PingFang SC"/>
                 <w:color w:val="000000"/>
               </w:rPr>
-              <w:t>本地安装</w:t>
-            </w:r>
-            <w:r>
-              <w:rPr>
-                <w:rFonts w:ascii="PingFang SC" w:eastAsia="PingFang SC" w:hAnsi="PingFang SC" w:cs="PingFang SC"/>
-                <w:color w:val="000000"/>
-              </w:rPr>
-              <w:t xml:space="preserve"> / </w:t>
-            </w:r>
-            <w:r>
-              <w:rPr>
-                <w:rFonts w:ascii="PingFang SC" w:eastAsia="PingFang SC" w:hAnsi="PingFang SC" w:cs="PingFang SC"/>
-                <w:color w:val="000000"/>
-              </w:rPr>
-              <w:t>打包分发</w:t>
+              <w:t>本地安装 / 打包分发</w:t>
             </w:r>
           </w:p>
         </w:tc>
@@ -22246,14 +19769,7 @@
                 <w:rFonts w:ascii="PingFang SC" w:eastAsia="PingFang SC" w:hAnsi="PingFang SC" w:cs="PingFang SC"/>
                 <w:color w:val="000000"/>
               </w:rPr>
-              <w:t>粘接力预测精度</w:t>
-            </w:r>
-            <w:r>
-              <w:rPr>
-                <w:rFonts w:ascii="PingFang SC" w:eastAsia="PingFang SC" w:hAnsi="PingFang SC" w:cs="PingFang SC"/>
-                <w:color w:val="000000"/>
-              </w:rPr>
-              <w:t xml:space="preserve"> (MAPE)</w:t>
+              <w:t>粘接力预测精度 (MAPE)</w:t>
             </w:r>
           </w:p>
         </w:tc>
@@ -22343,35 +19859,7 @@
                 <w:rFonts w:ascii="PingFang SC" w:eastAsia="PingFang SC" w:hAnsi="PingFang SC" w:cs="PingFang SC"/>
                 <w:color w:val="000000"/>
               </w:rPr>
-              <w:t>✅</w:t>
-            </w:r>
-            <w:r>
-              <w:rPr>
-                <w:rFonts w:ascii="PingFang SC" w:eastAsia="PingFang SC" w:hAnsi="PingFang SC" w:cs="PingFang SC"/>
-                <w:color w:val="000000"/>
-              </w:rPr>
-              <w:t xml:space="preserve"> </w:t>
-            </w:r>
-            <w:r>
-              <w:rPr>
-                <w:rFonts w:ascii="PingFang SC" w:eastAsia="PingFang SC" w:hAnsi="PingFang SC" w:cs="PingFang SC"/>
-                <w:color w:val="000000"/>
-              </w:rPr>
-              <w:t>超额</w:t>
-            </w:r>
-            <w:r>
-              <w:rPr>
-                <w:rFonts w:ascii="PingFang SC" w:eastAsia="PingFang SC" w:hAnsi="PingFang SC" w:cs="PingFang SC"/>
-                <w:color w:val="000000"/>
-              </w:rPr>
-              <w:t xml:space="preserve"> 7.7 </w:t>
-            </w:r>
-            <w:r>
-              <w:rPr>
-                <w:rFonts w:ascii="PingFang SC" w:eastAsia="PingFang SC" w:hAnsi="PingFang SC" w:cs="PingFang SC"/>
-                <w:color w:val="000000"/>
-              </w:rPr>
-              <w:t>倍</w:t>
+              <w:t>✅ 超额 7.7 倍</w:t>
             </w:r>
           </w:p>
         </w:tc>
@@ -22493,35 +19981,7 @@
                 <w:rFonts w:ascii="PingFang SC" w:eastAsia="PingFang SC" w:hAnsi="PingFang SC" w:cs="PingFang SC"/>
                 <w:color w:val="000000"/>
               </w:rPr>
-              <w:t>✅</w:t>
-            </w:r>
-            <w:r>
-              <w:rPr>
-                <w:rFonts w:ascii="PingFang SC" w:eastAsia="PingFang SC" w:hAnsi="PingFang SC" w:cs="PingFang SC"/>
-                <w:color w:val="000000"/>
-              </w:rPr>
-              <w:t xml:space="preserve"> </w:t>
-            </w:r>
-            <w:r>
-              <w:rPr>
-                <w:rFonts w:ascii="PingFang SC" w:eastAsia="PingFang SC" w:hAnsi="PingFang SC" w:cs="PingFang SC"/>
-                <w:color w:val="000000"/>
-              </w:rPr>
-              <w:t>超额</w:t>
-            </w:r>
-            <w:r>
-              <w:rPr>
-                <w:rFonts w:ascii="PingFang SC" w:eastAsia="PingFang SC" w:hAnsi="PingFang SC" w:cs="PingFang SC"/>
-                <w:color w:val="000000"/>
-              </w:rPr>
-              <w:t xml:space="preserve"> 15.4 </w:t>
-            </w:r>
-            <w:r>
-              <w:rPr>
-                <w:rFonts w:ascii="PingFang SC" w:eastAsia="PingFang SC" w:hAnsi="PingFang SC" w:cs="PingFang SC"/>
-                <w:color w:val="000000"/>
-              </w:rPr>
-              <w:t>倍</w:t>
+              <w:t>✅ 超额 15.4 倍</w:t>
             </w:r>
           </w:p>
         </w:tc>
@@ -22553,21 +20013,7 @@
                 <w:rFonts w:ascii="PingFang SC" w:eastAsia="PingFang SC" w:hAnsi="PingFang SC" w:cs="PingFang SC"/>
                 <w:color w:val="000000"/>
               </w:rPr>
-              <w:t xml:space="preserve">U-Net </w:t>
-            </w:r>
-            <w:r>
-              <w:rPr>
-                <w:rFonts w:ascii="PingFang SC" w:eastAsia="PingFang SC" w:hAnsi="PingFang SC" w:cs="PingFang SC"/>
-                <w:color w:val="000000"/>
-              </w:rPr>
-              <w:t>分割</w:t>
-            </w:r>
-            <w:r>
-              <w:rPr>
-                <w:rFonts w:ascii="PingFang SC" w:eastAsia="PingFang SC" w:hAnsi="PingFang SC" w:cs="PingFang SC"/>
-                <w:color w:val="000000"/>
-              </w:rPr>
-              <w:t xml:space="preserve"> IoU</w:t>
+              <w:t>U-Net 分割 IoU</w:t>
             </w:r>
           </w:p>
         </w:tc>
@@ -22657,21 +20103,7 @@
                 <w:rFonts w:ascii="PingFang SC" w:eastAsia="PingFang SC" w:hAnsi="PingFang SC" w:cs="PingFang SC"/>
                 <w:color w:val="000000"/>
               </w:rPr>
-              <w:t>✅</w:t>
-            </w:r>
-            <w:r>
-              <w:rPr>
-                <w:rFonts w:ascii="PingFang SC" w:eastAsia="PingFang SC" w:hAnsi="PingFang SC" w:cs="PingFang SC"/>
-                <w:color w:val="000000"/>
-              </w:rPr>
-              <w:t xml:space="preserve"> </w:t>
-            </w:r>
-            <w:r>
-              <w:rPr>
-                <w:rFonts w:ascii="PingFang SC" w:eastAsia="PingFang SC" w:hAnsi="PingFang SC" w:cs="PingFang SC"/>
-                <w:color w:val="000000"/>
-              </w:rPr>
-              <w:t>达成</w:t>
+              <w:t>✅ 达成</w:t>
             </w:r>
           </w:p>
         </w:tc>
@@ -22703,21 +20135,7 @@
                 <w:rFonts w:ascii="PingFang SC" w:eastAsia="PingFang SC" w:hAnsi="PingFang SC" w:cs="PingFang SC"/>
                 <w:color w:val="000000"/>
               </w:rPr>
-              <w:t xml:space="preserve">U-Net </w:t>
-            </w:r>
-            <w:r>
-              <w:rPr>
-                <w:rFonts w:ascii="PingFang SC" w:eastAsia="PingFang SC" w:hAnsi="PingFang SC" w:cs="PingFang SC"/>
-                <w:color w:val="000000"/>
-              </w:rPr>
-              <w:t>分割</w:t>
-            </w:r>
-            <w:r>
-              <w:rPr>
-                <w:rFonts w:ascii="PingFang SC" w:eastAsia="PingFang SC" w:hAnsi="PingFang SC" w:cs="PingFang SC"/>
-                <w:color w:val="000000"/>
-              </w:rPr>
-              <w:t xml:space="preserve"> Dice</w:t>
+              <w:t>U-Net 分割 Dice</w:t>
             </w:r>
           </w:p>
         </w:tc>
@@ -22807,21 +20225,7 @@
                 <w:rFonts w:ascii="PingFang SC" w:eastAsia="PingFang SC" w:hAnsi="PingFang SC" w:cs="PingFang SC"/>
                 <w:color w:val="000000"/>
               </w:rPr>
-              <w:t>✅</w:t>
-            </w:r>
-            <w:r>
-              <w:rPr>
-                <w:rFonts w:ascii="PingFang SC" w:eastAsia="PingFang SC" w:hAnsi="PingFang SC" w:cs="PingFang SC"/>
-                <w:color w:val="000000"/>
-              </w:rPr>
-              <w:t xml:space="preserve"> </w:t>
-            </w:r>
-            <w:r>
-              <w:rPr>
-                <w:rFonts w:ascii="PingFang SC" w:eastAsia="PingFang SC" w:hAnsi="PingFang SC" w:cs="PingFang SC"/>
-                <w:color w:val="000000"/>
-              </w:rPr>
-              <w:t>达成</w:t>
+              <w:t>✅ 达成</w:t>
             </w:r>
           </w:p>
         </w:tc>
@@ -22853,14 +20257,7 @@
                 <w:rFonts w:ascii="PingFang SC" w:eastAsia="PingFang SC" w:hAnsi="PingFang SC" w:cs="PingFang SC"/>
                 <w:color w:val="000000"/>
               </w:rPr>
-              <w:t>模型</w:t>
-            </w:r>
-            <w:r>
-              <w:rPr>
-                <w:rFonts w:ascii="PingFang SC" w:eastAsia="PingFang SC" w:hAnsi="PingFang SC" w:cs="PingFang SC"/>
-                <w:color w:val="000000"/>
-              </w:rPr>
-              <w:t xml:space="preserve"> R²</w:t>
+              <w:t>模型 R²</w:t>
             </w:r>
           </w:p>
         </w:tc>
@@ -22950,21 +20347,7 @@
                 <w:rFonts w:ascii="PingFang SC" w:eastAsia="PingFang SC" w:hAnsi="PingFang SC" w:cs="PingFang SC"/>
                 <w:color w:val="000000"/>
               </w:rPr>
-              <w:t>✅</w:t>
-            </w:r>
-            <w:r>
-              <w:rPr>
-                <w:rFonts w:ascii="PingFang SC" w:eastAsia="PingFang SC" w:hAnsi="PingFang SC" w:cs="PingFang SC"/>
-                <w:color w:val="000000"/>
-              </w:rPr>
-              <w:t xml:space="preserve"> </w:t>
-            </w:r>
-            <w:r>
-              <w:rPr>
-                <w:rFonts w:ascii="PingFang SC" w:eastAsia="PingFang SC" w:hAnsi="PingFang SC" w:cs="PingFang SC"/>
-                <w:color w:val="000000"/>
-              </w:rPr>
-              <w:t>达成</w:t>
+              <w:t>✅ 达成</w:t>
             </w:r>
           </w:p>
         </w:tc>
@@ -23086,21 +20469,7 @@
                 <w:rFonts w:ascii="PingFang SC" w:eastAsia="PingFang SC" w:hAnsi="PingFang SC" w:cs="PingFang SC"/>
                 <w:color w:val="000000"/>
               </w:rPr>
-              <w:t>✅</w:t>
-            </w:r>
-            <w:r>
-              <w:rPr>
-                <w:rFonts w:ascii="PingFang SC" w:eastAsia="PingFang SC" w:hAnsi="PingFang SC" w:cs="PingFang SC"/>
-                <w:color w:val="000000"/>
-              </w:rPr>
-              <w:t xml:space="preserve"> </w:t>
-            </w:r>
-            <w:r>
-              <w:rPr>
-                <w:rFonts w:ascii="PingFang SC" w:eastAsia="PingFang SC" w:hAnsi="PingFang SC" w:cs="PingFang SC"/>
-                <w:color w:val="000000"/>
-              </w:rPr>
-              <w:t>达成</w:t>
+              <w:t>✅ 达成</w:t>
             </w:r>
           </w:p>
         </w:tc>
@@ -23192,21 +20561,7 @@
                 <w:rFonts w:ascii="PingFang SC" w:eastAsia="PingFang SC" w:hAnsi="PingFang SC" w:cs="PingFang SC"/>
                 <w:color w:val="000000"/>
               </w:rPr>
-              <w:t xml:space="preserve">1000 </w:t>
-            </w:r>
-            <w:r>
-              <w:rPr>
-                <w:rFonts w:ascii="PingFang SC" w:eastAsia="PingFang SC" w:hAnsi="PingFang SC" w:cs="PingFang SC"/>
-                <w:color w:val="000000"/>
-              </w:rPr>
-              <w:t>次迭代</w:t>
-            </w:r>
-            <w:r>
-              <w:rPr>
-                <w:rFonts w:ascii="PingFang SC" w:eastAsia="PingFang SC" w:hAnsi="PingFang SC" w:cs="PingFang SC"/>
-                <w:color w:val="000000"/>
-              </w:rPr>
-              <w:t xml:space="preserve"> &lt; 50 MB</w:t>
+              <w:t>1000 次迭代 &lt; 50 MB</w:t>
             </w:r>
           </w:p>
         </w:tc>
@@ -23236,21 +20591,7 @@
                 <w:rFonts w:ascii="PingFang SC" w:eastAsia="PingFang SC" w:hAnsi="PingFang SC" w:cs="PingFang SC"/>
                 <w:color w:val="000000"/>
               </w:rPr>
-              <w:t>✅</w:t>
-            </w:r>
-            <w:r>
-              <w:rPr>
-                <w:rFonts w:ascii="PingFang SC" w:eastAsia="PingFang SC" w:hAnsi="PingFang SC" w:cs="PingFang SC"/>
-                <w:color w:val="000000"/>
-              </w:rPr>
-              <w:t xml:space="preserve"> </w:t>
-            </w:r>
-            <w:r>
-              <w:rPr>
-                <w:rFonts w:ascii="PingFang SC" w:eastAsia="PingFang SC" w:hAnsi="PingFang SC" w:cs="PingFang SC"/>
-                <w:color w:val="000000"/>
-              </w:rPr>
-              <w:t>达成</w:t>
+              <w:t>✅ 达成</w:t>
             </w:r>
           </w:p>
         </w:tc>
@@ -23282,7 +20623,6 @@
                 <w:rFonts w:ascii="PingFang SC" w:eastAsia="PingFang SC" w:hAnsi="PingFang SC" w:cs="PingFang SC"/>
                 <w:color w:val="000000"/>
               </w:rPr>
-              <w:lastRenderedPageBreak/>
               <w:t>输出确定性</w:t>
             </w:r>
           </w:p>
@@ -23343,14 +20683,7 @@
                 <w:rFonts w:ascii="PingFang SC" w:eastAsia="PingFang SC" w:hAnsi="PingFang SC" w:cs="PingFang SC"/>
                 <w:color w:val="000000"/>
               </w:rPr>
-              <w:t xml:space="preserve">10 </w:t>
-            </w:r>
-            <w:r>
-              <w:rPr>
-                <w:rFonts w:ascii="PingFang SC" w:eastAsia="PingFang SC" w:hAnsi="PingFang SC" w:cs="PingFang SC"/>
-                <w:color w:val="000000"/>
-              </w:rPr>
-              <w:t>次运行结果一致</w:t>
+              <w:t>10 次运行结果一致</w:t>
             </w:r>
           </w:p>
         </w:tc>
@@ -23380,21 +20713,7 @@
                 <w:rFonts w:ascii="PingFang SC" w:eastAsia="PingFang SC" w:hAnsi="PingFang SC" w:cs="PingFang SC"/>
                 <w:color w:val="000000"/>
               </w:rPr>
-              <w:t>✅</w:t>
-            </w:r>
-            <w:r>
-              <w:rPr>
-                <w:rFonts w:ascii="PingFang SC" w:eastAsia="PingFang SC" w:hAnsi="PingFang SC" w:cs="PingFang SC"/>
-                <w:color w:val="000000"/>
-              </w:rPr>
-              <w:t xml:space="preserve"> </w:t>
-            </w:r>
-            <w:r>
-              <w:rPr>
-                <w:rFonts w:ascii="PingFang SC" w:eastAsia="PingFang SC" w:hAnsi="PingFang SC" w:cs="PingFang SC"/>
-                <w:color w:val="000000"/>
-              </w:rPr>
-              <w:t>达成</w:t>
+              <w:t>✅ 达成</w:t>
             </w:r>
           </w:p>
         </w:tc>
@@ -24119,6 +21438,7 @@
                 <w:rFonts w:ascii="PingFang SC" w:eastAsia="PingFang SC" w:hAnsi="PingFang SC" w:cs="PingFang SC"/>
                 <w:color w:val="000000"/>
               </w:rPr>
+              <w:lastRenderedPageBreak/>
               <w:t>LightGBM</w:t>
             </w:r>
           </w:p>
@@ -25210,13 +22530,7 @@
         <w:rPr>
           <w:color w:val="000000"/>
         </w:rPr>
-        <w:t>材料特性的声力</w:t>
-      </w:r>
-      <w:r>
-        <w:rPr>
-          <w:color w:val="000000"/>
-        </w:rPr>
-        <w:t>耦合预测模型体系</w:t>
+        <w:t>材料特性的声力耦合预测模型体系</w:t>
       </w:r>
     </w:p>
     <w:p>
@@ -25670,13 +22984,7 @@
         <w:rPr>
           <w:color w:val="000000"/>
         </w:rPr>
-        <w:t>Dice =</w:t>
-      </w:r>
-      <w:r>
-        <w:rPr>
-          <w:color w:val="000000"/>
-        </w:rPr>
-        <w:t xml:space="preserve"> 0.96</w:t>
+        <w:t>Dice = 0.96</w:t>
       </w:r>
     </w:p>
     <w:p>
@@ -25753,7 +23061,6 @@
         <w:rPr>
           <w:color w:val="000000"/>
         </w:rPr>
-        <w:lastRenderedPageBreak/>
         <w:t xml:space="preserve">10.2 </w:t>
       </w:r>
       <w:r>
@@ -25902,14 +23209,7 @@
           <w:i/>
           <w:color w:val="000000"/>
         </w:rPr>
-        <w:t>本报告由北京信息科技大学项目组编制，所有</w:t>
-      </w:r>
-      <w:r>
-        <w:rPr>
-          <w:i/>
-          <w:color w:val="000000"/>
-        </w:rPr>
-        <w:t>技术数据和测试结果均基于项目实际开发成果。</w:t>
+        <w:t>本报告由北京信息科技大学项目组编制，所有技术数据和测试结果均基于项目实际开发成果。</w:t>
       </w:r>
     </w:p>
     <w:p>
